--- a/docs/deliverables/out/Drop-0_Setup_and_Data_Migration/BRD-03_Product_Maintenance/05_BIBS_TestPlan_BRD-03_Product_Maintenance_Summary_v2.0.docx
+++ b/docs/deliverables/out/Drop-0_Setup_and_Data_Migration/BRD-03_Product_Maintenance/05_BIBS_TestPlan_BRD-03_Product_Maintenance_Summary_v2.0.docx
@@ -7554,7 +7554,7 @@
               <w:rPr>
                 <w:sz w:val="17"/>
               </w:rPr>
-              <w:t>76</w:t>
+              <w:t>79</w:t>
             </w:r>
           </w:p>
         </w:tc>
@@ -9510,7 +9510,7 @@
               <w:rPr>
                 <w:sz w:val="18"/>
               </w:rPr>
-              <w:t>263</w:t>
+              <w:t>266</w:t>
             </w:r>
           </w:p>
         </w:tc>
@@ -9561,7 +9561,7 @@
               <w:rPr>
                 <w:sz w:val="18"/>
               </w:rPr>
-              <w:t>122 / 141</w:t>
+              <w:t>123 / 143</w:t>
             </w:r>
           </w:p>
         </w:tc>
@@ -9661,7 +9661,7 @@
               <w:rPr>
                 <w:sz w:val="18"/>
               </w:rPr>
-              <w:t>100</w:t>
+              <w:t>102</w:t>
             </w:r>
           </w:p>
         </w:tc>
@@ -9810,7 +9810,7 @@
               <w:rPr>
                 <w:sz w:val="18"/>
               </w:rPr>
-              <w:t>34</w:t>
+              <w:t>35</w:t>
             </w:r>
           </w:p>
         </w:tc>
@@ -10061,7 +10061,7 @@
               <w:rPr>
                 <w:sz w:val="18"/>
               </w:rPr>
-              <w:t>150</w:t>
+              <w:t>153</w:t>
             </w:r>
           </w:p>
         </w:tc>
@@ -15922,7 +15922,7 @@
               <w:rPr>
                 <w:sz w:val="16"/>
               </w:rPr>
-              <w:t>7</w:t>
+              <w:t>8</w:t>
             </w:r>
           </w:p>
         </w:tc>
@@ -15945,7 +15945,7 @@
               <w:rPr>
                 <w:sz w:val="16"/>
               </w:rPr>
-              <w:t>6</w:t>
+              <w:t>8</w:t>
             </w:r>
           </w:p>
         </w:tc>
@@ -15968,7 +15968,7 @@
               <w:rPr>
                 <w:sz w:val="16"/>
               </w:rPr>
-              <w:t>13</w:t>
+              <w:t>16</w:t>
             </w:r>
           </w:p>
         </w:tc>
@@ -15991,7 +15991,7 @@
               <w:rPr>
                 <w:sz w:val="16"/>
               </w:rPr>
-              <w:t>5</w:t>
+              <w:t>8</w:t>
             </w:r>
           </w:p>
         </w:tc>
@@ -18805,7 +18805,7 @@
               <w:rPr>
                 <w:sz w:val="16"/>
               </w:rPr>
-              <w:t>10</w:t>
+              <w:t>11</w:t>
             </w:r>
           </w:p>
         </w:tc>
@@ -18827,7 +18827,7 @@
               <w:rPr>
                 <w:sz w:val="16"/>
               </w:rPr>
-              <w:t>10</w:t>
+              <w:t>12</w:t>
             </w:r>
           </w:p>
         </w:tc>
@@ -18849,7 +18849,7 @@
               <w:rPr>
                 <w:sz w:val="16"/>
               </w:rPr>
-              <w:t>20</w:t>
+              <w:t>23</w:t>
             </w:r>
           </w:p>
         </w:tc>
@@ -22826,7 +22826,7 @@
               <w:rPr>
                 <w:sz w:val="17"/>
               </w:rPr>
-              <w:t>Sign-off, set-up and release. TSU submits the requirements pack, ManCom signs off, MBS sets up the version, the validator releases it and TSU sends the advisory; a RETIRE request retires a package.</w:t>
+              <w:t>Sign-off, set-up and release. TSU submits the requirements pack, ManCom signs off, MBS sets up the version, the validator releases it and TSU sends the advisory; a retirement request retires a package.</w:t>
             </w:r>
           </w:p>
         </w:tc>
@@ -22945,7 +22945,7 @@
               <w:rPr>
                 <w:sz w:val="17"/>
               </w:rPr>
-              <w:t>16</w:t>
+              <w:t>19</w:t>
             </w:r>
           </w:p>
         </w:tc>
@@ -25374,7 +25374,7 @@
               <w:rPr>
                 <w:sz w:val="15"/>
               </w:rPr>
-              <w:t>17</w:t>
+              <w:t>20</w:t>
             </w:r>
           </w:p>
         </w:tc>
@@ -29758,7 +29758,7 @@
               <w:rPr>
                 <w:sz w:val="16"/>
               </w:rPr>
-              <w:t>10</w:t>
+              <w:t>12</w:t>
             </w:r>
           </w:p>
         </w:tc>
@@ -29831,7 +29831,7 @@
               <w:rPr>
                 <w:sz w:val="16"/>
               </w:rPr>
-              <w:t>IncentiveCriteriaIT</w:t>
+              <w:t>RatingSchemeIT</w:t>
             </w:r>
           </w:p>
         </w:tc>
@@ -29853,7 +29853,7 @@
               <w:rPr>
                 <w:sz w:val="16"/>
               </w:rPr>
-              <w:t>9</w:t>
+              <w:t>11</w:t>
             </w:r>
           </w:p>
         </w:tc>
@@ -29925,7 +29925,7 @@
               <w:rPr>
                 <w:sz w:val="16"/>
               </w:rPr>
-              <w:t>RatingSchemeIT</w:t>
+              <w:t>IncentiveCriteriaIT</w:t>
             </w:r>
           </w:p>
         </w:tc>
@@ -29948,7 +29948,7 @@
               <w:rPr>
                 <w:sz w:val="16"/>
               </w:rPr>
-              <w:t>7</w:t>
+              <w:t>9</w:t>
             </w:r>
           </w:p>
         </w:tc>

--- a/docs/deliverables/out/Drop-0_Setup_and_Data_Migration/BRD-03_Product_Maintenance/05_BIBS_TestPlan_BRD-03_Product_Maintenance_Summary_v2.0.docx
+++ b/docs/deliverables/out/Drop-0_Setup_and_Data_Migration/BRD-03_Product_Maintenance/05_BIBS_TestPlan_BRD-03_Product_Maintenance_Summary_v2.0.docx
@@ -836,7 +836,7 @@
               <w:rPr>
                 <w:sz w:val="18"/>
               </w:rPr>
-              <w:t>Internal draft from FRS BRD-3 v1.0 and the as-built code</w:t>
+              <w:t>Internal draft from FRS BRD-3 v1.0</w:t>
             </w:r>
           </w:p>
         </w:tc>
@@ -1836,7 +1836,7 @@
               <w:rPr>
                 <w:sz w:val="18"/>
               </w:rPr>
-              <w:t>System test, defect fixing, UAT support</w:t>
+              <w:t>System test, issue resolution, UAT support</w:t>
             </w:r>
           </w:p>
         </w:tc>
@@ -1994,7 +1994,7 @@
           <w:t xml:space="preserve">	</w:t>
         </w:r>
         <w:r>
-          <w:t xml:space="preserve">6</w:t>
+          <w:t xml:space="preserve">5</w:t>
         </w:r>
       </w:hyperlink>
     </w:p>
@@ -2026,7 +2026,7 @@
           <w:t xml:space="preserve">	</w:t>
         </w:r>
         <w:r>
-          <w:t xml:space="preserve">7</w:t>
+          <w:t xml:space="preserve">6</w:t>
         </w:r>
       </w:hyperlink>
     </w:p>
@@ -2042,7 +2042,7 @@
           <w:t xml:space="preserve">	</w:t>
         </w:r>
         <w:r>
-          <w:t xml:space="preserve">7</w:t>
+          <w:t xml:space="preserve">6</w:t>
         </w:r>
       </w:hyperlink>
     </w:p>
@@ -2106,7 +2106,7 @@
           <w:t xml:space="preserve">	</w:t>
         </w:r>
         <w:r>
-          <w:t xml:space="preserve">8</w:t>
+          <w:t xml:space="preserve">7</w:t>
         </w:r>
       </w:hyperlink>
     </w:p>
@@ -2132,7 +2132,7 @@
       </w:pPr>
       <w:hyperlink w:anchor="_Toc000117" w:history="1">
         <w:r>
-          <w:t xml:space="preserve">6 Defect management</w:t>
+          <w:t xml:space="preserve">6 Issue management</w:t>
         </w:r>
         <w:r>
           <w:t xml:space="preserve">	</w:t>
@@ -2186,7 +2186,7 @@
           <w:t xml:space="preserve">	</w:t>
         </w:r>
         <w:r>
-          <w:t xml:space="preserve">10</w:t>
+          <w:t xml:space="preserve">9</w:t>
         </w:r>
       </w:hyperlink>
     </w:p>
@@ -2202,7 +2202,7 @@
           <w:t xml:space="preserve">	</w:t>
         </w:r>
         <w:r>
-          <w:t xml:space="preserve">10</w:t>
+          <w:t xml:space="preserve">9</w:t>
         </w:r>
       </w:hyperlink>
     </w:p>
@@ -2234,7 +2234,7 @@
           <w:t xml:space="preserve">	</w:t>
         </w:r>
         <w:r>
-          <w:t xml:space="preserve">12</w:t>
+          <w:t xml:space="preserve">11</w:t>
         </w:r>
       </w:hyperlink>
     </w:p>
@@ -2250,7 +2250,7 @@
           <w:t xml:space="preserve">	</w:t>
         </w:r>
         <w:r>
-          <w:t xml:space="preserve">13</w:t>
+          <w:t xml:space="preserve">12</w:t>
         </w:r>
       </w:hyperlink>
     </w:p>
@@ -2282,23 +2282,23 @@
           <w:t xml:space="preserve">	</w:t>
         </w:r>
         <w:r>
-          <w:t xml:space="preserve">14</w:t>
+          <w:t xml:space="preserve">13</w:t>
         </w:r>
       </w:hyperlink>
     </w:p>
     <w:p>
       <w:pPr>
-        <w:pStyle w:val="toc2"/>
+        <w:pStyle w:val="toc1"/>
       </w:pPr>
       <w:hyperlink w:anchor="_Toc000127" w:history="1">
         <w:r>
-          <w:t xml:space="preserve">7.7 Automated tests referenced</w:t>
+          <w:t xml:space="preserve">8 Risks</w:t>
         </w:r>
         <w:r>
           <w:t xml:space="preserve">	</w:t>
         </w:r>
         <w:r>
-          <w:t xml:space="preserve">15</w:t>
+          <w:t xml:space="preserve">14</w:t>
         </w:r>
       </w:hyperlink>
     </w:p>
@@ -2308,45 +2308,13 @@
       </w:pPr>
       <w:hyperlink w:anchor="_Toc000128" w:history="1">
         <w:r>
-          <w:t xml:space="preserve">8 Risks</w:t>
+          <w:t xml:space="preserve">9 Sign-off</w:t>
         </w:r>
         <w:r>
           <w:t xml:space="preserve">	</w:t>
         </w:r>
         <w:r>
           <w:t xml:space="preserve">15</w:t>
-        </w:r>
-      </w:hyperlink>
-    </w:p>
-    <w:p>
-      <w:pPr>
-        <w:pStyle w:val="toc1"/>
-      </w:pPr>
-      <w:hyperlink w:anchor="_Toc000129" w:history="1">
-        <w:r>
-          <w:t xml:space="preserve">9 FRS findings</w:t>
-        </w:r>
-        <w:r>
-          <w:t xml:space="preserve">	</w:t>
-        </w:r>
-        <w:r>
-          <w:t xml:space="preserve">16</w:t>
-        </w:r>
-      </w:hyperlink>
-    </w:p>
-    <w:p>
-      <w:pPr>
-        <w:pStyle w:val="toc1"/>
-      </w:pPr>
-      <w:hyperlink w:anchor="_Toc000130" w:history="1">
-        <w:r>
-          <w:t xml:space="preserve">10 Sign-off</w:t>
-        </w:r>
-        <w:r>
-          <w:t xml:space="preserve">	</w:t>
-        </w:r>
-        <w:r>
-          <w:t xml:space="preserve">18</w:t>
         </w:r>
       </w:hyperlink>
       <w:r>
@@ -2400,7 +2368,7 @@
     <w:p>
       <w:r>
         <w:rPr/>
-        <w:t>Every case traces to a functional requirement (FR) of FRS BRD-3 v1.0 and to the BRD requirement IDs (BRPM.nnn, PMADDnn) that the FR meets. BRD-3 is built, so the expected results quote the messages and codes that BIBS returns, and each case names the automated test that already covers it, where one exists.</w:t>
+        <w:t>Every case traces to a functional requirement (FR) of FRS BRD-3 v1.0 and to the BRD requirement IDs (BRPM.nnn, PMADDnn) that the FR meets. The expected results quote the messages, with their codes, as BIBS shows them.</w:t>
       </w:r>
     </w:p>
     <w:p>
@@ -2744,7 +2712,7 @@
       </w:r>
       <w:r>
         <w:rPr/>
-        <w:t>BDOI's own document layouts and password convention (Q03, Q07). The cases test the draft layouts delivered with the build; they are re-run when BDOI's layouts are loaded.</w:t>
+        <w:t>BDOI's own document layouts and password convention (Q03, Q07). The cases test the draft layouts provided with the system; they are re-run when BDOI's layouts are loaded.</w:t>
       </w:r>
     </w:p>
     <w:p>
@@ -3011,21 +2979,7 @@
               <w:rPr>
                 <w:sz w:val="18"/>
               </w:rPr>
-              <w:t>Product Maintenance (Package) BRD and Workshop Addendum (</w:t>
-            </w:r>
-            <w:r>
-              <w:rPr>
-                <w:rFonts w:ascii="Courier New" w:hAnsi="Courier New" w:cs="Courier New" w:eastAsia="Courier New"/>
-                <w:color w:val="2E2E2E"/>
-                <w:sz w:val="16"/>
-              </w:rPr>
-              <w:t>docs/source-documents/Product Maintenance.pdf</w:t>
-            </w:r>
-            <w:r>
-              <w:rPr>
-                <w:sz w:val="18"/>
-              </w:rPr>
-              <w:t>)</w:t>
+              <w:t>Product Maintenance (Package) BRD and Workshop Addendum</w:t>
             </w:r>
           </w:p>
         </w:tc>
@@ -3161,7 +3115,7 @@
               <w:rPr>
                 <w:sz w:val="18"/>
               </w:rPr>
-              <w:t>R4</w:t>
+              <w:t>R5</w:t>
             </w:r>
           </w:p>
         </w:tc>
@@ -3184,7 +3138,7 @@
               <w:rPr>
                 <w:sz w:val="18"/>
               </w:rPr>
-              <w:t>Product Maintenance build design (</w:t>
+              <w:t>BRD discrepancy and clarification register (</w:t>
             </w:r>
             <w:r>
               <w:rPr>
@@ -3192,7 +3146,7 @@
                 <w:color w:val="2E2E2E"/>
                 <w:sz w:val="16"/>
               </w:rPr>
-              <w:t>docs/architecture/PRODUCT_MAINTENANCE_DESIGN.md</w:t>
+              <w:t>BIBS_Register_BRD-00_Discrepancies_and_Clarifications_v1.0.xlsx</w:t>
             </w:r>
             <w:r>
               <w:rPr>
@@ -3212,91 +3166,6 @@
               <w:right w:w="90" w:type="dxa"/>
             </w:tcMar>
             <w:shd w:val="clear" w:color="auto" w:fill="E5F5FF"/>
-          </w:tcPr>
-          <w:p>
-            <w:pPr>
-              <w:pStyle w:val="BDOITable"/>
-            </w:pPr>
-            <w:r>
-              <w:rPr>
-                <w:sz w:val="18"/>
-              </w:rPr>
-              <w:t>current</w:t>
-            </w:r>
-          </w:p>
-        </w:tc>
-      </w:tr>
-      <w:tr>
-        <w:trPr>
-          <w:cantSplit w:val="true"/>
-        </w:trPr>
-        <w:tc>
-          <w:tcPr>
-            <w:tcW w:type="dxa" w:w="855"/>
-            <w:tcMar>
-              <w:top w:w="50" w:type="dxa"/>
-              <w:bottom w:w="50" w:type="dxa"/>
-              <w:left w:w="90" w:type="dxa"/>
-              <w:right w:w="90" w:type="dxa"/>
-            </w:tcMar>
-          </w:tcPr>
-          <w:p>
-            <w:pPr>
-              <w:pStyle w:val="BDOITable"/>
-            </w:pPr>
-            <w:r>
-              <w:rPr>
-                <w:sz w:val="18"/>
-              </w:rPr>
-              <w:t>R5</w:t>
-            </w:r>
-          </w:p>
-        </w:tc>
-        <w:tc>
-          <w:tcPr>
-            <w:tcW w:type="dxa" w:w="6126"/>
-            <w:tcMar>
-              <w:top w:w="50" w:type="dxa"/>
-              <w:bottom w:w="50" w:type="dxa"/>
-              <w:left w:w="90" w:type="dxa"/>
-              <w:right w:w="90" w:type="dxa"/>
-            </w:tcMar>
-          </w:tcPr>
-          <w:p>
-            <w:pPr>
-              <w:pStyle w:val="BDOITable"/>
-            </w:pPr>
-            <w:r>
-              <w:rPr>
-                <w:sz w:val="18"/>
-              </w:rPr>
-              <w:t>BRD discrepancy and clarification register (</w:t>
-            </w:r>
-            <w:r>
-              <w:rPr>
-                <w:rFonts w:ascii="Courier New" w:hAnsi="Courier New" w:cs="Courier New" w:eastAsia="Courier New"/>
-                <w:color w:val="2E2E2E"/>
-                <w:sz w:val="16"/>
-              </w:rPr>
-              <w:t>BIBS_Register_BRD-00_Discrepancies_and_Clarifications_v1.0.xlsx</w:t>
-            </w:r>
-            <w:r>
-              <w:rPr>
-                <w:sz w:val="18"/>
-              </w:rPr>
-              <w:t>)</w:t>
-            </w:r>
-          </w:p>
-        </w:tc>
-        <w:tc>
-          <w:tcPr>
-            <w:tcW w:type="dxa" w:w="2992"/>
-            <w:tcMar>
-              <w:top w:w="50" w:type="dxa"/>
-              <w:bottom w:w="50" w:type="dxa"/>
-              <w:left w:w="90" w:type="dxa"/>
-              <w:right w:w="90" w:type="dxa"/>
-            </w:tcMar>
           </w:tcPr>
           <w:p>
             <w:pPr>
@@ -3513,7 +3382,7 @@
               <w:rPr>
                 <w:sz w:val="18"/>
               </w:rPr>
-              <w:t>Unit and integration (automated)</w:t>
+              <w:t>System test</w:t>
             </w:r>
           </w:p>
         </w:tc>
@@ -3535,7 +3404,7 @@
               <w:rPr>
                 <w:sz w:val="18"/>
               </w:rPr>
-              <w:t>Rules, validations, workflow transitions, permissions and documents of each FR, against a PostgreSQL database; frontend form checks</w:t>
+              <w:t>Every case of the workbook, screen by screen, with the seed data</w:t>
             </w:r>
           </w:p>
         </w:tc>
@@ -3557,7 +3426,7 @@
               <w:rPr>
                 <w:sz w:val="18"/>
               </w:rPr>
-              <w:t>iorta TechNXT developers</w:t>
+              <w:t>iorta TechNXT QA</w:t>
             </w:r>
           </w:p>
         </w:tc>
@@ -3579,35 +3448,7 @@
               <w:rPr>
                 <w:sz w:val="18"/>
               </w:rPr>
-              <w:t>Every change, in CI (</w:t>
-            </w:r>
-            <w:r>
-              <w:rPr>
-                <w:rFonts w:ascii="Courier New" w:hAnsi="Courier New" w:cs="Courier New" w:eastAsia="Courier New"/>
-                <w:color w:val="2E2E2E"/>
-                <w:sz w:val="16"/>
-              </w:rPr>
-              <w:t>mvn verify</w:t>
-            </w:r>
-            <w:r>
-              <w:rPr>
-                <w:sz w:val="18"/>
-              </w:rPr>
-              <w:t xml:space="preserve">, </w:t>
-            </w:r>
-            <w:r>
-              <w:rPr>
-                <w:rFonts w:ascii="Courier New" w:hAnsi="Courier New" w:cs="Courier New" w:eastAsia="Courier New"/>
-                <w:color w:val="2E2E2E"/>
-                <w:sz w:val="16"/>
-              </w:rPr>
-              <w:t>npm run verify</w:t>
-            </w:r>
-            <w:r>
-              <w:rPr>
-                <w:sz w:val="18"/>
-              </w:rPr>
-              <w:t>)</w:t>
+              <w:t>Before UAT, on the SIT environment</w:t>
             </w:r>
           </w:p>
         </w:tc>
@@ -3635,7 +3476,7 @@
               <w:rPr>
                 <w:sz w:val="18"/>
               </w:rPr>
-              <w:t>System test</w:t>
+              <w:t>Persona end-to-end</w:t>
             </w:r>
           </w:p>
         </w:tc>
@@ -3658,7 +3499,7 @@
               <w:rPr>
                 <w:sz w:val="18"/>
               </w:rPr>
-              <w:t>Every case of the workbook, screen by screen, with the seed data</w:t>
+              <w:t>The eight scenarios run from start to finish by the persona that owns each step, with notifications and e-mails checked in the test mailboxes</w:t>
             </w:r>
           </w:p>
         </w:tc>
@@ -3681,7 +3522,7 @@
               <w:rPr>
                 <w:sz w:val="18"/>
               </w:rPr>
-              <w:t>iorta TechNXT QA</w:t>
+              <w:t>iorta TechNXT QA with the BDOI department testers</w:t>
             </w:r>
           </w:p>
         </w:tc>
@@ -3704,7 +3545,7 @@
               <w:rPr>
                 <w:sz w:val="18"/>
               </w:rPr>
-              <w:t>Before UAT, on the SIT environment</w:t>
+              <w:t>After the system test passes</w:t>
             </w:r>
           </w:p>
         </w:tc>
@@ -3731,7 +3572,7 @@
               <w:rPr>
                 <w:sz w:val="18"/>
               </w:rPr>
-              <w:t>Persona end-to-end</w:t>
+              <w:t>User acceptance test (UAT)</w:t>
             </w:r>
           </w:p>
         </w:tc>
@@ -3753,7 +3594,7 @@
               <w:rPr>
                 <w:sz w:val="18"/>
               </w:rPr>
-              <w:t>The eight scenarios run from start to finish by the persona that owns each step, with notifications and e-mails checked in the test mailboxes</w:t>
+              <w:t>The scenarios and the High-priority cases, run by BDOI testers on masked production-like data</w:t>
             </w:r>
           </w:p>
         </w:tc>
@@ -3775,7 +3616,7 @@
               <w:rPr>
                 <w:sz w:val="18"/>
               </w:rPr>
-              <w:t>iorta TechNXT QA with the BDOI department testers</w:t>
+              <w:t>BDOI MBS, TSU and Marketing testers</w:t>
             </w:r>
           </w:p>
         </w:tc>
@@ -3788,103 +3629,6 @@
               <w:left w:w="90" w:type="dxa"/>
               <w:right w:w="90" w:type="dxa"/>
             </w:tcMar>
-          </w:tcPr>
-          <w:p>
-            <w:pPr>
-              <w:pStyle w:val="BDOITable"/>
-            </w:pPr>
-            <w:r>
-              <w:rPr>
-                <w:sz w:val="18"/>
-              </w:rPr>
-              <w:t>After the system test passes</w:t>
-            </w:r>
-          </w:p>
-        </w:tc>
-      </w:tr>
-      <w:tr>
-        <w:trPr>
-          <w:cantSplit w:val="true"/>
-        </w:trPr>
-        <w:tc>
-          <w:tcPr>
-            <w:tcW w:type="dxa" w:w="1922"/>
-            <w:tcMar>
-              <w:top w:w="50" w:type="dxa"/>
-              <w:bottom w:w="50" w:type="dxa"/>
-              <w:left w:w="90" w:type="dxa"/>
-              <w:right w:w="90" w:type="dxa"/>
-            </w:tcMar>
-            <w:shd w:val="clear" w:color="auto" w:fill="E5F5FF"/>
-          </w:tcPr>
-          <w:p>
-            <w:pPr>
-              <w:pStyle w:val="BDOITable"/>
-            </w:pPr>
-            <w:r>
-              <w:rPr>
-                <w:sz w:val="18"/>
-              </w:rPr>
-              <w:t>User acceptance test (UAT)</w:t>
-            </w:r>
-          </w:p>
-        </w:tc>
-        <w:tc>
-          <w:tcPr>
-            <w:tcW w:type="dxa" w:w="3724"/>
-            <w:tcMar>
-              <w:top w:w="50" w:type="dxa"/>
-              <w:bottom w:w="50" w:type="dxa"/>
-              <w:left w:w="90" w:type="dxa"/>
-              <w:right w:w="90" w:type="dxa"/>
-            </w:tcMar>
-            <w:shd w:val="clear" w:color="auto" w:fill="E5F5FF"/>
-          </w:tcPr>
-          <w:p>
-            <w:pPr>
-              <w:pStyle w:val="BDOITable"/>
-            </w:pPr>
-            <w:r>
-              <w:rPr>
-                <w:sz w:val="18"/>
-              </w:rPr>
-              <w:t>The scenarios and the High-priority cases, run by BDOI testers on masked production-like data</w:t>
-            </w:r>
-          </w:p>
-        </w:tc>
-        <w:tc>
-          <w:tcPr>
-            <w:tcW w:type="dxa" w:w="2163"/>
-            <w:tcMar>
-              <w:top w:w="50" w:type="dxa"/>
-              <w:bottom w:w="50" w:type="dxa"/>
-              <w:left w:w="90" w:type="dxa"/>
-              <w:right w:w="90" w:type="dxa"/>
-            </w:tcMar>
-            <w:shd w:val="clear" w:color="auto" w:fill="E5F5FF"/>
-          </w:tcPr>
-          <w:p>
-            <w:pPr>
-              <w:pStyle w:val="BDOITable"/>
-            </w:pPr>
-            <w:r>
-              <w:rPr>
-                <w:sz w:val="18"/>
-              </w:rPr>
-              <w:t>BDOI MBS, TSU and Marketing testers</w:t>
-            </w:r>
-          </w:p>
-        </w:tc>
-        <w:tc>
-          <w:tcPr>
-            <w:tcW w:type="dxa" w:w="2163"/>
-            <w:tcMar>
-              <w:top w:w="50" w:type="dxa"/>
-              <w:bottom w:w="50" w:type="dxa"/>
-              <w:left w:w="90" w:type="dxa"/>
-              <w:right w:w="90" w:type="dxa"/>
-            </w:tcMar>
-            <w:shd w:val="clear" w:color="auto" w:fill="E5F5FF"/>
           </w:tcPr>
           <w:p>
             <w:pPr>
@@ -3904,12 +3648,6 @@
       <w:pPr>
         <w:pStyle w:val="BDOISpacer"/>
       </w:pPr>
-    </w:p>
-    <w:p>
-      <w:r>
-        <w:rPr/>
-        <w:t>Automated tests do not replace the system test. They show that a rule holds after every change; the system test shows that the screens, messages, documents and e-mails are what the user expects. A case that names an automated test is still run on the screen at least once per cycle.</w:t>
-      </w:r>
     </w:p>
     <w:p>
       <w:pPr>
@@ -3979,7 +3717,7 @@
       </w:r>
       <w:r>
         <w:rPr/>
-        <w:t xml:space="preserve"> (sheet Test Cases) with the persona, the screen (menu path), the preconditions and data set, numbered steps and the expected result. Where BIBS shows a message, the expected result quotes it exactly with its code, as returned by the build.</w:t>
+        <w:t xml:space="preserve"> (sheet Test Cases) with the persona, the screen (menu path), the preconditions and data set, numbered steps and the expected result. Where BIBS shows a message, the expected result quotes it exactly with its code, as the system shows it.</w:t>
       </w:r>
     </w:p>
     <w:p>
@@ -4642,7 +4380,7 @@
     <w:p>
       <w:r>
         <w:rPr/>
-        <w:t>The workbook has a README sheet that explains every column. The sheets are Document Control, Test Conditions, Scenarios, Test Cases, Coverage, Screens, Test Data, Roles and Access and FRS Findings. Case IDs carry their condition: TC-PM-020.2-01 is the first case of condition 2 of FR-PM-020. The Screen ID column of Test Cases links each case to the screen specification of FRS v2.0 (SCR-PM-01 to SCR-PM-22); the Screens sheet lists the cases of each screen. Screen and message cases are numbered TC-PM-SCR-nn and TC-PM-MSG-nn and trace to the first FR of their screen. Status starts as Not run; testers fill Status, Actual result, Tester, Date and Defect ID.</w:t>
+        <w:t>The workbook has a README sheet that explains every column. The sheets are Document Control, Test Conditions, Scenarios, Test Cases, Coverage, Screens, Test Data, Roles and Access. Case IDs carry their condition: TC-PM-020.2-01 is the first case of condition 2 of FR-PM-020. The Screen ID column of Test Cases links each case to the screen specification of FRS v2.0 (SCR-PM-01 to SCR-PM-22); the Screens sheet lists the cases of each screen. Screen and message cases are numbered TC-PM-SCR-nn and TC-PM-MSG-nn and trace to the first FR of their screen. Status starts as Not run; testers fill Status, Actual result, Tester, Date and Issue ID.</w:t>
       </w:r>
     </w:p>
     <w:p>
@@ -4809,7 +4547,7 @@
               <w:rPr>
                 <w:sz w:val="18"/>
               </w:rPr>
-              <w:t>The build is deployed on SIT with the seed profile (seeds V980 to V998); CI is green on the deployed commit; the test mailboxes of the four seed insurers receive mail; this plan is reviewed by the iorta TechNXT project manager.</w:t>
+              <w:t>BIBS is deployed on SIT with the seed data; the test mailboxes of the four seed insurers receive mail; this plan is reviewed by the iorta TechNXT project manager.</w:t>
             </w:r>
           </w:p>
         </w:tc>
@@ -4860,7 +4598,7 @@
               <w:rPr>
                 <w:sz w:val="18"/>
               </w:rPr>
-              <w:t>All High-priority system test cases are run; no open Critical defect; the notification and e-mail relay work on SIT.</w:t>
+              <w:t>All High-priority system test cases are run; no open Critical issue; the notification and e-mail relay work on SIT.</w:t>
             </w:r>
           </w:p>
         </w:tc>
@@ -5070,7 +4808,7 @@
               <w:rPr>
                 <w:sz w:val="18"/>
               </w:rPr>
-              <w:t>100 % of cases run; 100 % of High-priority cases passed; no open Critical or High defect; open Medium and Low defects have an agreed fix date.</w:t>
+              <w:t>100 % of cases run; 100 % of High-priority cases passed; no open Critical or High issue; open Medium and Low issues have an agreed fix date.</w:t>
             </w:r>
           </w:p>
         </w:tc>
@@ -5170,7 +4908,7 @@
               <w:rPr>
                 <w:sz w:val="18"/>
               </w:rPr>
-              <w:t>All scenarios and High-priority cases passed or accepted by the BDOI process owner; no open Critical or High defect; open defects listed with an agreed plan in the UAT sign-off; the sign-off of section 10 is signed.</w:t>
+              <w:t>All scenarios and High-priority cases passed or accepted by the BDOI process owner; no open Critical or High issue; open issues listed with an agreed plan in the UAT sign-off; the sign-off of section 9 is signed.</w:t>
             </w:r>
           </w:p>
         </w:tc>
@@ -5190,7 +4928,7 @@
       </w:r>
       <w:r>
         <w:rPr/>
-        <w:t xml:space="preserve"> Testing of a scenario stops when a Critical defect blocks it, when the environment is down for more than half a day, or when the seed or UAT data is corrupted. It resumes after the fix is deployed and the blocked cases are re-run from their first step.</w:t>
+        <w:t xml:space="preserve"> Testing of a scenario stops when a Critical issue blocks it, when the environment is down for more than half a day, or when the seed or UAT data is corrupted. It resumes after the fix is deployed and the blocked cases are re-run from their first step.</w:t>
       </w:r>
     </w:p>
     <w:p>
@@ -5362,7 +5100,7 @@
               <w:rPr>
                 <w:sz w:val="18"/>
               </w:rPr>
-              <w:t>CI</w:t>
+              <w:t>SIT</w:t>
             </w:r>
           </w:p>
         </w:tc>
@@ -5384,7 +5122,7 @@
               <w:rPr>
                 <w:sz w:val="18"/>
               </w:rPr>
-              <w:t>Automated unit and integration tests on every change</w:t>
+              <w:t>System test and persona end-to-end runs by iorta TechNXT QA</w:t>
             </w:r>
           </w:p>
         </w:tc>
@@ -5406,7 +5144,7 @@
               <w:rPr>
                 <w:sz w:val="18"/>
               </w:rPr>
-              <w:t>Created by each test; PostgreSQL in a container</w:t>
+              <w:t>Seed data; test mailboxes for insurers and users</w:t>
             </w:r>
           </w:p>
         </w:tc>
@@ -5434,7 +5172,7 @@
               <w:rPr>
                 <w:sz w:val="18"/>
               </w:rPr>
-              <w:t>SIT</w:t>
+              <w:t>UAT</w:t>
             </w:r>
           </w:p>
         </w:tc>
@@ -5457,7 +5195,7 @@
               <w:rPr>
                 <w:sz w:val="18"/>
               </w:rPr>
-              <w:t>System test and persona end-to-end runs by iorta TechNXT QA</w:t>
+              <w:t>Acceptance by BDOI testers</w:t>
             </w:r>
           </w:p>
         </w:tc>
@@ -5471,77 +5209,6 @@
               <w:right w:w="90" w:type="dxa"/>
             </w:tcMar>
             <w:shd w:val="clear" w:color="auto" w:fill="E5F5FF"/>
-          </w:tcPr>
-          <w:p>
-            <w:pPr>
-              <w:pStyle w:val="BDOITable"/>
-            </w:pPr>
-            <w:r>
-              <w:rPr>
-                <w:sz w:val="18"/>
-              </w:rPr>
-              <w:t>Seed profile migrations (V900-V998); test mailboxes for insurers and users</w:t>
-            </w:r>
-          </w:p>
-        </w:tc>
-      </w:tr>
-      <w:tr>
-        <w:trPr>
-          <w:cantSplit w:val="true"/>
-        </w:trPr>
-        <w:tc>
-          <w:tcPr>
-            <w:tcW w:type="dxa" w:w="1800"/>
-            <w:tcMar>
-              <w:top w:w="50" w:type="dxa"/>
-              <w:bottom w:w="50" w:type="dxa"/>
-              <w:left w:w="90" w:type="dxa"/>
-              <w:right w:w="90" w:type="dxa"/>
-            </w:tcMar>
-          </w:tcPr>
-          <w:p>
-            <w:pPr>
-              <w:pStyle w:val="BDOITable"/>
-            </w:pPr>
-            <w:r>
-              <w:rPr>
-                <w:sz w:val="18"/>
-              </w:rPr>
-              <w:t>UAT</w:t>
-            </w:r>
-          </w:p>
-        </w:tc>
-        <w:tc>
-          <w:tcPr>
-            <w:tcW w:type="dxa" w:w="4432"/>
-            <w:tcMar>
-              <w:top w:w="50" w:type="dxa"/>
-              <w:bottom w:w="50" w:type="dxa"/>
-              <w:left w:w="90" w:type="dxa"/>
-              <w:right w:w="90" w:type="dxa"/>
-            </w:tcMar>
-          </w:tcPr>
-          <w:p>
-            <w:pPr>
-              <w:pStyle w:val="BDOITable"/>
-            </w:pPr>
-            <w:r>
-              <w:rPr>
-                <w:sz w:val="18"/>
-              </w:rPr>
-              <w:t>Acceptance by BDOI testers</w:t>
-            </w:r>
-          </w:p>
-        </w:tc>
-        <w:tc>
-          <w:tcPr>
-            <w:tcW w:type="dxa" w:w="3739"/>
-            <w:tcMar>
-              <w:top w:w="50" w:type="dxa"/>
-              <w:bottom w:w="50" w:type="dxa"/>
-              <w:left w:w="90" w:type="dxa"/>
-              <w:right w:w="90" w:type="dxa"/>
-            </w:tcMar>
           </w:tcPr>
           <w:p>
             <w:pPr>
@@ -5582,7 +5249,7 @@
     <w:p>
       <w:r>
         <w:rPr/>
-        <w:t>The cases refer to named data sets. For BRD-3 every set is provided by the seed of the build, so testers do not key in master data before they start; TD-PM-12 and TD-PM-13 are prepared by the tester as the case describes.</w:t>
+        <w:t>The cases refer to named data sets. For BRD-3 every set is provided by the seed data, so testers do not key in master data before they start; TD-PM-12 and TD-PM-13 are prepared by the tester as the case describes.</w:t>
       </w:r>
     </w:p>
     <w:p>
@@ -5773,7 +5440,7 @@
               <w:rPr>
                 <w:sz w:val="17"/>
               </w:rPr>
-              <w:t>Seeds V980 (broking users), V998 (Product Maintenance users), V900 (admin, auditor); roles and grants V755</w:t>
+              <w:t>Seed data (broking users, Product Maintenance users, administrator and auditor, with their roles and grants)</w:t>
             </w:r>
           </w:p>
         </w:tc>
@@ -5847,7 +5514,7 @@
               <w:rPr>
                 <w:sz w:val="17"/>
               </w:rPr>
-              <w:t>Seed V997</w:t>
+              <w:t>Seed data</w:t>
             </w:r>
           </w:p>
         </w:tc>
@@ -5918,7 +5585,7 @@
               <w:rPr>
                 <w:sz w:val="17"/>
               </w:rPr>
-              <w:t>Seed V997</w:t>
+              <w:t>Seed data</w:t>
             </w:r>
           </w:p>
         </w:tc>
@@ -5992,7 +5659,7 @@
               <w:rPr>
                 <w:sz w:val="17"/>
               </w:rPr>
-              <w:t>Seed V997</w:t>
+              <w:t>Seed data</w:t>
             </w:r>
           </w:p>
         </w:tc>
@@ -6063,7 +5730,7 @@
               <w:rPr>
                 <w:sz w:val="17"/>
               </w:rPr>
-              <w:t>Seed V997</w:t>
+              <w:t>Seed data</w:t>
             </w:r>
           </w:p>
         </w:tc>
@@ -6137,7 +5804,7 @@
               <w:rPr>
                 <w:sz w:val="17"/>
               </w:rPr>
-              <w:t>Seed V997</w:t>
+              <w:t>Seed data</w:t>
             </w:r>
           </w:p>
         </w:tc>
@@ -6208,7 +5875,7 @@
               <w:rPr>
                 <w:sz w:val="17"/>
               </w:rPr>
-              <w:t>Seed V997</w:t>
+              <w:t>Seed data</w:t>
             </w:r>
           </w:p>
         </w:tc>
@@ -6282,7 +5949,7 @@
               <w:rPr>
                 <w:sz w:val="17"/>
               </w:rPr>
-              <w:t>Seed V996</w:t>
+              <w:t>Seed data</w:t>
             </w:r>
           </w:p>
         </w:tc>
@@ -6353,7 +6020,7 @@
               <w:rPr>
                 <w:sz w:val="17"/>
               </w:rPr>
-              <w:t>Seed V996</w:t>
+              <w:t>Seed data</w:t>
             </w:r>
           </w:p>
         </w:tc>
@@ -6427,7 +6094,7 @@
               <w:rPr>
                 <w:sz w:val="17"/>
               </w:rPr>
-              <w:t>Seed V996</w:t>
+              <w:t>Seed data</w:t>
             </w:r>
           </w:p>
         </w:tc>
@@ -6498,7 +6165,7 @@
               <w:rPr>
                 <w:sz w:val="17"/>
               </w:rPr>
-              <w:t>Seeds V981 (clients), V982 (catalogue), V996 (versions)</w:t>
+              <w:t>Seed data (clients, catalogue and versions)</w:t>
             </w:r>
           </w:p>
         </w:tc>
@@ -6572,7 +6239,7 @@
               <w:rPr>
                 <w:sz w:val="17"/>
               </w:rPr>
-              <w:t>Keyed in by the tester (same values as ProductMaintenanceApiIT)</w:t>
+              <w:t>Keyed in by the tester</w:t>
             </w:r>
           </w:p>
         </w:tc>
@@ -6717,7 +6384,7 @@
               <w:rPr>
                 <w:sz w:val="17"/>
               </w:rPr>
-              <w:t>Seeds V981 and V984; for UAT a masked copy of production-like data</w:t>
+              <w:t>Seed data (clients and quotations); for UAT a masked copy of production-like data</w:t>
             </w:r>
           </w:p>
         </w:tc>
@@ -6936,7 +6603,7 @@
               <w:rPr>
                 <w:sz w:val="18"/>
               </w:rPr>
-              <w:t>Owns this plan and the workbook; prepares environments and data; runs the daily defect triage; reports progress</w:t>
+              <w:t>Owns this plan and the workbook; prepares environments and data; runs the daily issue triage; reports progress</w:t>
             </w:r>
           </w:p>
         </w:tc>
@@ -7010,7 +6677,7 @@
               <w:rPr>
                 <w:sz w:val="18"/>
               </w:rPr>
-              <w:t>Run the system test and the persona end-to-end scenarios; raise defects with evidence</w:t>
+              <w:t>Run the system test and the persona end-to-end scenarios; raise issues with evidence</w:t>
             </w:r>
           </w:p>
         </w:tc>
@@ -7081,7 +6748,7 @@
               <w:rPr>
                 <w:sz w:val="18"/>
               </w:rPr>
-              <w:t>Keep the automated tests green; fix defects; support triage</w:t>
+              <w:t>Resolve issues; support triage</w:t>
             </w:r>
           </w:p>
         </w:tc>
@@ -7155,7 +6822,7 @@
               <w:rPr>
                 <w:sz w:val="18"/>
               </w:rPr>
-              <w:t>Run the UAT scenarios of their department; confirm the expected results match the business rules; raise defects</w:t>
+              <w:t>Run the UAT scenarios of their department; confirm the expected results match the business rules; raise issues</w:t>
             </w:r>
           </w:p>
         </w:tc>
@@ -7226,7 +6893,7 @@
               <w:rPr>
                 <w:sz w:val="18"/>
               </w:rPr>
-              <w:t>Decides on disputed expected results and accepted defects; signs off UAT</w:t>
+              <w:t>Decides on disputed expected results and accepted issues; signs off UAT</w:t>
             </w:r>
           </w:p>
         </w:tc>
@@ -8622,7 +8289,7 @@
       <w:bookmarkStart w:id="117" w:name="_Toc000117"/>
       <w:r>
         <w:rPr/>
-        <w:t>6 Defect management</w:t>
+        <w:t>6 Issue management</w:t>
       </w:r>
       <w:bookmarkEnd w:id="117"/>
     </w:p>
@@ -8652,7 +8319,7 @@
       </w:r>
       <w:r>
         <w:rPr/>
-        <w:t>Defect severity</w:t>
+        <w:t>Issue severity</w:t>
       </w:r>
     </w:p>
     <w:tbl>
@@ -9083,7 +8750,7 @@
       </w:r>
       <w:r>
         <w:rPr/>
-        <w:t>Testers raise a defect for each failed case, with the case ID, steps, actual result, screenshot and the request or product number.</w:t>
+        <w:t>Testers raise an issue for each failed case, with the case ID, steps, actual result, screenshot and the request or product number.</w:t>
       </w:r>
     </w:p>
     <w:p>
@@ -9103,7 +8770,7 @@
       </w:r>
       <w:r>
         <w:rPr/>
-        <w:t>The test lead triages new defects daily with the development lead and, during UAT, the BDOI process owner. Triage confirms the severity, links duplicates and decides whether the FRS or the build is wrong. A disputed expected result goes to the BDOI process owner; an FRS change goes to the FRS owner (see section 9).</w:t>
+        <w:t>The test lead triages new issues daily with the development lead and, during UAT, the BDOI process owner. Triage confirms the severity, links duplicates and decides whether the FRS or the system needs the correction. A disputed expected result goes to the BDOI process owner; an FRS change goes to the FRS owner, who records it in the clarifications chapter of the FRS.</w:t>
       </w:r>
     </w:p>
     <w:p>
@@ -9143,7 +8810,7 @@
       </w:r>
       <w:r>
         <w:rPr/>
-        <w:t>A fixed defect is retested with its case and the cases of the same condition; the automated tests of the FR must also pass.</w:t>
+        <w:t>A resolved issue is retested with its case and the cases of the same condition.</w:t>
       </w:r>
     </w:p>
     <w:p>
@@ -10038,7 +9705,7 @@
               <w:rPr>
                 <w:sz w:val="18"/>
               </w:rPr>
-              <w:t>Test cases with an automation reference</w:t>
+              <w:t>Roles-and-access checks (action x role)</w:t>
             </w:r>
           </w:p>
         </w:tc>
@@ -10061,7 +9728,7 @@
               <w:rPr>
                 <w:sz w:val="18"/>
               </w:rPr>
-              <w:t>153</w:t>
+              <w:t>69</w:t>
             </w:r>
           </w:p>
         </w:tc>
@@ -10088,7 +9755,7 @@
               <w:rPr>
                 <w:sz w:val="18"/>
               </w:rPr>
-              <w:t>Roles-and-access checks (action x role)</w:t>
+              <w:t>Named test data sets</w:t>
             </w:r>
           </w:p>
         </w:tc>
@@ -10101,57 +9768,6 @@
               <w:left w:w="90" w:type="dxa"/>
               <w:right w:w="90" w:type="dxa"/>
             </w:tcMar>
-          </w:tcPr>
-          <w:p>
-            <w:pPr>
-              <w:pStyle w:val="BDOITable"/>
-            </w:pPr>
-            <w:r>
-              <w:rPr>
-                <w:sz w:val="18"/>
-              </w:rPr>
-              <w:t>69</w:t>
-            </w:r>
-          </w:p>
-        </w:tc>
-      </w:tr>
-      <w:tr>
-        <w:trPr>
-          <w:cantSplit w:val="true"/>
-        </w:trPr>
-        <w:tc>
-          <w:tcPr>
-            <w:tcW w:type="dxa" w:w="6648"/>
-            <w:tcMar>
-              <w:top w:w="50" w:type="dxa"/>
-              <w:bottom w:w="50" w:type="dxa"/>
-              <w:left w:w="90" w:type="dxa"/>
-              <w:right w:w="90" w:type="dxa"/>
-            </w:tcMar>
-            <w:shd w:val="clear" w:color="auto" w:fill="E5F5FF"/>
-          </w:tcPr>
-          <w:p>
-            <w:pPr>
-              <w:pStyle w:val="BDOITable"/>
-            </w:pPr>
-            <w:r>
-              <w:rPr>
-                <w:sz w:val="18"/>
-              </w:rPr>
-              <w:t>Named test data sets</w:t>
-            </w:r>
-          </w:p>
-        </w:tc>
-        <w:tc>
-          <w:tcPr>
-            <w:tcW w:type="dxa" w:w="3324"/>
-            <w:tcMar>
-              <w:top w:w="50" w:type="dxa"/>
-              <w:bottom w:w="50" w:type="dxa"/>
-              <w:left w:w="90" w:type="dxa"/>
-              <w:right w:w="90" w:type="dxa"/>
-            </w:tcMar>
-            <w:shd w:val="clear" w:color="auto" w:fill="E5F5FF"/>
           </w:tcPr>
           <w:p>
             <w:pPr>
@@ -10175,7 +9791,7 @@
     <w:p>
       <w:r>
         <w:rPr/>
-        <w:t>Every FR has at least one positive and one negative case, and every BRD ID is covered. The builder of the workbook checks this each time the plan is built and refuses to produce a plan with a gap.</w:t>
+        <w:t>Every FR has at least one positive and one negative case, and every BRD ID is covered. The coverage is checked each time the workbook is issued, and a plan with a gap is not issued.</w:t>
       </w:r>
     </w:p>
     <w:p>
@@ -10223,14 +9839,13 @@
         <w:tblLayout w:type="fixed"/>
       </w:tblPr>
       <w:tblGrid>
-        <w:gridCol w:w="1188"/>
-        <w:gridCol w:w="3307"/>
-        <w:gridCol w:w="1653"/>
-        <w:gridCol w:w="775"/>
-        <w:gridCol w:w="775"/>
-        <w:gridCol w:w="775"/>
-        <w:gridCol w:w="671"/>
-        <w:gridCol w:w="826"/>
+        <w:gridCol w:w="1182"/>
+        <w:gridCol w:w="3804"/>
+        <w:gridCol w:w="1953"/>
+        <w:gridCol w:w="771"/>
+        <w:gridCol w:w="771"/>
+        <w:gridCol w:w="771"/>
+        <w:gridCol w:w="719"/>
       </w:tblGrid>
       <w:tr>
         <w:trPr>
@@ -10239,7 +9854,7 @@
         </w:trPr>
         <w:tc>
           <w:tcPr>
-            <w:tcW w:type="dxa" w:w="1188"/>
+            <w:tcW w:type="dxa" w:w="1182"/>
             <w:shd w:val="clear" w:color="auto" w:fill="004EA8"/>
             <w:tcMar>
               <w:top w:w="50" w:type="dxa"/>
@@ -10265,7 +9880,7 @@
         </w:tc>
         <w:tc>
           <w:tcPr>
-            <w:tcW w:type="dxa" w:w="3307"/>
+            <w:tcW w:type="dxa" w:w="3804"/>
             <w:shd w:val="clear" w:color="auto" w:fill="004EA8"/>
             <w:tcMar>
               <w:top w:w="50" w:type="dxa"/>
@@ -10291,7 +9906,7 @@
         </w:tc>
         <w:tc>
           <w:tcPr>
-            <w:tcW w:type="dxa" w:w="1653"/>
+            <w:tcW w:type="dxa" w:w="1953"/>
             <w:shd w:val="clear" w:color="auto" w:fill="004EA8"/>
             <w:tcMar>
               <w:top w:w="50" w:type="dxa"/>
@@ -10317,7 +9932,7 @@
         </w:tc>
         <w:tc>
           <w:tcPr>
-            <w:tcW w:type="dxa" w:w="775"/>
+            <w:tcW w:type="dxa" w:w="771"/>
             <w:shd w:val="clear" w:color="auto" w:fill="004EA8"/>
             <w:tcMar>
               <w:top w:w="50" w:type="dxa"/>
@@ -10343,7 +9958,7 @@
         </w:tc>
         <w:tc>
           <w:tcPr>
-            <w:tcW w:type="dxa" w:w="775"/>
+            <w:tcW w:type="dxa" w:w="771"/>
             <w:shd w:val="clear" w:color="auto" w:fill="004EA8"/>
             <w:tcMar>
               <w:top w:w="50" w:type="dxa"/>
@@ -10369,7 +9984,7 @@
         </w:tc>
         <w:tc>
           <w:tcPr>
-            <w:tcW w:type="dxa" w:w="775"/>
+            <w:tcW w:type="dxa" w:w="771"/>
             <w:shd w:val="clear" w:color="auto" w:fill="004EA8"/>
             <w:tcMar>
               <w:top w:w="50" w:type="dxa"/>
@@ -10395,7 +10010,7 @@
         </w:tc>
         <w:tc>
           <w:tcPr>
-            <w:tcW w:type="dxa" w:w="672"/>
+            <w:tcW w:type="dxa" w:w="720"/>
             <w:shd w:val="clear" w:color="auto" w:fill="004EA8"/>
             <w:tcMar>
               <w:top w:w="50" w:type="dxa"/>
@@ -10416,32 +10031,6 @@
                 <w:sz w:val="16"/>
               </w:rPr>
               <w:t>Total</w:t>
-            </w:r>
-          </w:p>
-        </w:tc>
-        <w:tc>
-          <w:tcPr>
-            <w:tcW w:type="dxa" w:w="827"/>
-            <w:shd w:val="clear" w:color="auto" w:fill="004EA8"/>
-            <w:tcMar>
-              <w:top w:w="50" w:type="dxa"/>
-              <w:bottom w:w="50" w:type="dxa"/>
-              <w:left w:w="90" w:type="dxa"/>
-              <w:right w:w="90" w:type="dxa"/>
-            </w:tcMar>
-            <w:vAlign w:val="center"/>
-          </w:tcPr>
-          <w:p>
-            <w:pPr>
-              <w:pStyle w:val="BDOITableHeader"/>
-            </w:pPr>
-            <w:r>
-              <w:rPr>
-                <w:b/>
-                <w:color w:val="FFFFFF"/>
-                <w:sz w:val="16"/>
-              </w:rPr>
-              <w:t>Auto.</w:t>
             </w:r>
           </w:p>
         </w:tc>
@@ -10452,7 +10041,7 @@
         </w:trPr>
         <w:tc>
           <w:tcPr>
-            <w:tcW w:type="dxa" w:w="1188"/>
+            <w:tcW w:type="dxa" w:w="1182"/>
             <w:tcMar>
               <w:top w:w="50" w:type="dxa"/>
               <w:bottom w:w="50" w:type="dxa"/>
@@ -10474,7 +10063,7 @@
         </w:tc>
         <w:tc>
           <w:tcPr>
-            <w:tcW w:type="dxa" w:w="3307"/>
+            <w:tcW w:type="dxa" w:w="3804"/>
             <w:tcMar>
               <w:top w:w="50" w:type="dxa"/>
               <w:bottom w:w="50" w:type="dxa"/>
@@ -10496,7 +10085,7 @@
         </w:tc>
         <w:tc>
           <w:tcPr>
-            <w:tcW w:type="dxa" w:w="1653"/>
+            <w:tcW w:type="dxa" w:w="1953"/>
             <w:tcMar>
               <w:top w:w="50" w:type="dxa"/>
               <w:bottom w:w="50" w:type="dxa"/>
@@ -10518,7 +10107,7 @@
         </w:tc>
         <w:tc>
           <w:tcPr>
-            <w:tcW w:type="dxa" w:w="775"/>
+            <w:tcW w:type="dxa" w:w="771"/>
             <w:tcMar>
               <w:top w:w="50" w:type="dxa"/>
               <w:bottom w:w="50" w:type="dxa"/>
@@ -10540,7 +10129,7 @@
         </w:tc>
         <w:tc>
           <w:tcPr>
-            <w:tcW w:type="dxa" w:w="775"/>
+            <w:tcW w:type="dxa" w:w="771"/>
             <w:tcMar>
               <w:top w:w="50" w:type="dxa"/>
               <w:bottom w:w="50" w:type="dxa"/>
@@ -10562,7 +10151,7 @@
         </w:tc>
         <w:tc>
           <w:tcPr>
-            <w:tcW w:type="dxa" w:w="775"/>
+            <w:tcW w:type="dxa" w:w="771"/>
             <w:tcMar>
               <w:top w:w="50" w:type="dxa"/>
               <w:bottom w:w="50" w:type="dxa"/>
@@ -10584,7 +10173,7 @@
         </w:tc>
         <w:tc>
           <w:tcPr>
-            <w:tcW w:type="dxa" w:w="672"/>
+            <w:tcW w:type="dxa" w:w="720"/>
             <w:tcMar>
               <w:top w:w="50" w:type="dxa"/>
               <w:bottom w:w="50" w:type="dxa"/>
@@ -10601,28 +10190,6 @@
                 <w:sz w:val="16"/>
               </w:rPr>
               <w:t>6</w:t>
-            </w:r>
-          </w:p>
-        </w:tc>
-        <w:tc>
-          <w:tcPr>
-            <w:tcW w:type="dxa" w:w="827"/>
-            <w:tcMar>
-              <w:top w:w="50" w:type="dxa"/>
-              <w:bottom w:w="50" w:type="dxa"/>
-              <w:left w:w="90" w:type="dxa"/>
-              <w:right w:w="90" w:type="dxa"/>
-            </w:tcMar>
-          </w:tcPr>
-          <w:p>
-            <w:pPr>
-              <w:pStyle w:val="BDOITable"/>
-            </w:pPr>
-            <w:r>
-              <w:rPr>
-                <w:sz w:val="16"/>
-              </w:rPr>
-              <w:t>5</w:t>
             </w:r>
           </w:p>
         </w:tc>
@@ -10633,7 +10200,7 @@
         </w:trPr>
         <w:tc>
           <w:tcPr>
-            <w:tcW w:type="dxa" w:w="1188"/>
+            <w:tcW w:type="dxa" w:w="1182"/>
             <w:tcMar>
               <w:top w:w="50" w:type="dxa"/>
               <w:bottom w:w="50" w:type="dxa"/>
@@ -10656,7 +10223,7 @@
         </w:tc>
         <w:tc>
           <w:tcPr>
-            <w:tcW w:type="dxa" w:w="3307"/>
+            <w:tcW w:type="dxa" w:w="3804"/>
             <w:tcMar>
               <w:top w:w="50" w:type="dxa"/>
               <w:bottom w:w="50" w:type="dxa"/>
@@ -10679,7 +10246,7 @@
         </w:tc>
         <w:tc>
           <w:tcPr>
-            <w:tcW w:type="dxa" w:w="1653"/>
+            <w:tcW w:type="dxa" w:w="1953"/>
             <w:tcMar>
               <w:top w:w="50" w:type="dxa"/>
               <w:bottom w:w="50" w:type="dxa"/>
@@ -10702,7 +10269,7 @@
         </w:tc>
         <w:tc>
           <w:tcPr>
-            <w:tcW w:type="dxa" w:w="775"/>
+            <w:tcW w:type="dxa" w:w="771"/>
             <w:tcMar>
               <w:top w:w="50" w:type="dxa"/>
               <w:bottom w:w="50" w:type="dxa"/>
@@ -10725,7 +10292,7 @@
         </w:tc>
         <w:tc>
           <w:tcPr>
-            <w:tcW w:type="dxa" w:w="775"/>
+            <w:tcW w:type="dxa" w:w="771"/>
             <w:tcMar>
               <w:top w:w="50" w:type="dxa"/>
               <w:bottom w:w="50" w:type="dxa"/>
@@ -10748,7 +10315,7 @@
         </w:tc>
         <w:tc>
           <w:tcPr>
-            <w:tcW w:type="dxa" w:w="775"/>
+            <w:tcW w:type="dxa" w:w="771"/>
             <w:tcMar>
               <w:top w:w="50" w:type="dxa"/>
               <w:bottom w:w="50" w:type="dxa"/>
@@ -10771,30 +10338,7 @@
         </w:tc>
         <w:tc>
           <w:tcPr>
-            <w:tcW w:type="dxa" w:w="672"/>
-            <w:tcMar>
-              <w:top w:w="50" w:type="dxa"/>
-              <w:bottom w:w="50" w:type="dxa"/>
-              <w:left w:w="90" w:type="dxa"/>
-              <w:right w:w="90" w:type="dxa"/>
-            </w:tcMar>
-            <w:shd w:val="clear" w:color="auto" w:fill="E5F5FF"/>
-          </w:tcPr>
-          <w:p>
-            <w:pPr>
-              <w:pStyle w:val="BDOITable"/>
-            </w:pPr>
-            <w:r>
-              <w:rPr>
-                <w:sz w:val="16"/>
-              </w:rPr>
-              <w:t>6</w:t>
-            </w:r>
-          </w:p>
-        </w:tc>
-        <w:tc>
-          <w:tcPr>
-            <w:tcW w:type="dxa" w:w="827"/>
+            <w:tcW w:type="dxa" w:w="720"/>
             <w:tcMar>
               <w:top w:w="50" w:type="dxa"/>
               <w:bottom w:w="50" w:type="dxa"/>
@@ -10822,7 +10366,7 @@
         </w:trPr>
         <w:tc>
           <w:tcPr>
-            <w:tcW w:type="dxa" w:w="1188"/>
+            <w:tcW w:type="dxa" w:w="1182"/>
             <w:tcMar>
               <w:top w:w="50" w:type="dxa"/>
               <w:bottom w:w="50" w:type="dxa"/>
@@ -10844,7 +10388,7 @@
         </w:tc>
         <w:tc>
           <w:tcPr>
-            <w:tcW w:type="dxa" w:w="3307"/>
+            <w:tcW w:type="dxa" w:w="3804"/>
             <w:tcMar>
               <w:top w:w="50" w:type="dxa"/>
               <w:bottom w:w="50" w:type="dxa"/>
@@ -10866,7 +10410,7 @@
         </w:tc>
         <w:tc>
           <w:tcPr>
-            <w:tcW w:type="dxa" w:w="1653"/>
+            <w:tcW w:type="dxa" w:w="1953"/>
             <w:tcMar>
               <w:top w:w="50" w:type="dxa"/>
               <w:bottom w:w="50" w:type="dxa"/>
@@ -10888,7 +10432,7 @@
         </w:tc>
         <w:tc>
           <w:tcPr>
-            <w:tcW w:type="dxa" w:w="775"/>
+            <w:tcW w:type="dxa" w:w="771"/>
             <w:tcMar>
               <w:top w:w="50" w:type="dxa"/>
               <w:bottom w:w="50" w:type="dxa"/>
@@ -10910,7 +10454,7 @@
         </w:tc>
         <w:tc>
           <w:tcPr>
-            <w:tcW w:type="dxa" w:w="775"/>
+            <w:tcW w:type="dxa" w:w="771"/>
             <w:tcMar>
               <w:top w:w="50" w:type="dxa"/>
               <w:bottom w:w="50" w:type="dxa"/>
@@ -10932,7 +10476,7 @@
         </w:tc>
         <w:tc>
           <w:tcPr>
-            <w:tcW w:type="dxa" w:w="775"/>
+            <w:tcW w:type="dxa" w:w="771"/>
             <w:tcMar>
               <w:top w:w="50" w:type="dxa"/>
               <w:bottom w:w="50" w:type="dxa"/>
@@ -10954,29 +10498,7 @@
         </w:tc>
         <w:tc>
           <w:tcPr>
-            <w:tcW w:type="dxa" w:w="672"/>
-            <w:tcMar>
-              <w:top w:w="50" w:type="dxa"/>
-              <w:bottom w:w="50" w:type="dxa"/>
-              <w:left w:w="90" w:type="dxa"/>
-              <w:right w:w="90" w:type="dxa"/>
-            </w:tcMar>
-          </w:tcPr>
-          <w:p>
-            <w:pPr>
-              <w:pStyle w:val="BDOITable"/>
-            </w:pPr>
-            <w:r>
-              <w:rPr>
-                <w:sz w:val="16"/>
-              </w:rPr>
-              <w:t>6</w:t>
-            </w:r>
-          </w:p>
-        </w:tc>
-        <w:tc>
-          <w:tcPr>
-            <w:tcW w:type="dxa" w:w="827"/>
+            <w:tcW w:type="dxa" w:w="720"/>
             <w:tcMar>
               <w:top w:w="50" w:type="dxa"/>
               <w:bottom w:w="50" w:type="dxa"/>
@@ -11003,7 +10525,7 @@
         </w:trPr>
         <w:tc>
           <w:tcPr>
-            <w:tcW w:type="dxa" w:w="1188"/>
+            <w:tcW w:type="dxa" w:w="1182"/>
             <w:tcMar>
               <w:top w:w="50" w:type="dxa"/>
               <w:bottom w:w="50" w:type="dxa"/>
@@ -11026,7 +10548,7 @@
         </w:tc>
         <w:tc>
           <w:tcPr>
-            <w:tcW w:type="dxa" w:w="3307"/>
+            <w:tcW w:type="dxa" w:w="3804"/>
             <w:tcMar>
               <w:top w:w="50" w:type="dxa"/>
               <w:bottom w:w="50" w:type="dxa"/>
@@ -11049,7 +10571,7 @@
         </w:tc>
         <w:tc>
           <w:tcPr>
-            <w:tcW w:type="dxa" w:w="1653"/>
+            <w:tcW w:type="dxa" w:w="1953"/>
             <w:tcMar>
               <w:top w:w="50" w:type="dxa"/>
               <w:bottom w:w="50" w:type="dxa"/>
@@ -11072,7 +10594,7 @@
         </w:tc>
         <w:tc>
           <w:tcPr>
-            <w:tcW w:type="dxa" w:w="775"/>
+            <w:tcW w:type="dxa" w:w="771"/>
             <w:tcMar>
               <w:top w:w="50" w:type="dxa"/>
               <w:bottom w:w="50" w:type="dxa"/>
@@ -11095,7 +10617,7 @@
         </w:tc>
         <w:tc>
           <w:tcPr>
-            <w:tcW w:type="dxa" w:w="775"/>
+            <w:tcW w:type="dxa" w:w="771"/>
             <w:tcMar>
               <w:top w:w="50" w:type="dxa"/>
               <w:bottom w:w="50" w:type="dxa"/>
@@ -11118,7 +10640,7 @@
         </w:tc>
         <w:tc>
           <w:tcPr>
-            <w:tcW w:type="dxa" w:w="775"/>
+            <w:tcW w:type="dxa" w:w="771"/>
             <w:tcMar>
               <w:top w:w="50" w:type="dxa"/>
               <w:bottom w:w="50" w:type="dxa"/>
@@ -11141,7 +10663,7 @@
         </w:tc>
         <w:tc>
           <w:tcPr>
-            <w:tcW w:type="dxa" w:w="672"/>
+            <w:tcW w:type="dxa" w:w="720"/>
             <w:tcMar>
               <w:top w:w="50" w:type="dxa"/>
               <w:bottom w:w="50" w:type="dxa"/>
@@ -11159,29 +10681,6 @@
                 <w:sz w:val="16"/>
               </w:rPr>
               <w:t>4</w:t>
-            </w:r>
-          </w:p>
-        </w:tc>
-        <w:tc>
-          <w:tcPr>
-            <w:tcW w:type="dxa" w:w="827"/>
-            <w:tcMar>
-              <w:top w:w="50" w:type="dxa"/>
-              <w:bottom w:w="50" w:type="dxa"/>
-              <w:left w:w="90" w:type="dxa"/>
-              <w:right w:w="90" w:type="dxa"/>
-            </w:tcMar>
-            <w:shd w:val="clear" w:color="auto" w:fill="E5F5FF"/>
-          </w:tcPr>
-          <w:p>
-            <w:pPr>
-              <w:pStyle w:val="BDOITable"/>
-            </w:pPr>
-            <w:r>
-              <w:rPr>
-                <w:sz w:val="16"/>
-              </w:rPr>
-              <w:t>3</w:t>
             </w:r>
           </w:p>
         </w:tc>
@@ -11192,7 +10691,7 @@
         </w:trPr>
         <w:tc>
           <w:tcPr>
-            <w:tcW w:type="dxa" w:w="1188"/>
+            <w:tcW w:type="dxa" w:w="1182"/>
             <w:tcMar>
               <w:top w:w="50" w:type="dxa"/>
               <w:bottom w:w="50" w:type="dxa"/>
@@ -11214,7 +10713,7 @@
         </w:tc>
         <w:tc>
           <w:tcPr>
-            <w:tcW w:type="dxa" w:w="3307"/>
+            <w:tcW w:type="dxa" w:w="3804"/>
             <w:tcMar>
               <w:top w:w="50" w:type="dxa"/>
               <w:bottom w:w="50" w:type="dxa"/>
@@ -11236,7 +10735,7 @@
         </w:tc>
         <w:tc>
           <w:tcPr>
-            <w:tcW w:type="dxa" w:w="1653"/>
+            <w:tcW w:type="dxa" w:w="1953"/>
             <w:tcMar>
               <w:top w:w="50" w:type="dxa"/>
               <w:bottom w:w="50" w:type="dxa"/>
@@ -11258,7 +10757,7 @@
         </w:tc>
         <w:tc>
           <w:tcPr>
-            <w:tcW w:type="dxa" w:w="775"/>
+            <w:tcW w:type="dxa" w:w="771"/>
             <w:tcMar>
               <w:top w:w="50" w:type="dxa"/>
               <w:bottom w:w="50" w:type="dxa"/>
@@ -11280,7 +10779,7 @@
         </w:tc>
         <w:tc>
           <w:tcPr>
-            <w:tcW w:type="dxa" w:w="775"/>
+            <w:tcW w:type="dxa" w:w="771"/>
             <w:tcMar>
               <w:top w:w="50" w:type="dxa"/>
               <w:bottom w:w="50" w:type="dxa"/>
@@ -11302,7 +10801,7 @@
         </w:tc>
         <w:tc>
           <w:tcPr>
-            <w:tcW w:type="dxa" w:w="775"/>
+            <w:tcW w:type="dxa" w:w="771"/>
             <w:tcMar>
               <w:top w:w="50" w:type="dxa"/>
               <w:bottom w:w="50" w:type="dxa"/>
@@ -11324,7 +10823,7 @@
         </w:tc>
         <w:tc>
           <w:tcPr>
-            <w:tcW w:type="dxa" w:w="672"/>
+            <w:tcW w:type="dxa" w:w="720"/>
             <w:tcMar>
               <w:top w:w="50" w:type="dxa"/>
               <w:bottom w:w="50" w:type="dxa"/>
@@ -11341,28 +10840,6 @@
                 <w:sz w:val="16"/>
               </w:rPr>
               <w:t>3</w:t>
-            </w:r>
-          </w:p>
-        </w:tc>
-        <w:tc>
-          <w:tcPr>
-            <w:tcW w:type="dxa" w:w="827"/>
-            <w:tcMar>
-              <w:top w:w="50" w:type="dxa"/>
-              <w:bottom w:w="50" w:type="dxa"/>
-              <w:left w:w="90" w:type="dxa"/>
-              <w:right w:w="90" w:type="dxa"/>
-            </w:tcMar>
-          </w:tcPr>
-          <w:p>
-            <w:pPr>
-              <w:pStyle w:val="BDOITable"/>
-            </w:pPr>
-            <w:r>
-              <w:rPr>
-                <w:sz w:val="16"/>
-              </w:rPr>
-              <w:t>2</w:t>
             </w:r>
           </w:p>
         </w:tc>
@@ -11373,7 +10850,7 @@
         </w:trPr>
         <w:tc>
           <w:tcPr>
-            <w:tcW w:type="dxa" w:w="1188"/>
+            <w:tcW w:type="dxa" w:w="1182"/>
             <w:tcMar>
               <w:top w:w="50" w:type="dxa"/>
               <w:bottom w:w="50" w:type="dxa"/>
@@ -11396,7 +10873,7 @@
         </w:tc>
         <w:tc>
           <w:tcPr>
-            <w:tcW w:type="dxa" w:w="3307"/>
+            <w:tcW w:type="dxa" w:w="3804"/>
             <w:tcMar>
               <w:top w:w="50" w:type="dxa"/>
               <w:bottom w:w="50" w:type="dxa"/>
@@ -11419,7 +10896,7 @@
         </w:tc>
         <w:tc>
           <w:tcPr>
-            <w:tcW w:type="dxa" w:w="1653"/>
+            <w:tcW w:type="dxa" w:w="1953"/>
             <w:tcMar>
               <w:top w:w="50" w:type="dxa"/>
               <w:bottom w:w="50" w:type="dxa"/>
@@ -11442,7 +10919,7 @@
         </w:tc>
         <w:tc>
           <w:tcPr>
-            <w:tcW w:type="dxa" w:w="775"/>
+            <w:tcW w:type="dxa" w:w="771"/>
             <w:tcMar>
               <w:top w:w="50" w:type="dxa"/>
               <w:bottom w:w="50" w:type="dxa"/>
@@ -11465,7 +10942,7 @@
         </w:tc>
         <w:tc>
           <w:tcPr>
-            <w:tcW w:type="dxa" w:w="775"/>
+            <w:tcW w:type="dxa" w:w="771"/>
             <w:tcMar>
               <w:top w:w="50" w:type="dxa"/>
               <w:bottom w:w="50" w:type="dxa"/>
@@ -11488,7 +10965,7 @@
         </w:tc>
         <w:tc>
           <w:tcPr>
-            <w:tcW w:type="dxa" w:w="775"/>
+            <w:tcW w:type="dxa" w:w="771"/>
             <w:tcMar>
               <w:top w:w="50" w:type="dxa"/>
               <w:bottom w:w="50" w:type="dxa"/>
@@ -11511,7 +10988,7 @@
         </w:tc>
         <w:tc>
           <w:tcPr>
-            <w:tcW w:type="dxa" w:w="672"/>
+            <w:tcW w:type="dxa" w:w="720"/>
             <w:tcMar>
               <w:top w:w="50" w:type="dxa"/>
               <w:bottom w:w="50" w:type="dxa"/>
@@ -11529,29 +11006,6 @@
                 <w:sz w:val="16"/>
               </w:rPr>
               <w:t>11</w:t>
-            </w:r>
-          </w:p>
-        </w:tc>
-        <w:tc>
-          <w:tcPr>
-            <w:tcW w:type="dxa" w:w="827"/>
-            <w:tcMar>
-              <w:top w:w="50" w:type="dxa"/>
-              <w:bottom w:w="50" w:type="dxa"/>
-              <w:left w:w="90" w:type="dxa"/>
-              <w:right w:w="90" w:type="dxa"/>
-            </w:tcMar>
-            <w:shd w:val="clear" w:color="auto" w:fill="E5F5FF"/>
-          </w:tcPr>
-          <w:p>
-            <w:pPr>
-              <w:pStyle w:val="BDOITable"/>
-            </w:pPr>
-            <w:r>
-              <w:rPr>
-                <w:sz w:val="16"/>
-              </w:rPr>
-              <w:t>3</w:t>
             </w:r>
           </w:p>
         </w:tc>
@@ -11562,7 +11016,7 @@
         </w:trPr>
         <w:tc>
           <w:tcPr>
-            <w:tcW w:type="dxa" w:w="1188"/>
+            <w:tcW w:type="dxa" w:w="1182"/>
             <w:tcMar>
               <w:top w:w="50" w:type="dxa"/>
               <w:bottom w:w="50" w:type="dxa"/>
@@ -11584,7 +11038,7 @@
         </w:tc>
         <w:tc>
           <w:tcPr>
-            <w:tcW w:type="dxa" w:w="3307"/>
+            <w:tcW w:type="dxa" w:w="3804"/>
             <w:tcMar>
               <w:top w:w="50" w:type="dxa"/>
               <w:bottom w:w="50" w:type="dxa"/>
@@ -11606,7 +11060,7 @@
         </w:tc>
         <w:tc>
           <w:tcPr>
-            <w:tcW w:type="dxa" w:w="1653"/>
+            <w:tcW w:type="dxa" w:w="1953"/>
             <w:tcMar>
               <w:top w:w="50" w:type="dxa"/>
               <w:bottom w:w="50" w:type="dxa"/>
@@ -11628,7 +11082,7 @@
         </w:tc>
         <w:tc>
           <w:tcPr>
-            <w:tcW w:type="dxa" w:w="775"/>
+            <w:tcW w:type="dxa" w:w="771"/>
             <w:tcMar>
               <w:top w:w="50" w:type="dxa"/>
               <w:bottom w:w="50" w:type="dxa"/>
@@ -11650,7 +11104,7 @@
         </w:tc>
         <w:tc>
           <w:tcPr>
-            <w:tcW w:type="dxa" w:w="775"/>
+            <w:tcW w:type="dxa" w:w="771"/>
             <w:tcMar>
               <w:top w:w="50" w:type="dxa"/>
               <w:bottom w:w="50" w:type="dxa"/>
@@ -11672,7 +11126,7 @@
         </w:tc>
         <w:tc>
           <w:tcPr>
-            <w:tcW w:type="dxa" w:w="775"/>
+            <w:tcW w:type="dxa" w:w="771"/>
             <w:tcMar>
               <w:top w:w="50" w:type="dxa"/>
               <w:bottom w:w="50" w:type="dxa"/>
@@ -11694,7 +11148,7 @@
         </w:tc>
         <w:tc>
           <w:tcPr>
-            <w:tcW w:type="dxa" w:w="672"/>
+            <w:tcW w:type="dxa" w:w="720"/>
             <w:tcMar>
               <w:top w:w="50" w:type="dxa"/>
               <w:bottom w:w="50" w:type="dxa"/>
@@ -11711,28 +11165,6 @@
                 <w:sz w:val="16"/>
               </w:rPr>
               <w:t>5</w:t>
-            </w:r>
-          </w:p>
-        </w:tc>
-        <w:tc>
-          <w:tcPr>
-            <w:tcW w:type="dxa" w:w="827"/>
-            <w:tcMar>
-              <w:top w:w="50" w:type="dxa"/>
-              <w:bottom w:w="50" w:type="dxa"/>
-              <w:left w:w="90" w:type="dxa"/>
-              <w:right w:w="90" w:type="dxa"/>
-            </w:tcMar>
-          </w:tcPr>
-          <w:p>
-            <w:pPr>
-              <w:pStyle w:val="BDOITable"/>
-            </w:pPr>
-            <w:r>
-              <w:rPr>
-                <w:sz w:val="16"/>
-              </w:rPr>
-              <w:t>2</w:t>
             </w:r>
           </w:p>
         </w:tc>
@@ -11743,7 +11175,7 @@
         </w:trPr>
         <w:tc>
           <w:tcPr>
-            <w:tcW w:type="dxa" w:w="1188"/>
+            <w:tcW w:type="dxa" w:w="1182"/>
             <w:tcMar>
               <w:top w:w="50" w:type="dxa"/>
               <w:bottom w:w="50" w:type="dxa"/>
@@ -11766,7 +11198,7 @@
         </w:tc>
         <w:tc>
           <w:tcPr>
-            <w:tcW w:type="dxa" w:w="3307"/>
+            <w:tcW w:type="dxa" w:w="3804"/>
             <w:tcMar>
               <w:top w:w="50" w:type="dxa"/>
               <w:bottom w:w="50" w:type="dxa"/>
@@ -11789,7 +11221,7 @@
         </w:tc>
         <w:tc>
           <w:tcPr>
-            <w:tcW w:type="dxa" w:w="1653"/>
+            <w:tcW w:type="dxa" w:w="1953"/>
             <w:tcMar>
               <w:top w:w="50" w:type="dxa"/>
               <w:bottom w:w="50" w:type="dxa"/>
@@ -11812,7 +11244,7 @@
         </w:tc>
         <w:tc>
           <w:tcPr>
-            <w:tcW w:type="dxa" w:w="775"/>
+            <w:tcW w:type="dxa" w:w="771"/>
             <w:tcMar>
               <w:top w:w="50" w:type="dxa"/>
               <w:bottom w:w="50" w:type="dxa"/>
@@ -11835,7 +11267,7 @@
         </w:tc>
         <w:tc>
           <w:tcPr>
-            <w:tcW w:type="dxa" w:w="775"/>
+            <w:tcW w:type="dxa" w:w="771"/>
             <w:tcMar>
               <w:top w:w="50" w:type="dxa"/>
               <w:bottom w:w="50" w:type="dxa"/>
@@ -11858,7 +11290,7 @@
         </w:tc>
         <w:tc>
           <w:tcPr>
-            <w:tcW w:type="dxa" w:w="775"/>
+            <w:tcW w:type="dxa" w:w="771"/>
             <w:tcMar>
               <w:top w:w="50" w:type="dxa"/>
               <w:bottom w:w="50" w:type="dxa"/>
@@ -11881,7 +11313,7 @@
         </w:tc>
         <w:tc>
           <w:tcPr>
-            <w:tcW w:type="dxa" w:w="672"/>
+            <w:tcW w:type="dxa" w:w="720"/>
             <w:tcMar>
               <w:top w:w="50" w:type="dxa"/>
               <w:bottom w:w="50" w:type="dxa"/>
@@ -11899,29 +11331,6 @@
                 <w:sz w:val="16"/>
               </w:rPr>
               <w:t>6</w:t>
-            </w:r>
-          </w:p>
-        </w:tc>
-        <w:tc>
-          <w:tcPr>
-            <w:tcW w:type="dxa" w:w="827"/>
-            <w:tcMar>
-              <w:top w:w="50" w:type="dxa"/>
-              <w:bottom w:w="50" w:type="dxa"/>
-              <w:left w:w="90" w:type="dxa"/>
-              <w:right w:w="90" w:type="dxa"/>
-            </w:tcMar>
-            <w:shd w:val="clear" w:color="auto" w:fill="E5F5FF"/>
-          </w:tcPr>
-          <w:p>
-            <w:pPr>
-              <w:pStyle w:val="BDOITable"/>
-            </w:pPr>
-            <w:r>
-              <w:rPr>
-                <w:sz w:val="16"/>
-              </w:rPr>
-              <w:t>5</w:t>
             </w:r>
           </w:p>
         </w:tc>
@@ -11932,7 +11341,7 @@
         </w:trPr>
         <w:tc>
           <w:tcPr>
-            <w:tcW w:type="dxa" w:w="1188"/>
+            <w:tcW w:type="dxa" w:w="1182"/>
             <w:tcMar>
               <w:top w:w="50" w:type="dxa"/>
               <w:bottom w:w="50" w:type="dxa"/>
@@ -11954,7 +11363,7 @@
         </w:tc>
         <w:tc>
           <w:tcPr>
-            <w:tcW w:type="dxa" w:w="3307"/>
+            <w:tcW w:type="dxa" w:w="3804"/>
             <w:tcMar>
               <w:top w:w="50" w:type="dxa"/>
               <w:bottom w:w="50" w:type="dxa"/>
@@ -11976,7 +11385,7 @@
         </w:tc>
         <w:tc>
           <w:tcPr>
-            <w:tcW w:type="dxa" w:w="1653"/>
+            <w:tcW w:type="dxa" w:w="1953"/>
             <w:tcMar>
               <w:top w:w="50" w:type="dxa"/>
               <w:bottom w:w="50" w:type="dxa"/>
@@ -11998,7 +11407,7 @@
         </w:tc>
         <w:tc>
           <w:tcPr>
-            <w:tcW w:type="dxa" w:w="775"/>
+            <w:tcW w:type="dxa" w:w="771"/>
             <w:tcMar>
               <w:top w:w="50" w:type="dxa"/>
               <w:bottom w:w="50" w:type="dxa"/>
@@ -12020,7 +11429,7 @@
         </w:tc>
         <w:tc>
           <w:tcPr>
-            <w:tcW w:type="dxa" w:w="775"/>
+            <w:tcW w:type="dxa" w:w="771"/>
             <w:tcMar>
               <w:top w:w="50" w:type="dxa"/>
               <w:bottom w:w="50" w:type="dxa"/>
@@ -12042,7 +11451,7 @@
         </w:tc>
         <w:tc>
           <w:tcPr>
-            <w:tcW w:type="dxa" w:w="775"/>
+            <w:tcW w:type="dxa" w:w="771"/>
             <w:tcMar>
               <w:top w:w="50" w:type="dxa"/>
               <w:bottom w:w="50" w:type="dxa"/>
@@ -12064,7 +11473,7 @@
         </w:tc>
         <w:tc>
           <w:tcPr>
-            <w:tcW w:type="dxa" w:w="672"/>
+            <w:tcW w:type="dxa" w:w="720"/>
             <w:tcMar>
               <w:top w:w="50" w:type="dxa"/>
               <w:bottom w:w="50" w:type="dxa"/>
@@ -12081,28 +11490,6 @@
                 <w:sz w:val="16"/>
               </w:rPr>
               <w:t>3</w:t>
-            </w:r>
-          </w:p>
-        </w:tc>
-        <w:tc>
-          <w:tcPr>
-            <w:tcW w:type="dxa" w:w="827"/>
-            <w:tcMar>
-              <w:top w:w="50" w:type="dxa"/>
-              <w:bottom w:w="50" w:type="dxa"/>
-              <w:left w:w="90" w:type="dxa"/>
-              <w:right w:w="90" w:type="dxa"/>
-            </w:tcMar>
-          </w:tcPr>
-          <w:p>
-            <w:pPr>
-              <w:pStyle w:val="BDOITable"/>
-            </w:pPr>
-            <w:r>
-              <w:rPr>
-                <w:sz w:val="16"/>
-              </w:rPr>
-              <w:t>2</w:t>
             </w:r>
           </w:p>
         </w:tc>
@@ -12113,7 +11500,7 @@
         </w:trPr>
         <w:tc>
           <w:tcPr>
-            <w:tcW w:type="dxa" w:w="1188"/>
+            <w:tcW w:type="dxa" w:w="1182"/>
             <w:tcMar>
               <w:top w:w="50" w:type="dxa"/>
               <w:bottom w:w="50" w:type="dxa"/>
@@ -12136,7 +11523,7 @@
         </w:tc>
         <w:tc>
           <w:tcPr>
-            <w:tcW w:type="dxa" w:w="3307"/>
+            <w:tcW w:type="dxa" w:w="3804"/>
             <w:tcMar>
               <w:top w:w="50" w:type="dxa"/>
               <w:bottom w:w="50" w:type="dxa"/>
@@ -12159,7 +11546,7 @@
         </w:tc>
         <w:tc>
           <w:tcPr>
-            <w:tcW w:type="dxa" w:w="1653"/>
+            <w:tcW w:type="dxa" w:w="1953"/>
             <w:tcMar>
               <w:top w:w="50" w:type="dxa"/>
               <w:bottom w:w="50" w:type="dxa"/>
@@ -12182,7 +11569,7 @@
         </w:tc>
         <w:tc>
           <w:tcPr>
-            <w:tcW w:type="dxa" w:w="775"/>
+            <w:tcW w:type="dxa" w:w="771"/>
             <w:tcMar>
               <w:top w:w="50" w:type="dxa"/>
               <w:bottom w:w="50" w:type="dxa"/>
@@ -12205,7 +11592,7 @@
         </w:tc>
         <w:tc>
           <w:tcPr>
-            <w:tcW w:type="dxa" w:w="775"/>
+            <w:tcW w:type="dxa" w:w="771"/>
             <w:tcMar>
               <w:top w:w="50" w:type="dxa"/>
               <w:bottom w:w="50" w:type="dxa"/>
@@ -12228,7 +11615,7 @@
         </w:tc>
         <w:tc>
           <w:tcPr>
-            <w:tcW w:type="dxa" w:w="775"/>
+            <w:tcW w:type="dxa" w:w="771"/>
             <w:tcMar>
               <w:top w:w="50" w:type="dxa"/>
               <w:bottom w:w="50" w:type="dxa"/>
@@ -12251,7 +11638,7 @@
         </w:tc>
         <w:tc>
           <w:tcPr>
-            <w:tcW w:type="dxa" w:w="672"/>
+            <w:tcW w:type="dxa" w:w="720"/>
             <w:tcMar>
               <w:top w:w="50" w:type="dxa"/>
               <w:bottom w:w="50" w:type="dxa"/>
@@ -12269,29 +11656,6 @@
                 <w:sz w:val="16"/>
               </w:rPr>
               <w:t>8</w:t>
-            </w:r>
-          </w:p>
-        </w:tc>
-        <w:tc>
-          <w:tcPr>
-            <w:tcW w:type="dxa" w:w="827"/>
-            <w:tcMar>
-              <w:top w:w="50" w:type="dxa"/>
-              <w:bottom w:w="50" w:type="dxa"/>
-              <w:left w:w="90" w:type="dxa"/>
-              <w:right w:w="90" w:type="dxa"/>
-            </w:tcMar>
-            <w:shd w:val="clear" w:color="auto" w:fill="E5F5FF"/>
-          </w:tcPr>
-          <w:p>
-            <w:pPr>
-              <w:pStyle w:val="BDOITable"/>
-            </w:pPr>
-            <w:r>
-              <w:rPr>
-                <w:sz w:val="16"/>
-              </w:rPr>
-              <w:t>4</w:t>
             </w:r>
           </w:p>
         </w:tc>
@@ -12302,7 +11666,7 @@
         </w:trPr>
         <w:tc>
           <w:tcPr>
-            <w:tcW w:type="dxa" w:w="1188"/>
+            <w:tcW w:type="dxa" w:w="1182"/>
             <w:tcMar>
               <w:top w:w="50" w:type="dxa"/>
               <w:bottom w:w="50" w:type="dxa"/>
@@ -12324,7 +11688,7 @@
         </w:tc>
         <w:tc>
           <w:tcPr>
-            <w:tcW w:type="dxa" w:w="3307"/>
+            <w:tcW w:type="dxa" w:w="3804"/>
             <w:tcMar>
               <w:top w:w="50" w:type="dxa"/>
               <w:bottom w:w="50" w:type="dxa"/>
@@ -12346,7 +11710,7 @@
         </w:tc>
         <w:tc>
           <w:tcPr>
-            <w:tcW w:type="dxa" w:w="1653"/>
+            <w:tcW w:type="dxa" w:w="1953"/>
             <w:tcMar>
               <w:top w:w="50" w:type="dxa"/>
               <w:bottom w:w="50" w:type="dxa"/>
@@ -12368,7 +11732,7 @@
         </w:tc>
         <w:tc>
           <w:tcPr>
-            <w:tcW w:type="dxa" w:w="775"/>
+            <w:tcW w:type="dxa" w:w="771"/>
             <w:tcMar>
               <w:top w:w="50" w:type="dxa"/>
               <w:bottom w:w="50" w:type="dxa"/>
@@ -12390,7 +11754,7 @@
         </w:tc>
         <w:tc>
           <w:tcPr>
-            <w:tcW w:type="dxa" w:w="775"/>
+            <w:tcW w:type="dxa" w:w="771"/>
             <w:tcMar>
               <w:top w:w="50" w:type="dxa"/>
               <w:bottom w:w="50" w:type="dxa"/>
@@ -12412,7 +11776,7 @@
         </w:tc>
         <w:tc>
           <w:tcPr>
-            <w:tcW w:type="dxa" w:w="775"/>
+            <w:tcW w:type="dxa" w:w="771"/>
             <w:tcMar>
               <w:top w:w="50" w:type="dxa"/>
               <w:bottom w:w="50" w:type="dxa"/>
@@ -12434,7 +11798,7 @@
         </w:tc>
         <w:tc>
           <w:tcPr>
-            <w:tcW w:type="dxa" w:w="672"/>
+            <w:tcW w:type="dxa" w:w="720"/>
             <w:tcMar>
               <w:top w:w="50" w:type="dxa"/>
               <w:bottom w:w="50" w:type="dxa"/>
@@ -12451,28 +11815,6 @@
                 <w:sz w:val="16"/>
               </w:rPr>
               <w:t>13</w:t>
-            </w:r>
-          </w:p>
-        </w:tc>
-        <w:tc>
-          <w:tcPr>
-            <w:tcW w:type="dxa" w:w="827"/>
-            <w:tcMar>
-              <w:top w:w="50" w:type="dxa"/>
-              <w:bottom w:w="50" w:type="dxa"/>
-              <w:left w:w="90" w:type="dxa"/>
-              <w:right w:w="90" w:type="dxa"/>
-            </w:tcMar>
-          </w:tcPr>
-          <w:p>
-            <w:pPr>
-              <w:pStyle w:val="BDOITable"/>
-            </w:pPr>
-            <w:r>
-              <w:rPr>
-                <w:sz w:val="16"/>
-              </w:rPr>
-              <w:t>6</w:t>
             </w:r>
           </w:p>
         </w:tc>
@@ -12483,7 +11825,7 @@
         </w:trPr>
         <w:tc>
           <w:tcPr>
-            <w:tcW w:type="dxa" w:w="1188"/>
+            <w:tcW w:type="dxa" w:w="1182"/>
             <w:tcMar>
               <w:top w:w="50" w:type="dxa"/>
               <w:bottom w:w="50" w:type="dxa"/>
@@ -12506,7 +11848,7 @@
         </w:tc>
         <w:tc>
           <w:tcPr>
-            <w:tcW w:type="dxa" w:w="3307"/>
+            <w:tcW w:type="dxa" w:w="3804"/>
             <w:tcMar>
               <w:top w:w="50" w:type="dxa"/>
               <w:bottom w:w="50" w:type="dxa"/>
@@ -12529,7 +11871,7 @@
         </w:tc>
         <w:tc>
           <w:tcPr>
-            <w:tcW w:type="dxa" w:w="1653"/>
+            <w:tcW w:type="dxa" w:w="1953"/>
             <w:tcMar>
               <w:top w:w="50" w:type="dxa"/>
               <w:bottom w:w="50" w:type="dxa"/>
@@ -12552,7 +11894,7 @@
         </w:tc>
         <w:tc>
           <w:tcPr>
-            <w:tcW w:type="dxa" w:w="775"/>
+            <w:tcW w:type="dxa" w:w="771"/>
             <w:tcMar>
               <w:top w:w="50" w:type="dxa"/>
               <w:bottom w:w="50" w:type="dxa"/>
@@ -12575,7 +11917,7 @@
         </w:tc>
         <w:tc>
           <w:tcPr>
-            <w:tcW w:type="dxa" w:w="775"/>
+            <w:tcW w:type="dxa" w:w="771"/>
             <w:tcMar>
               <w:top w:w="50" w:type="dxa"/>
               <w:bottom w:w="50" w:type="dxa"/>
@@ -12598,7 +11940,7 @@
         </w:tc>
         <w:tc>
           <w:tcPr>
-            <w:tcW w:type="dxa" w:w="775"/>
+            <w:tcW w:type="dxa" w:w="771"/>
             <w:tcMar>
               <w:top w:w="50" w:type="dxa"/>
               <w:bottom w:w="50" w:type="dxa"/>
@@ -12621,7 +11963,7 @@
         </w:tc>
         <w:tc>
           <w:tcPr>
-            <w:tcW w:type="dxa" w:w="672"/>
+            <w:tcW w:type="dxa" w:w="720"/>
             <w:tcMar>
               <w:top w:w="50" w:type="dxa"/>
               <w:bottom w:w="50" w:type="dxa"/>
@@ -12639,29 +11981,6 @@
                 <w:sz w:val="16"/>
               </w:rPr>
               <w:t>7</w:t>
-            </w:r>
-          </w:p>
-        </w:tc>
-        <w:tc>
-          <w:tcPr>
-            <w:tcW w:type="dxa" w:w="827"/>
-            <w:tcMar>
-              <w:top w:w="50" w:type="dxa"/>
-              <w:bottom w:w="50" w:type="dxa"/>
-              <w:left w:w="90" w:type="dxa"/>
-              <w:right w:w="90" w:type="dxa"/>
-            </w:tcMar>
-            <w:shd w:val="clear" w:color="auto" w:fill="E5F5FF"/>
-          </w:tcPr>
-          <w:p>
-            <w:pPr>
-              <w:pStyle w:val="BDOITable"/>
-            </w:pPr>
-            <w:r>
-              <w:rPr>
-                <w:sz w:val="16"/>
-              </w:rPr>
-              <w:t>5</w:t>
             </w:r>
           </w:p>
         </w:tc>
@@ -12672,7 +11991,7 @@
         </w:trPr>
         <w:tc>
           <w:tcPr>
-            <w:tcW w:type="dxa" w:w="1188"/>
+            <w:tcW w:type="dxa" w:w="1182"/>
             <w:tcMar>
               <w:top w:w="50" w:type="dxa"/>
               <w:bottom w:w="50" w:type="dxa"/>
@@ -12694,7 +12013,7 @@
         </w:tc>
         <w:tc>
           <w:tcPr>
-            <w:tcW w:type="dxa" w:w="3307"/>
+            <w:tcW w:type="dxa" w:w="3804"/>
             <w:tcMar>
               <w:top w:w="50" w:type="dxa"/>
               <w:bottom w:w="50" w:type="dxa"/>
@@ -12716,7 +12035,7 @@
         </w:tc>
         <w:tc>
           <w:tcPr>
-            <w:tcW w:type="dxa" w:w="1653"/>
+            <w:tcW w:type="dxa" w:w="1953"/>
             <w:tcMar>
               <w:top w:w="50" w:type="dxa"/>
               <w:bottom w:w="50" w:type="dxa"/>
@@ -12738,7 +12057,7 @@
         </w:tc>
         <w:tc>
           <w:tcPr>
-            <w:tcW w:type="dxa" w:w="775"/>
+            <w:tcW w:type="dxa" w:w="771"/>
             <w:tcMar>
               <w:top w:w="50" w:type="dxa"/>
               <w:bottom w:w="50" w:type="dxa"/>
@@ -12760,7 +12079,7 @@
         </w:tc>
         <w:tc>
           <w:tcPr>
-            <w:tcW w:type="dxa" w:w="775"/>
+            <w:tcW w:type="dxa" w:w="771"/>
             <w:tcMar>
               <w:top w:w="50" w:type="dxa"/>
               <w:bottom w:w="50" w:type="dxa"/>
@@ -12782,7 +12101,7 @@
         </w:tc>
         <w:tc>
           <w:tcPr>
-            <w:tcW w:type="dxa" w:w="775"/>
+            <w:tcW w:type="dxa" w:w="771"/>
             <w:tcMar>
               <w:top w:w="50" w:type="dxa"/>
               <w:bottom w:w="50" w:type="dxa"/>
@@ -12804,7 +12123,7 @@
         </w:tc>
         <w:tc>
           <w:tcPr>
-            <w:tcW w:type="dxa" w:w="672"/>
+            <w:tcW w:type="dxa" w:w="720"/>
             <w:tcMar>
               <w:top w:w="50" w:type="dxa"/>
               <w:bottom w:w="50" w:type="dxa"/>
@@ -12821,28 +12140,6 @@
                 <w:sz w:val="16"/>
               </w:rPr>
               <w:t>5</w:t>
-            </w:r>
-          </w:p>
-        </w:tc>
-        <w:tc>
-          <w:tcPr>
-            <w:tcW w:type="dxa" w:w="827"/>
-            <w:tcMar>
-              <w:top w:w="50" w:type="dxa"/>
-              <w:bottom w:w="50" w:type="dxa"/>
-              <w:left w:w="90" w:type="dxa"/>
-              <w:right w:w="90" w:type="dxa"/>
-            </w:tcMar>
-          </w:tcPr>
-          <w:p>
-            <w:pPr>
-              <w:pStyle w:val="BDOITable"/>
-            </w:pPr>
-            <w:r>
-              <w:rPr>
-                <w:sz w:val="16"/>
-              </w:rPr>
-              <w:t>3</w:t>
             </w:r>
           </w:p>
         </w:tc>
@@ -12853,7 +12150,7 @@
         </w:trPr>
         <w:tc>
           <w:tcPr>
-            <w:tcW w:type="dxa" w:w="1188"/>
+            <w:tcW w:type="dxa" w:w="1182"/>
             <w:tcMar>
               <w:top w:w="50" w:type="dxa"/>
               <w:bottom w:w="50" w:type="dxa"/>
@@ -12876,7 +12173,7 @@
         </w:tc>
         <w:tc>
           <w:tcPr>
-            <w:tcW w:type="dxa" w:w="3307"/>
+            <w:tcW w:type="dxa" w:w="3804"/>
             <w:tcMar>
               <w:top w:w="50" w:type="dxa"/>
               <w:bottom w:w="50" w:type="dxa"/>
@@ -12899,7 +12196,7 @@
         </w:tc>
         <w:tc>
           <w:tcPr>
-            <w:tcW w:type="dxa" w:w="1653"/>
+            <w:tcW w:type="dxa" w:w="1953"/>
             <w:tcMar>
               <w:top w:w="50" w:type="dxa"/>
               <w:bottom w:w="50" w:type="dxa"/>
@@ -12922,7 +12219,7 @@
         </w:tc>
         <w:tc>
           <w:tcPr>
-            <w:tcW w:type="dxa" w:w="775"/>
+            <w:tcW w:type="dxa" w:w="771"/>
             <w:tcMar>
               <w:top w:w="50" w:type="dxa"/>
               <w:bottom w:w="50" w:type="dxa"/>
@@ -12945,7 +12242,7 @@
         </w:tc>
         <w:tc>
           <w:tcPr>
-            <w:tcW w:type="dxa" w:w="775"/>
+            <w:tcW w:type="dxa" w:w="771"/>
             <w:tcMar>
               <w:top w:w="50" w:type="dxa"/>
               <w:bottom w:w="50" w:type="dxa"/>
@@ -12968,7 +12265,7 @@
         </w:tc>
         <w:tc>
           <w:tcPr>
-            <w:tcW w:type="dxa" w:w="775"/>
+            <w:tcW w:type="dxa" w:w="771"/>
             <w:tcMar>
               <w:top w:w="50" w:type="dxa"/>
               <w:bottom w:w="50" w:type="dxa"/>
@@ -12991,30 +12288,7 @@
         </w:tc>
         <w:tc>
           <w:tcPr>
-            <w:tcW w:type="dxa" w:w="672"/>
-            <w:tcMar>
-              <w:top w:w="50" w:type="dxa"/>
-              <w:bottom w:w="50" w:type="dxa"/>
-              <w:left w:w="90" w:type="dxa"/>
-              <w:right w:w="90" w:type="dxa"/>
-            </w:tcMar>
-            <w:shd w:val="clear" w:color="auto" w:fill="E5F5FF"/>
-          </w:tcPr>
-          <w:p>
-            <w:pPr>
-              <w:pStyle w:val="BDOITable"/>
-            </w:pPr>
-            <w:r>
-              <w:rPr>
-                <w:sz w:val="16"/>
-              </w:rPr>
-              <w:t>4</w:t>
-            </w:r>
-          </w:p>
-        </w:tc>
-        <w:tc>
-          <w:tcPr>
-            <w:tcW w:type="dxa" w:w="827"/>
+            <w:tcW w:type="dxa" w:w="720"/>
             <w:tcMar>
               <w:top w:w="50" w:type="dxa"/>
               <w:bottom w:w="50" w:type="dxa"/>
@@ -13042,7 +12316,7 @@
         </w:trPr>
         <w:tc>
           <w:tcPr>
-            <w:tcW w:type="dxa" w:w="1188"/>
+            <w:tcW w:type="dxa" w:w="1182"/>
             <w:tcMar>
               <w:top w:w="50" w:type="dxa"/>
               <w:bottom w:w="50" w:type="dxa"/>
@@ -13064,7 +12338,7 @@
         </w:tc>
         <w:tc>
           <w:tcPr>
-            <w:tcW w:type="dxa" w:w="3307"/>
+            <w:tcW w:type="dxa" w:w="3804"/>
             <w:tcMar>
               <w:top w:w="50" w:type="dxa"/>
               <w:bottom w:w="50" w:type="dxa"/>
@@ -13086,7 +12360,7 @@
         </w:tc>
         <w:tc>
           <w:tcPr>
-            <w:tcW w:type="dxa" w:w="1653"/>
+            <w:tcW w:type="dxa" w:w="1953"/>
             <w:tcMar>
               <w:top w:w="50" w:type="dxa"/>
               <w:bottom w:w="50" w:type="dxa"/>
@@ -13108,7 +12382,7 @@
         </w:tc>
         <w:tc>
           <w:tcPr>
-            <w:tcW w:type="dxa" w:w="775"/>
+            <w:tcW w:type="dxa" w:w="771"/>
             <w:tcMar>
               <w:top w:w="50" w:type="dxa"/>
               <w:bottom w:w="50" w:type="dxa"/>
@@ -13130,7 +12404,7 @@
         </w:tc>
         <w:tc>
           <w:tcPr>
-            <w:tcW w:type="dxa" w:w="775"/>
+            <w:tcW w:type="dxa" w:w="771"/>
             <w:tcMar>
               <w:top w:w="50" w:type="dxa"/>
               <w:bottom w:w="50" w:type="dxa"/>
@@ -13152,7 +12426,7 @@
         </w:tc>
         <w:tc>
           <w:tcPr>
-            <w:tcW w:type="dxa" w:w="775"/>
+            <w:tcW w:type="dxa" w:w="771"/>
             <w:tcMar>
               <w:top w:w="50" w:type="dxa"/>
               <w:bottom w:w="50" w:type="dxa"/>
@@ -13174,7 +12448,7 @@
         </w:tc>
         <w:tc>
           <w:tcPr>
-            <w:tcW w:type="dxa" w:w="672"/>
+            <w:tcW w:type="dxa" w:w="720"/>
             <w:tcMar>
               <w:top w:w="50" w:type="dxa"/>
               <w:bottom w:w="50" w:type="dxa"/>
@@ -13191,28 +12465,6 @@
                 <w:sz w:val="16"/>
               </w:rPr>
               <w:t>9</w:t>
-            </w:r>
-          </w:p>
-        </w:tc>
-        <w:tc>
-          <w:tcPr>
-            <w:tcW w:type="dxa" w:w="827"/>
-            <w:tcMar>
-              <w:top w:w="50" w:type="dxa"/>
-              <w:bottom w:w="50" w:type="dxa"/>
-              <w:left w:w="90" w:type="dxa"/>
-              <w:right w:w="90" w:type="dxa"/>
-            </w:tcMar>
-          </w:tcPr>
-          <w:p>
-            <w:pPr>
-              <w:pStyle w:val="BDOITable"/>
-            </w:pPr>
-            <w:r>
-              <w:rPr>
-                <w:sz w:val="16"/>
-              </w:rPr>
-              <w:t>4</w:t>
             </w:r>
           </w:p>
         </w:tc>
@@ -13223,7 +12475,7 @@
         </w:trPr>
         <w:tc>
           <w:tcPr>
-            <w:tcW w:type="dxa" w:w="1188"/>
+            <w:tcW w:type="dxa" w:w="1182"/>
             <w:tcMar>
               <w:top w:w="50" w:type="dxa"/>
               <w:bottom w:w="50" w:type="dxa"/>
@@ -13246,7 +12498,7 @@
         </w:tc>
         <w:tc>
           <w:tcPr>
-            <w:tcW w:type="dxa" w:w="3307"/>
+            <w:tcW w:type="dxa" w:w="3804"/>
             <w:tcMar>
               <w:top w:w="50" w:type="dxa"/>
               <w:bottom w:w="50" w:type="dxa"/>
@@ -13269,7 +12521,7 @@
         </w:tc>
         <w:tc>
           <w:tcPr>
-            <w:tcW w:type="dxa" w:w="1653"/>
+            <w:tcW w:type="dxa" w:w="1953"/>
             <w:tcMar>
               <w:top w:w="50" w:type="dxa"/>
               <w:bottom w:w="50" w:type="dxa"/>
@@ -13292,7 +12544,7 @@
         </w:tc>
         <w:tc>
           <w:tcPr>
-            <w:tcW w:type="dxa" w:w="775"/>
+            <w:tcW w:type="dxa" w:w="771"/>
             <w:tcMar>
               <w:top w:w="50" w:type="dxa"/>
               <w:bottom w:w="50" w:type="dxa"/>
@@ -13315,7 +12567,7 @@
         </w:tc>
         <w:tc>
           <w:tcPr>
-            <w:tcW w:type="dxa" w:w="775"/>
+            <w:tcW w:type="dxa" w:w="771"/>
             <w:tcMar>
               <w:top w:w="50" w:type="dxa"/>
               <w:bottom w:w="50" w:type="dxa"/>
@@ -13338,7 +12590,7 @@
         </w:tc>
         <w:tc>
           <w:tcPr>
-            <w:tcW w:type="dxa" w:w="775"/>
+            <w:tcW w:type="dxa" w:w="771"/>
             <w:tcMar>
               <w:top w:w="50" w:type="dxa"/>
               <w:bottom w:w="50" w:type="dxa"/>
@@ -13361,7 +12613,7 @@
         </w:tc>
         <w:tc>
           <w:tcPr>
-            <w:tcW w:type="dxa" w:w="672"/>
+            <w:tcW w:type="dxa" w:w="720"/>
             <w:tcMar>
               <w:top w:w="50" w:type="dxa"/>
               <w:bottom w:w="50" w:type="dxa"/>
@@ -13379,29 +12631,6 @@
                 <w:sz w:val="16"/>
               </w:rPr>
               <w:t>9</w:t>
-            </w:r>
-          </w:p>
-        </w:tc>
-        <w:tc>
-          <w:tcPr>
-            <w:tcW w:type="dxa" w:w="827"/>
-            <w:tcMar>
-              <w:top w:w="50" w:type="dxa"/>
-              <w:bottom w:w="50" w:type="dxa"/>
-              <w:left w:w="90" w:type="dxa"/>
-              <w:right w:w="90" w:type="dxa"/>
-            </w:tcMar>
-            <w:shd w:val="clear" w:color="auto" w:fill="E5F5FF"/>
-          </w:tcPr>
-          <w:p>
-            <w:pPr>
-              <w:pStyle w:val="BDOITable"/>
-            </w:pPr>
-            <w:r>
-              <w:rPr>
-                <w:sz w:val="16"/>
-              </w:rPr>
-              <w:t>3</w:t>
             </w:r>
           </w:p>
         </w:tc>
@@ -13412,7 +12641,7 @@
         </w:trPr>
         <w:tc>
           <w:tcPr>
-            <w:tcW w:type="dxa" w:w="1188"/>
+            <w:tcW w:type="dxa" w:w="1182"/>
             <w:tcMar>
               <w:top w:w="50" w:type="dxa"/>
               <w:bottom w:w="50" w:type="dxa"/>
@@ -13434,7 +12663,7 @@
         </w:tc>
         <w:tc>
           <w:tcPr>
-            <w:tcW w:type="dxa" w:w="3307"/>
+            <w:tcW w:type="dxa" w:w="3804"/>
             <w:tcMar>
               <w:top w:w="50" w:type="dxa"/>
               <w:bottom w:w="50" w:type="dxa"/>
@@ -13456,7 +12685,7 @@
         </w:tc>
         <w:tc>
           <w:tcPr>
-            <w:tcW w:type="dxa" w:w="1653"/>
+            <w:tcW w:type="dxa" w:w="1953"/>
             <w:tcMar>
               <w:top w:w="50" w:type="dxa"/>
               <w:bottom w:w="50" w:type="dxa"/>
@@ -13478,7 +12707,7 @@
         </w:tc>
         <w:tc>
           <w:tcPr>
-            <w:tcW w:type="dxa" w:w="775"/>
+            <w:tcW w:type="dxa" w:w="771"/>
             <w:tcMar>
               <w:top w:w="50" w:type="dxa"/>
               <w:bottom w:w="50" w:type="dxa"/>
@@ -13500,7 +12729,7 @@
         </w:tc>
         <w:tc>
           <w:tcPr>
-            <w:tcW w:type="dxa" w:w="775"/>
+            <w:tcW w:type="dxa" w:w="771"/>
             <w:tcMar>
               <w:top w:w="50" w:type="dxa"/>
               <w:bottom w:w="50" w:type="dxa"/>
@@ -13522,7 +12751,7 @@
         </w:tc>
         <w:tc>
           <w:tcPr>
-            <w:tcW w:type="dxa" w:w="775"/>
+            <w:tcW w:type="dxa" w:w="771"/>
             <w:tcMar>
               <w:top w:w="50" w:type="dxa"/>
               <w:bottom w:w="50" w:type="dxa"/>
@@ -13544,7 +12773,7 @@
         </w:tc>
         <w:tc>
           <w:tcPr>
-            <w:tcW w:type="dxa" w:w="672"/>
+            <w:tcW w:type="dxa" w:w="720"/>
             <w:tcMar>
               <w:top w:w="50" w:type="dxa"/>
               <w:bottom w:w="50" w:type="dxa"/>
@@ -13561,28 +12790,6 @@
                 <w:sz w:val="16"/>
               </w:rPr>
               <w:t>6</w:t>
-            </w:r>
-          </w:p>
-        </w:tc>
-        <w:tc>
-          <w:tcPr>
-            <w:tcW w:type="dxa" w:w="827"/>
-            <w:tcMar>
-              <w:top w:w="50" w:type="dxa"/>
-              <w:bottom w:w="50" w:type="dxa"/>
-              <w:left w:w="90" w:type="dxa"/>
-              <w:right w:w="90" w:type="dxa"/>
-            </w:tcMar>
-          </w:tcPr>
-          <w:p>
-            <w:pPr>
-              <w:pStyle w:val="BDOITable"/>
-            </w:pPr>
-            <w:r>
-              <w:rPr>
-                <w:sz w:val="16"/>
-              </w:rPr>
-              <w:t>4</w:t>
             </w:r>
           </w:p>
         </w:tc>
@@ -13593,7 +12800,7 @@
         </w:trPr>
         <w:tc>
           <w:tcPr>
-            <w:tcW w:type="dxa" w:w="1188"/>
+            <w:tcW w:type="dxa" w:w="1182"/>
             <w:tcMar>
               <w:top w:w="50" w:type="dxa"/>
               <w:bottom w:w="50" w:type="dxa"/>
@@ -13616,7 +12823,7 @@
         </w:tc>
         <w:tc>
           <w:tcPr>
-            <w:tcW w:type="dxa" w:w="3307"/>
+            <w:tcW w:type="dxa" w:w="3804"/>
             <w:tcMar>
               <w:top w:w="50" w:type="dxa"/>
               <w:bottom w:w="50" w:type="dxa"/>
@@ -13639,7 +12846,7 @@
         </w:tc>
         <w:tc>
           <w:tcPr>
-            <w:tcW w:type="dxa" w:w="1653"/>
+            <w:tcW w:type="dxa" w:w="1953"/>
             <w:tcMar>
               <w:top w:w="50" w:type="dxa"/>
               <w:bottom w:w="50" w:type="dxa"/>
@@ -13662,7 +12869,7 @@
         </w:tc>
         <w:tc>
           <w:tcPr>
-            <w:tcW w:type="dxa" w:w="775"/>
+            <w:tcW w:type="dxa" w:w="771"/>
             <w:tcMar>
               <w:top w:w="50" w:type="dxa"/>
               <w:bottom w:w="50" w:type="dxa"/>
@@ -13685,7 +12892,7 @@
         </w:tc>
         <w:tc>
           <w:tcPr>
-            <w:tcW w:type="dxa" w:w="775"/>
+            <w:tcW w:type="dxa" w:w="771"/>
             <w:tcMar>
               <w:top w:w="50" w:type="dxa"/>
               <w:bottom w:w="50" w:type="dxa"/>
@@ -13708,7 +12915,7 @@
         </w:tc>
         <w:tc>
           <w:tcPr>
-            <w:tcW w:type="dxa" w:w="775"/>
+            <w:tcW w:type="dxa" w:w="771"/>
             <w:tcMar>
               <w:top w:w="50" w:type="dxa"/>
               <w:bottom w:w="50" w:type="dxa"/>
@@ -13731,7 +12938,7 @@
         </w:tc>
         <w:tc>
           <w:tcPr>
-            <w:tcW w:type="dxa" w:w="672"/>
+            <w:tcW w:type="dxa" w:w="720"/>
             <w:tcMar>
               <w:top w:w="50" w:type="dxa"/>
               <w:bottom w:w="50" w:type="dxa"/>
@@ -13749,29 +12956,6 @@
                 <w:sz w:val="16"/>
               </w:rPr>
               <w:t>5</w:t>
-            </w:r>
-          </w:p>
-        </w:tc>
-        <w:tc>
-          <w:tcPr>
-            <w:tcW w:type="dxa" w:w="827"/>
-            <w:tcMar>
-              <w:top w:w="50" w:type="dxa"/>
-              <w:bottom w:w="50" w:type="dxa"/>
-              <w:left w:w="90" w:type="dxa"/>
-              <w:right w:w="90" w:type="dxa"/>
-            </w:tcMar>
-            <w:shd w:val="clear" w:color="auto" w:fill="E5F5FF"/>
-          </w:tcPr>
-          <w:p>
-            <w:pPr>
-              <w:pStyle w:val="BDOITable"/>
-            </w:pPr>
-            <w:r>
-              <w:rPr>
-                <w:sz w:val="16"/>
-              </w:rPr>
-              <w:t>2</w:t>
             </w:r>
           </w:p>
         </w:tc>
@@ -13782,7 +12966,7 @@
         </w:trPr>
         <w:tc>
           <w:tcPr>
-            <w:tcW w:type="dxa" w:w="1188"/>
+            <w:tcW w:type="dxa" w:w="1182"/>
             <w:tcMar>
               <w:top w:w="50" w:type="dxa"/>
               <w:bottom w:w="50" w:type="dxa"/>
@@ -13804,7 +12988,7 @@
         </w:tc>
         <w:tc>
           <w:tcPr>
-            <w:tcW w:type="dxa" w:w="3307"/>
+            <w:tcW w:type="dxa" w:w="3804"/>
             <w:tcMar>
               <w:top w:w="50" w:type="dxa"/>
               <w:bottom w:w="50" w:type="dxa"/>
@@ -13826,7 +13010,7 @@
         </w:tc>
         <w:tc>
           <w:tcPr>
-            <w:tcW w:type="dxa" w:w="1653"/>
+            <w:tcW w:type="dxa" w:w="1953"/>
             <w:tcMar>
               <w:top w:w="50" w:type="dxa"/>
               <w:bottom w:w="50" w:type="dxa"/>
@@ -13848,7 +13032,7 @@
         </w:tc>
         <w:tc>
           <w:tcPr>
-            <w:tcW w:type="dxa" w:w="775"/>
+            <w:tcW w:type="dxa" w:w="771"/>
             <w:tcMar>
               <w:top w:w="50" w:type="dxa"/>
               <w:bottom w:w="50" w:type="dxa"/>
@@ -13870,7 +13054,7 @@
         </w:tc>
         <w:tc>
           <w:tcPr>
-            <w:tcW w:type="dxa" w:w="775"/>
+            <w:tcW w:type="dxa" w:w="771"/>
             <w:tcMar>
               <w:top w:w="50" w:type="dxa"/>
               <w:bottom w:w="50" w:type="dxa"/>
@@ -13892,7 +13076,7 @@
         </w:tc>
         <w:tc>
           <w:tcPr>
-            <w:tcW w:type="dxa" w:w="775"/>
+            <w:tcW w:type="dxa" w:w="771"/>
             <w:tcMar>
               <w:top w:w="50" w:type="dxa"/>
               <w:bottom w:w="50" w:type="dxa"/>
@@ -13914,7 +13098,7 @@
         </w:tc>
         <w:tc>
           <w:tcPr>
-            <w:tcW w:type="dxa" w:w="672"/>
+            <w:tcW w:type="dxa" w:w="720"/>
             <w:tcMar>
               <w:top w:w="50" w:type="dxa"/>
               <w:bottom w:w="50" w:type="dxa"/>
@@ -13931,28 +13115,6 @@
                 <w:sz w:val="16"/>
               </w:rPr>
               <w:t>5</w:t>
-            </w:r>
-          </w:p>
-        </w:tc>
-        <w:tc>
-          <w:tcPr>
-            <w:tcW w:type="dxa" w:w="827"/>
-            <w:tcMar>
-              <w:top w:w="50" w:type="dxa"/>
-              <w:bottom w:w="50" w:type="dxa"/>
-              <w:left w:w="90" w:type="dxa"/>
-              <w:right w:w="90" w:type="dxa"/>
-            </w:tcMar>
-          </w:tcPr>
-          <w:p>
-            <w:pPr>
-              <w:pStyle w:val="BDOITable"/>
-            </w:pPr>
-            <w:r>
-              <w:rPr>
-                <w:sz w:val="16"/>
-              </w:rPr>
-              <w:t>3</w:t>
             </w:r>
           </w:p>
         </w:tc>
@@ -13963,7 +13125,7 @@
         </w:trPr>
         <w:tc>
           <w:tcPr>
-            <w:tcW w:type="dxa" w:w="1188"/>
+            <w:tcW w:type="dxa" w:w="1182"/>
             <w:tcMar>
               <w:top w:w="50" w:type="dxa"/>
               <w:bottom w:w="50" w:type="dxa"/>
@@ -13986,7 +13148,7 @@
         </w:tc>
         <w:tc>
           <w:tcPr>
-            <w:tcW w:type="dxa" w:w="3307"/>
+            <w:tcW w:type="dxa" w:w="3804"/>
             <w:tcMar>
               <w:top w:w="50" w:type="dxa"/>
               <w:bottom w:w="50" w:type="dxa"/>
@@ -14009,7 +13171,7 @@
         </w:tc>
         <w:tc>
           <w:tcPr>
-            <w:tcW w:type="dxa" w:w="1653"/>
+            <w:tcW w:type="dxa" w:w="1953"/>
             <w:tcMar>
               <w:top w:w="50" w:type="dxa"/>
               <w:bottom w:w="50" w:type="dxa"/>
@@ -14032,7 +13194,7 @@
         </w:tc>
         <w:tc>
           <w:tcPr>
-            <w:tcW w:type="dxa" w:w="775"/>
+            <w:tcW w:type="dxa" w:w="771"/>
             <w:tcMar>
               <w:top w:w="50" w:type="dxa"/>
               <w:bottom w:w="50" w:type="dxa"/>
@@ -14055,7 +13217,7 @@
         </w:tc>
         <w:tc>
           <w:tcPr>
-            <w:tcW w:type="dxa" w:w="775"/>
+            <w:tcW w:type="dxa" w:w="771"/>
             <w:tcMar>
               <w:top w:w="50" w:type="dxa"/>
               <w:bottom w:w="50" w:type="dxa"/>
@@ -14078,7 +13240,7 @@
         </w:tc>
         <w:tc>
           <w:tcPr>
-            <w:tcW w:type="dxa" w:w="775"/>
+            <w:tcW w:type="dxa" w:w="771"/>
             <w:tcMar>
               <w:top w:w="50" w:type="dxa"/>
               <w:bottom w:w="50" w:type="dxa"/>
@@ -14101,7 +13263,7 @@
         </w:tc>
         <w:tc>
           <w:tcPr>
-            <w:tcW w:type="dxa" w:w="672"/>
+            <w:tcW w:type="dxa" w:w="720"/>
             <w:tcMar>
               <w:top w:w="50" w:type="dxa"/>
               <w:bottom w:w="50" w:type="dxa"/>
@@ -14119,29 +13281,6 @@
                 <w:sz w:val="16"/>
               </w:rPr>
               <w:t>7</w:t>
-            </w:r>
-          </w:p>
-        </w:tc>
-        <w:tc>
-          <w:tcPr>
-            <w:tcW w:type="dxa" w:w="827"/>
-            <w:tcMar>
-              <w:top w:w="50" w:type="dxa"/>
-              <w:bottom w:w="50" w:type="dxa"/>
-              <w:left w:w="90" w:type="dxa"/>
-              <w:right w:w="90" w:type="dxa"/>
-            </w:tcMar>
-            <w:shd w:val="clear" w:color="auto" w:fill="E5F5FF"/>
-          </w:tcPr>
-          <w:p>
-            <w:pPr>
-              <w:pStyle w:val="BDOITable"/>
-            </w:pPr>
-            <w:r>
-              <w:rPr>
-                <w:sz w:val="16"/>
-              </w:rPr>
-              <w:t>2</w:t>
             </w:r>
           </w:p>
         </w:tc>
@@ -14152,7 +13291,7 @@
         </w:trPr>
         <w:tc>
           <w:tcPr>
-            <w:tcW w:type="dxa" w:w="1188"/>
+            <w:tcW w:type="dxa" w:w="1182"/>
             <w:tcMar>
               <w:top w:w="50" w:type="dxa"/>
               <w:bottom w:w="50" w:type="dxa"/>
@@ -14174,7 +13313,7 @@
         </w:tc>
         <w:tc>
           <w:tcPr>
-            <w:tcW w:type="dxa" w:w="3307"/>
+            <w:tcW w:type="dxa" w:w="3804"/>
             <w:tcMar>
               <w:top w:w="50" w:type="dxa"/>
               <w:bottom w:w="50" w:type="dxa"/>
@@ -14196,7 +13335,7 @@
         </w:tc>
         <w:tc>
           <w:tcPr>
-            <w:tcW w:type="dxa" w:w="1653"/>
+            <w:tcW w:type="dxa" w:w="1953"/>
             <w:tcMar>
               <w:top w:w="50" w:type="dxa"/>
               <w:bottom w:w="50" w:type="dxa"/>
@@ -14218,7 +13357,7 @@
         </w:tc>
         <w:tc>
           <w:tcPr>
-            <w:tcW w:type="dxa" w:w="775"/>
+            <w:tcW w:type="dxa" w:w="771"/>
             <w:tcMar>
               <w:top w:w="50" w:type="dxa"/>
               <w:bottom w:w="50" w:type="dxa"/>
@@ -14240,7 +13379,7 @@
         </w:tc>
         <w:tc>
           <w:tcPr>
-            <w:tcW w:type="dxa" w:w="775"/>
+            <w:tcW w:type="dxa" w:w="771"/>
             <w:tcMar>
               <w:top w:w="50" w:type="dxa"/>
               <w:bottom w:w="50" w:type="dxa"/>
@@ -14262,7 +13401,7 @@
         </w:tc>
         <w:tc>
           <w:tcPr>
-            <w:tcW w:type="dxa" w:w="775"/>
+            <w:tcW w:type="dxa" w:w="771"/>
             <w:tcMar>
               <w:top w:w="50" w:type="dxa"/>
               <w:bottom w:w="50" w:type="dxa"/>
@@ -14284,7 +13423,7 @@
         </w:tc>
         <w:tc>
           <w:tcPr>
-            <w:tcW w:type="dxa" w:w="672"/>
+            <w:tcW w:type="dxa" w:w="720"/>
             <w:tcMar>
               <w:top w:w="50" w:type="dxa"/>
               <w:bottom w:w="50" w:type="dxa"/>
@@ -14301,28 +13440,6 @@
                 <w:sz w:val="16"/>
               </w:rPr>
               <w:t>5</w:t>
-            </w:r>
-          </w:p>
-        </w:tc>
-        <w:tc>
-          <w:tcPr>
-            <w:tcW w:type="dxa" w:w="827"/>
-            <w:tcMar>
-              <w:top w:w="50" w:type="dxa"/>
-              <w:bottom w:w="50" w:type="dxa"/>
-              <w:left w:w="90" w:type="dxa"/>
-              <w:right w:w="90" w:type="dxa"/>
-            </w:tcMar>
-          </w:tcPr>
-          <w:p>
-            <w:pPr>
-              <w:pStyle w:val="BDOITable"/>
-            </w:pPr>
-            <w:r>
-              <w:rPr>
-                <w:sz w:val="16"/>
-              </w:rPr>
-              <w:t>2</w:t>
             </w:r>
           </w:p>
         </w:tc>
@@ -14333,7 +13450,7 @@
         </w:trPr>
         <w:tc>
           <w:tcPr>
-            <w:tcW w:type="dxa" w:w="1188"/>
+            <w:tcW w:type="dxa" w:w="1182"/>
             <w:tcMar>
               <w:top w:w="50" w:type="dxa"/>
               <w:bottom w:w="50" w:type="dxa"/>
@@ -14356,7 +13473,7 @@
         </w:tc>
         <w:tc>
           <w:tcPr>
-            <w:tcW w:type="dxa" w:w="3307"/>
+            <w:tcW w:type="dxa" w:w="3804"/>
             <w:tcMar>
               <w:top w:w="50" w:type="dxa"/>
               <w:bottom w:w="50" w:type="dxa"/>
@@ -14379,7 +13496,7 @@
         </w:tc>
         <w:tc>
           <w:tcPr>
-            <w:tcW w:type="dxa" w:w="1653"/>
+            <w:tcW w:type="dxa" w:w="1953"/>
             <w:tcMar>
               <w:top w:w="50" w:type="dxa"/>
               <w:bottom w:w="50" w:type="dxa"/>
@@ -14402,7 +13519,7 @@
         </w:tc>
         <w:tc>
           <w:tcPr>
-            <w:tcW w:type="dxa" w:w="775"/>
+            <w:tcW w:type="dxa" w:w="771"/>
             <w:tcMar>
               <w:top w:w="50" w:type="dxa"/>
               <w:bottom w:w="50" w:type="dxa"/>
@@ -14425,7 +13542,7 @@
         </w:tc>
         <w:tc>
           <w:tcPr>
-            <w:tcW w:type="dxa" w:w="775"/>
+            <w:tcW w:type="dxa" w:w="771"/>
             <w:tcMar>
               <w:top w:w="50" w:type="dxa"/>
               <w:bottom w:w="50" w:type="dxa"/>
@@ -14448,7 +13565,7 @@
         </w:tc>
         <w:tc>
           <w:tcPr>
-            <w:tcW w:type="dxa" w:w="775"/>
+            <w:tcW w:type="dxa" w:w="771"/>
             <w:tcMar>
               <w:top w:w="50" w:type="dxa"/>
               <w:bottom w:w="50" w:type="dxa"/>
@@ -14471,7 +13588,7 @@
         </w:tc>
         <w:tc>
           <w:tcPr>
-            <w:tcW w:type="dxa" w:w="672"/>
+            <w:tcW w:type="dxa" w:w="720"/>
             <w:tcMar>
               <w:top w:w="50" w:type="dxa"/>
               <w:bottom w:w="50" w:type="dxa"/>
@@ -14489,29 +13606,6 @@
                 <w:sz w:val="16"/>
               </w:rPr>
               <w:t>6</w:t>
-            </w:r>
-          </w:p>
-        </w:tc>
-        <w:tc>
-          <w:tcPr>
-            <w:tcW w:type="dxa" w:w="827"/>
-            <w:tcMar>
-              <w:top w:w="50" w:type="dxa"/>
-              <w:bottom w:w="50" w:type="dxa"/>
-              <w:left w:w="90" w:type="dxa"/>
-              <w:right w:w="90" w:type="dxa"/>
-            </w:tcMar>
-            <w:shd w:val="clear" w:color="auto" w:fill="E5F5FF"/>
-          </w:tcPr>
-          <w:p>
-            <w:pPr>
-              <w:pStyle w:val="BDOITable"/>
-            </w:pPr>
-            <w:r>
-              <w:rPr>
-                <w:sz w:val="16"/>
-              </w:rPr>
-              <w:t>5</w:t>
             </w:r>
           </w:p>
         </w:tc>
@@ -14522,7 +13616,7 @@
         </w:trPr>
         <w:tc>
           <w:tcPr>
-            <w:tcW w:type="dxa" w:w="1188"/>
+            <w:tcW w:type="dxa" w:w="1182"/>
             <w:tcMar>
               <w:top w:w="50" w:type="dxa"/>
               <w:bottom w:w="50" w:type="dxa"/>
@@ -14544,7 +13638,7 @@
         </w:tc>
         <w:tc>
           <w:tcPr>
-            <w:tcW w:type="dxa" w:w="3307"/>
+            <w:tcW w:type="dxa" w:w="3804"/>
             <w:tcMar>
               <w:top w:w="50" w:type="dxa"/>
               <w:bottom w:w="50" w:type="dxa"/>
@@ -14566,7 +13660,7 @@
         </w:tc>
         <w:tc>
           <w:tcPr>
-            <w:tcW w:type="dxa" w:w="1653"/>
+            <w:tcW w:type="dxa" w:w="1953"/>
             <w:tcMar>
               <w:top w:w="50" w:type="dxa"/>
               <w:bottom w:w="50" w:type="dxa"/>
@@ -14588,7 +13682,7 @@
         </w:tc>
         <w:tc>
           <w:tcPr>
-            <w:tcW w:type="dxa" w:w="775"/>
+            <w:tcW w:type="dxa" w:w="771"/>
             <w:tcMar>
               <w:top w:w="50" w:type="dxa"/>
               <w:bottom w:w="50" w:type="dxa"/>
@@ -14610,7 +13704,7 @@
         </w:tc>
         <w:tc>
           <w:tcPr>
-            <w:tcW w:type="dxa" w:w="775"/>
+            <w:tcW w:type="dxa" w:w="771"/>
             <w:tcMar>
               <w:top w:w="50" w:type="dxa"/>
               <w:bottom w:w="50" w:type="dxa"/>
@@ -14632,7 +13726,7 @@
         </w:tc>
         <w:tc>
           <w:tcPr>
-            <w:tcW w:type="dxa" w:w="775"/>
+            <w:tcW w:type="dxa" w:w="771"/>
             <w:tcMar>
               <w:top w:w="50" w:type="dxa"/>
               <w:bottom w:w="50" w:type="dxa"/>
@@ -14654,7 +13748,7 @@
         </w:tc>
         <w:tc>
           <w:tcPr>
-            <w:tcW w:type="dxa" w:w="672"/>
+            <w:tcW w:type="dxa" w:w="720"/>
             <w:tcMar>
               <w:top w:w="50" w:type="dxa"/>
               <w:bottom w:w="50" w:type="dxa"/>
@@ -14671,28 +13765,6 @@
                 <w:sz w:val="16"/>
               </w:rPr>
               <w:t>7</w:t>
-            </w:r>
-          </w:p>
-        </w:tc>
-        <w:tc>
-          <w:tcPr>
-            <w:tcW w:type="dxa" w:w="827"/>
-            <w:tcMar>
-              <w:top w:w="50" w:type="dxa"/>
-              <w:bottom w:w="50" w:type="dxa"/>
-              <w:left w:w="90" w:type="dxa"/>
-              <w:right w:w="90" w:type="dxa"/>
-            </w:tcMar>
-          </w:tcPr>
-          <w:p>
-            <w:pPr>
-              <w:pStyle w:val="BDOITable"/>
-            </w:pPr>
-            <w:r>
-              <w:rPr>
-                <w:sz w:val="16"/>
-              </w:rPr>
-              <w:t>3</w:t>
             </w:r>
           </w:p>
         </w:tc>
@@ -14703,7 +13775,7 @@
         </w:trPr>
         <w:tc>
           <w:tcPr>
-            <w:tcW w:type="dxa" w:w="1188"/>
+            <w:tcW w:type="dxa" w:w="1182"/>
             <w:tcMar>
               <w:top w:w="50" w:type="dxa"/>
               <w:bottom w:w="50" w:type="dxa"/>
@@ -14726,7 +13798,7 @@
         </w:tc>
         <w:tc>
           <w:tcPr>
-            <w:tcW w:type="dxa" w:w="3307"/>
+            <w:tcW w:type="dxa" w:w="3804"/>
             <w:tcMar>
               <w:top w:w="50" w:type="dxa"/>
               <w:bottom w:w="50" w:type="dxa"/>
@@ -14749,7 +13821,7 @@
         </w:tc>
         <w:tc>
           <w:tcPr>
-            <w:tcW w:type="dxa" w:w="1653"/>
+            <w:tcW w:type="dxa" w:w="1953"/>
             <w:tcMar>
               <w:top w:w="50" w:type="dxa"/>
               <w:bottom w:w="50" w:type="dxa"/>
@@ -14772,7 +13844,7 @@
         </w:tc>
         <w:tc>
           <w:tcPr>
-            <w:tcW w:type="dxa" w:w="775"/>
+            <w:tcW w:type="dxa" w:w="771"/>
             <w:tcMar>
               <w:top w:w="50" w:type="dxa"/>
               <w:bottom w:w="50" w:type="dxa"/>
@@ -14795,7 +13867,7 @@
         </w:tc>
         <w:tc>
           <w:tcPr>
-            <w:tcW w:type="dxa" w:w="775"/>
+            <w:tcW w:type="dxa" w:w="771"/>
             <w:tcMar>
               <w:top w:w="50" w:type="dxa"/>
               <w:bottom w:w="50" w:type="dxa"/>
@@ -14818,7 +13890,7 @@
         </w:tc>
         <w:tc>
           <w:tcPr>
-            <w:tcW w:type="dxa" w:w="775"/>
+            <w:tcW w:type="dxa" w:w="771"/>
             <w:tcMar>
               <w:top w:w="50" w:type="dxa"/>
               <w:bottom w:w="50" w:type="dxa"/>
@@ -14841,7 +13913,7 @@
         </w:tc>
         <w:tc>
           <w:tcPr>
-            <w:tcW w:type="dxa" w:w="672"/>
+            <w:tcW w:type="dxa" w:w="720"/>
             <w:tcMar>
               <w:top w:w="50" w:type="dxa"/>
               <w:bottom w:w="50" w:type="dxa"/>
@@ -14859,29 +13931,6 @@
                 <w:sz w:val="16"/>
               </w:rPr>
               <w:t>6</w:t>
-            </w:r>
-          </w:p>
-        </w:tc>
-        <w:tc>
-          <w:tcPr>
-            <w:tcW w:type="dxa" w:w="827"/>
-            <w:tcMar>
-              <w:top w:w="50" w:type="dxa"/>
-              <w:bottom w:w="50" w:type="dxa"/>
-              <w:left w:w="90" w:type="dxa"/>
-              <w:right w:w="90" w:type="dxa"/>
-            </w:tcMar>
-            <w:shd w:val="clear" w:color="auto" w:fill="E5F5FF"/>
-          </w:tcPr>
-          <w:p>
-            <w:pPr>
-              <w:pStyle w:val="BDOITable"/>
-            </w:pPr>
-            <w:r>
-              <w:rPr>
-                <w:sz w:val="16"/>
-              </w:rPr>
-              <w:t>4</w:t>
             </w:r>
           </w:p>
         </w:tc>
@@ -14892,7 +13941,7 @@
         </w:trPr>
         <w:tc>
           <w:tcPr>
-            <w:tcW w:type="dxa" w:w="1188"/>
+            <w:tcW w:type="dxa" w:w="1182"/>
             <w:tcMar>
               <w:top w:w="50" w:type="dxa"/>
               <w:bottom w:w="50" w:type="dxa"/>
@@ -14914,7 +13963,7 @@
         </w:tc>
         <w:tc>
           <w:tcPr>
-            <w:tcW w:type="dxa" w:w="3307"/>
+            <w:tcW w:type="dxa" w:w="3804"/>
             <w:tcMar>
               <w:top w:w="50" w:type="dxa"/>
               <w:bottom w:w="50" w:type="dxa"/>
@@ -14936,7 +13985,7 @@
         </w:tc>
         <w:tc>
           <w:tcPr>
-            <w:tcW w:type="dxa" w:w="1653"/>
+            <w:tcW w:type="dxa" w:w="1953"/>
             <w:tcMar>
               <w:top w:w="50" w:type="dxa"/>
               <w:bottom w:w="50" w:type="dxa"/>
@@ -14958,7 +14007,7 @@
         </w:tc>
         <w:tc>
           <w:tcPr>
-            <w:tcW w:type="dxa" w:w="775"/>
+            <w:tcW w:type="dxa" w:w="771"/>
             <w:tcMar>
               <w:top w:w="50" w:type="dxa"/>
               <w:bottom w:w="50" w:type="dxa"/>
@@ -14980,7 +14029,7 @@
         </w:tc>
         <w:tc>
           <w:tcPr>
-            <w:tcW w:type="dxa" w:w="775"/>
+            <w:tcW w:type="dxa" w:w="771"/>
             <w:tcMar>
               <w:top w:w="50" w:type="dxa"/>
               <w:bottom w:w="50" w:type="dxa"/>
@@ -15002,7 +14051,7 @@
         </w:tc>
         <w:tc>
           <w:tcPr>
-            <w:tcW w:type="dxa" w:w="775"/>
+            <w:tcW w:type="dxa" w:w="771"/>
             <w:tcMar>
               <w:top w:w="50" w:type="dxa"/>
               <w:bottom w:w="50" w:type="dxa"/>
@@ -15024,7 +14073,7 @@
         </w:tc>
         <w:tc>
           <w:tcPr>
-            <w:tcW w:type="dxa" w:w="672"/>
+            <w:tcW w:type="dxa" w:w="720"/>
             <w:tcMar>
               <w:top w:w="50" w:type="dxa"/>
               <w:bottom w:w="50" w:type="dxa"/>
@@ -15041,28 +14090,6 @@
                 <w:sz w:val="16"/>
               </w:rPr>
               <w:t>9</w:t>
-            </w:r>
-          </w:p>
-        </w:tc>
-        <w:tc>
-          <w:tcPr>
-            <w:tcW w:type="dxa" w:w="827"/>
-            <w:tcMar>
-              <w:top w:w="50" w:type="dxa"/>
-              <w:bottom w:w="50" w:type="dxa"/>
-              <w:left w:w="90" w:type="dxa"/>
-              <w:right w:w="90" w:type="dxa"/>
-            </w:tcMar>
-          </w:tcPr>
-          <w:p>
-            <w:pPr>
-              <w:pStyle w:val="BDOITable"/>
-            </w:pPr>
-            <w:r>
-              <w:rPr>
-                <w:sz w:val="16"/>
-              </w:rPr>
-              <w:t>3</w:t>
             </w:r>
           </w:p>
         </w:tc>
@@ -15073,7 +14100,7 @@
         </w:trPr>
         <w:tc>
           <w:tcPr>
-            <w:tcW w:type="dxa" w:w="1188"/>
+            <w:tcW w:type="dxa" w:w="1182"/>
             <w:tcMar>
               <w:top w:w="50" w:type="dxa"/>
               <w:bottom w:w="50" w:type="dxa"/>
@@ -15096,7 +14123,7 @@
         </w:tc>
         <w:tc>
           <w:tcPr>
-            <w:tcW w:type="dxa" w:w="3307"/>
+            <w:tcW w:type="dxa" w:w="3804"/>
             <w:tcMar>
               <w:top w:w="50" w:type="dxa"/>
               <w:bottom w:w="50" w:type="dxa"/>
@@ -15119,7 +14146,7 @@
         </w:tc>
         <w:tc>
           <w:tcPr>
-            <w:tcW w:type="dxa" w:w="1653"/>
+            <w:tcW w:type="dxa" w:w="1953"/>
             <w:tcMar>
               <w:top w:w="50" w:type="dxa"/>
               <w:bottom w:w="50" w:type="dxa"/>
@@ -15142,7 +14169,7 @@
         </w:tc>
         <w:tc>
           <w:tcPr>
-            <w:tcW w:type="dxa" w:w="775"/>
+            <w:tcW w:type="dxa" w:w="771"/>
             <w:tcMar>
               <w:top w:w="50" w:type="dxa"/>
               <w:bottom w:w="50" w:type="dxa"/>
@@ -15165,7 +14192,7 @@
         </w:tc>
         <w:tc>
           <w:tcPr>
-            <w:tcW w:type="dxa" w:w="775"/>
+            <w:tcW w:type="dxa" w:w="771"/>
             <w:tcMar>
               <w:top w:w="50" w:type="dxa"/>
               <w:bottom w:w="50" w:type="dxa"/>
@@ -15188,7 +14215,7 @@
         </w:tc>
         <w:tc>
           <w:tcPr>
-            <w:tcW w:type="dxa" w:w="775"/>
+            <w:tcW w:type="dxa" w:w="771"/>
             <w:tcMar>
               <w:top w:w="50" w:type="dxa"/>
               <w:bottom w:w="50" w:type="dxa"/>
@@ -15211,7 +14238,7 @@
         </w:tc>
         <w:tc>
           <w:tcPr>
-            <w:tcW w:type="dxa" w:w="672"/>
+            <w:tcW w:type="dxa" w:w="720"/>
             <w:tcMar>
               <w:top w:w="50" w:type="dxa"/>
               <w:bottom w:w="50" w:type="dxa"/>
@@ -15229,29 +14256,6 @@
                 <w:sz w:val="16"/>
               </w:rPr>
               <w:t>12</w:t>
-            </w:r>
-          </w:p>
-        </w:tc>
-        <w:tc>
-          <w:tcPr>
-            <w:tcW w:type="dxa" w:w="827"/>
-            <w:tcMar>
-              <w:top w:w="50" w:type="dxa"/>
-              <w:bottom w:w="50" w:type="dxa"/>
-              <w:left w:w="90" w:type="dxa"/>
-              <w:right w:w="90" w:type="dxa"/>
-            </w:tcMar>
-            <w:shd w:val="clear" w:color="auto" w:fill="E5F5FF"/>
-          </w:tcPr>
-          <w:p>
-            <w:pPr>
-              <w:pStyle w:val="BDOITable"/>
-            </w:pPr>
-            <w:r>
-              <w:rPr>
-                <w:sz w:val="16"/>
-              </w:rPr>
-              <w:t>6</w:t>
             </w:r>
           </w:p>
         </w:tc>
@@ -15262,7 +14266,7 @@
         </w:trPr>
         <w:tc>
           <w:tcPr>
-            <w:tcW w:type="dxa" w:w="1188"/>
+            <w:tcW w:type="dxa" w:w="1182"/>
             <w:tcMar>
               <w:top w:w="50" w:type="dxa"/>
               <w:bottom w:w="50" w:type="dxa"/>
@@ -15284,7 +14288,7 @@
         </w:tc>
         <w:tc>
           <w:tcPr>
-            <w:tcW w:type="dxa" w:w="3307"/>
+            <w:tcW w:type="dxa" w:w="3804"/>
             <w:tcMar>
               <w:top w:w="50" w:type="dxa"/>
               <w:bottom w:w="50" w:type="dxa"/>
@@ -15306,7 +14310,7 @@
         </w:tc>
         <w:tc>
           <w:tcPr>
-            <w:tcW w:type="dxa" w:w="1653"/>
+            <w:tcW w:type="dxa" w:w="1953"/>
             <w:tcMar>
               <w:top w:w="50" w:type="dxa"/>
               <w:bottom w:w="50" w:type="dxa"/>
@@ -15328,7 +14332,7 @@
         </w:tc>
         <w:tc>
           <w:tcPr>
-            <w:tcW w:type="dxa" w:w="775"/>
+            <w:tcW w:type="dxa" w:w="771"/>
             <w:tcMar>
               <w:top w:w="50" w:type="dxa"/>
               <w:bottom w:w="50" w:type="dxa"/>
@@ -15350,7 +14354,7 @@
         </w:tc>
         <w:tc>
           <w:tcPr>
-            <w:tcW w:type="dxa" w:w="775"/>
+            <w:tcW w:type="dxa" w:w="771"/>
             <w:tcMar>
               <w:top w:w="50" w:type="dxa"/>
               <w:bottom w:w="50" w:type="dxa"/>
@@ -15372,7 +14376,7 @@
         </w:tc>
         <w:tc>
           <w:tcPr>
-            <w:tcW w:type="dxa" w:w="775"/>
+            <w:tcW w:type="dxa" w:w="771"/>
             <w:tcMar>
               <w:top w:w="50" w:type="dxa"/>
               <w:bottom w:w="50" w:type="dxa"/>
@@ -15394,7 +14398,7 @@
         </w:tc>
         <w:tc>
           <w:tcPr>
-            <w:tcW w:type="dxa" w:w="672"/>
+            <w:tcW w:type="dxa" w:w="720"/>
             <w:tcMar>
               <w:top w:w="50" w:type="dxa"/>
               <w:bottom w:w="50" w:type="dxa"/>
@@ -15411,28 +14415,6 @@
                 <w:sz w:val="16"/>
               </w:rPr>
               <w:t>7</w:t>
-            </w:r>
-          </w:p>
-        </w:tc>
-        <w:tc>
-          <w:tcPr>
-            <w:tcW w:type="dxa" w:w="827"/>
-            <w:tcMar>
-              <w:top w:w="50" w:type="dxa"/>
-              <w:bottom w:w="50" w:type="dxa"/>
-              <w:left w:w="90" w:type="dxa"/>
-              <w:right w:w="90" w:type="dxa"/>
-            </w:tcMar>
-          </w:tcPr>
-          <w:p>
-            <w:pPr>
-              <w:pStyle w:val="BDOITable"/>
-            </w:pPr>
-            <w:r>
-              <w:rPr>
-                <w:sz w:val="16"/>
-              </w:rPr>
-              <w:t>5</w:t>
             </w:r>
           </w:p>
         </w:tc>
@@ -15443,7 +14425,7 @@
         </w:trPr>
         <w:tc>
           <w:tcPr>
-            <w:tcW w:type="dxa" w:w="1188"/>
+            <w:tcW w:type="dxa" w:w="1182"/>
             <w:tcMar>
               <w:top w:w="50" w:type="dxa"/>
               <w:bottom w:w="50" w:type="dxa"/>
@@ -15466,7 +14448,7 @@
         </w:tc>
         <w:tc>
           <w:tcPr>
-            <w:tcW w:type="dxa" w:w="3307"/>
+            <w:tcW w:type="dxa" w:w="3804"/>
             <w:tcMar>
               <w:top w:w="50" w:type="dxa"/>
               <w:bottom w:w="50" w:type="dxa"/>
@@ -15489,7 +14471,7 @@
         </w:tc>
         <w:tc>
           <w:tcPr>
-            <w:tcW w:type="dxa" w:w="1653"/>
+            <w:tcW w:type="dxa" w:w="1953"/>
             <w:tcMar>
               <w:top w:w="50" w:type="dxa"/>
               <w:bottom w:w="50" w:type="dxa"/>
@@ -15512,7 +14494,7 @@
         </w:tc>
         <w:tc>
           <w:tcPr>
-            <w:tcW w:type="dxa" w:w="775"/>
+            <w:tcW w:type="dxa" w:w="771"/>
             <w:tcMar>
               <w:top w:w="50" w:type="dxa"/>
               <w:bottom w:w="50" w:type="dxa"/>
@@ -15535,7 +14517,7 @@
         </w:tc>
         <w:tc>
           <w:tcPr>
-            <w:tcW w:type="dxa" w:w="775"/>
+            <w:tcW w:type="dxa" w:w="771"/>
             <w:tcMar>
               <w:top w:w="50" w:type="dxa"/>
               <w:bottom w:w="50" w:type="dxa"/>
@@ -15558,7 +14540,7 @@
         </w:tc>
         <w:tc>
           <w:tcPr>
-            <w:tcW w:type="dxa" w:w="775"/>
+            <w:tcW w:type="dxa" w:w="771"/>
             <w:tcMar>
               <w:top w:w="50" w:type="dxa"/>
               <w:bottom w:w="50" w:type="dxa"/>
@@ -15581,7 +14563,7 @@
         </w:tc>
         <w:tc>
           <w:tcPr>
-            <w:tcW w:type="dxa" w:w="672"/>
+            <w:tcW w:type="dxa" w:w="720"/>
             <w:tcMar>
               <w:top w:w="50" w:type="dxa"/>
               <w:bottom w:w="50" w:type="dxa"/>
@@ -15599,29 +14581,6 @@
                 <w:sz w:val="16"/>
               </w:rPr>
               <w:t>5</w:t>
-            </w:r>
-          </w:p>
-        </w:tc>
-        <w:tc>
-          <w:tcPr>
-            <w:tcW w:type="dxa" w:w="827"/>
-            <w:tcMar>
-              <w:top w:w="50" w:type="dxa"/>
-              <w:bottom w:w="50" w:type="dxa"/>
-              <w:left w:w="90" w:type="dxa"/>
-              <w:right w:w="90" w:type="dxa"/>
-            </w:tcMar>
-            <w:shd w:val="clear" w:color="auto" w:fill="E5F5FF"/>
-          </w:tcPr>
-          <w:p>
-            <w:pPr>
-              <w:pStyle w:val="BDOITable"/>
-            </w:pPr>
-            <w:r>
-              <w:rPr>
-                <w:sz w:val="16"/>
-              </w:rPr>
-              <w:t>4</w:t>
             </w:r>
           </w:p>
         </w:tc>
@@ -15632,7 +14591,7 @@
         </w:trPr>
         <w:tc>
           <w:tcPr>
-            <w:tcW w:type="dxa" w:w="1188"/>
+            <w:tcW w:type="dxa" w:w="1182"/>
             <w:tcMar>
               <w:top w:w="50" w:type="dxa"/>
               <w:bottom w:w="50" w:type="dxa"/>
@@ -15654,7 +14613,7 @@
         </w:tc>
         <w:tc>
           <w:tcPr>
-            <w:tcW w:type="dxa" w:w="3307"/>
+            <w:tcW w:type="dxa" w:w="3804"/>
             <w:tcMar>
               <w:top w:w="50" w:type="dxa"/>
               <w:bottom w:w="50" w:type="dxa"/>
@@ -15676,7 +14635,7 @@
         </w:tc>
         <w:tc>
           <w:tcPr>
-            <w:tcW w:type="dxa" w:w="1653"/>
+            <w:tcW w:type="dxa" w:w="1953"/>
             <w:tcMar>
               <w:top w:w="50" w:type="dxa"/>
               <w:bottom w:w="50" w:type="dxa"/>
@@ -15698,7 +14657,7 @@
         </w:tc>
         <w:tc>
           <w:tcPr>
-            <w:tcW w:type="dxa" w:w="775"/>
+            <w:tcW w:type="dxa" w:w="771"/>
             <w:tcMar>
               <w:top w:w="50" w:type="dxa"/>
               <w:bottom w:w="50" w:type="dxa"/>
@@ -15720,7 +14679,7 @@
         </w:tc>
         <w:tc>
           <w:tcPr>
-            <w:tcW w:type="dxa" w:w="775"/>
+            <w:tcW w:type="dxa" w:w="771"/>
             <w:tcMar>
               <w:top w:w="50" w:type="dxa"/>
               <w:bottom w:w="50" w:type="dxa"/>
@@ -15742,7 +14701,7 @@
         </w:tc>
         <w:tc>
           <w:tcPr>
-            <w:tcW w:type="dxa" w:w="775"/>
+            <w:tcW w:type="dxa" w:w="771"/>
             <w:tcMar>
               <w:top w:w="50" w:type="dxa"/>
               <w:bottom w:w="50" w:type="dxa"/>
@@ -15764,7 +14723,7 @@
         </w:tc>
         <w:tc>
           <w:tcPr>
-            <w:tcW w:type="dxa" w:w="672"/>
+            <w:tcW w:type="dxa" w:w="720"/>
             <w:tcMar>
               <w:top w:w="50" w:type="dxa"/>
               <w:bottom w:w="50" w:type="dxa"/>
@@ -15781,28 +14740,6 @@
                 <w:sz w:val="16"/>
               </w:rPr>
               <w:t>7</w:t>
-            </w:r>
-          </w:p>
-        </w:tc>
-        <w:tc>
-          <w:tcPr>
-            <w:tcW w:type="dxa" w:w="827"/>
-            <w:tcMar>
-              <w:top w:w="50" w:type="dxa"/>
-              <w:bottom w:w="50" w:type="dxa"/>
-              <w:left w:w="90" w:type="dxa"/>
-              <w:right w:w="90" w:type="dxa"/>
-            </w:tcMar>
-          </w:tcPr>
-          <w:p>
-            <w:pPr>
-              <w:pStyle w:val="BDOITable"/>
-            </w:pPr>
-            <w:r>
-              <w:rPr>
-                <w:sz w:val="16"/>
-              </w:rPr>
-              <w:t>4</w:t>
             </w:r>
           </w:p>
         </w:tc>
@@ -15813,7 +14750,7 @@
         </w:trPr>
         <w:tc>
           <w:tcPr>
-            <w:tcW w:type="dxa" w:w="1188"/>
+            <w:tcW w:type="dxa" w:w="1182"/>
             <w:tcMar>
               <w:top w:w="50" w:type="dxa"/>
               <w:bottom w:w="50" w:type="dxa"/>
@@ -15836,7 +14773,7 @@
         </w:tc>
         <w:tc>
           <w:tcPr>
-            <w:tcW w:type="dxa" w:w="3307"/>
+            <w:tcW w:type="dxa" w:w="3804"/>
             <w:tcMar>
               <w:top w:w="50" w:type="dxa"/>
               <w:bottom w:w="50" w:type="dxa"/>
@@ -15859,7 +14796,7 @@
         </w:tc>
         <w:tc>
           <w:tcPr>
-            <w:tcW w:type="dxa" w:w="1653"/>
+            <w:tcW w:type="dxa" w:w="1953"/>
             <w:tcMar>
               <w:top w:w="50" w:type="dxa"/>
               <w:bottom w:w="50" w:type="dxa"/>
@@ -15882,7 +14819,7 @@
         </w:tc>
         <w:tc>
           <w:tcPr>
-            <w:tcW w:type="dxa" w:w="775"/>
+            <w:tcW w:type="dxa" w:w="771"/>
             <w:tcMar>
               <w:top w:w="50" w:type="dxa"/>
               <w:bottom w:w="50" w:type="dxa"/>
@@ -15905,7 +14842,7 @@
         </w:tc>
         <w:tc>
           <w:tcPr>
-            <w:tcW w:type="dxa" w:w="775"/>
+            <w:tcW w:type="dxa" w:w="771"/>
             <w:tcMar>
               <w:top w:w="50" w:type="dxa"/>
               <w:bottom w:w="50" w:type="dxa"/>
@@ -15928,7 +14865,7 @@
         </w:tc>
         <w:tc>
           <w:tcPr>
-            <w:tcW w:type="dxa" w:w="775"/>
+            <w:tcW w:type="dxa" w:w="771"/>
             <w:tcMar>
               <w:top w:w="50" w:type="dxa"/>
               <w:bottom w:w="50" w:type="dxa"/>
@@ -15951,7 +14888,7 @@
         </w:tc>
         <w:tc>
           <w:tcPr>
-            <w:tcW w:type="dxa" w:w="672"/>
+            <w:tcW w:type="dxa" w:w="720"/>
             <w:tcMar>
               <w:top w:w="50" w:type="dxa"/>
               <w:bottom w:w="50" w:type="dxa"/>
@@ -15969,29 +14906,6 @@
                 <w:sz w:val="16"/>
               </w:rPr>
               <w:t>16</w:t>
-            </w:r>
-          </w:p>
-        </w:tc>
-        <w:tc>
-          <w:tcPr>
-            <w:tcW w:type="dxa" w:w="827"/>
-            <w:tcMar>
-              <w:top w:w="50" w:type="dxa"/>
-              <w:bottom w:w="50" w:type="dxa"/>
-              <w:left w:w="90" w:type="dxa"/>
-              <w:right w:w="90" w:type="dxa"/>
-            </w:tcMar>
-            <w:shd w:val="clear" w:color="auto" w:fill="E5F5FF"/>
-          </w:tcPr>
-          <w:p>
-            <w:pPr>
-              <w:pStyle w:val="BDOITable"/>
-            </w:pPr>
-            <w:r>
-              <w:rPr>
-                <w:sz w:val="16"/>
-              </w:rPr>
-              <w:t>8</w:t>
             </w:r>
           </w:p>
         </w:tc>
@@ -16002,7 +14916,7 @@
         </w:trPr>
         <w:tc>
           <w:tcPr>
-            <w:tcW w:type="dxa" w:w="1188"/>
+            <w:tcW w:type="dxa" w:w="1182"/>
             <w:tcMar>
               <w:top w:w="50" w:type="dxa"/>
               <w:bottom w:w="50" w:type="dxa"/>
@@ -16024,7 +14938,7 @@
         </w:tc>
         <w:tc>
           <w:tcPr>
-            <w:tcW w:type="dxa" w:w="3307"/>
+            <w:tcW w:type="dxa" w:w="3804"/>
             <w:tcMar>
               <w:top w:w="50" w:type="dxa"/>
               <w:bottom w:w="50" w:type="dxa"/>
@@ -16046,7 +14960,7 @@
         </w:tc>
         <w:tc>
           <w:tcPr>
-            <w:tcW w:type="dxa" w:w="1653"/>
+            <w:tcW w:type="dxa" w:w="1953"/>
             <w:tcMar>
               <w:top w:w="50" w:type="dxa"/>
               <w:bottom w:w="50" w:type="dxa"/>
@@ -16068,7 +14982,7 @@
         </w:tc>
         <w:tc>
           <w:tcPr>
-            <w:tcW w:type="dxa" w:w="775"/>
+            <w:tcW w:type="dxa" w:w="771"/>
             <w:tcMar>
               <w:top w:w="50" w:type="dxa"/>
               <w:bottom w:w="50" w:type="dxa"/>
@@ -16090,7 +15004,7 @@
         </w:tc>
         <w:tc>
           <w:tcPr>
-            <w:tcW w:type="dxa" w:w="775"/>
+            <w:tcW w:type="dxa" w:w="771"/>
             <w:tcMar>
               <w:top w:w="50" w:type="dxa"/>
               <w:bottom w:w="50" w:type="dxa"/>
@@ -16112,7 +15026,7 @@
         </w:tc>
         <w:tc>
           <w:tcPr>
-            <w:tcW w:type="dxa" w:w="775"/>
+            <w:tcW w:type="dxa" w:w="771"/>
             <w:tcMar>
               <w:top w:w="50" w:type="dxa"/>
               <w:bottom w:w="50" w:type="dxa"/>
@@ -16134,7 +15048,7 @@
         </w:tc>
         <w:tc>
           <w:tcPr>
-            <w:tcW w:type="dxa" w:w="672"/>
+            <w:tcW w:type="dxa" w:w="720"/>
             <w:tcMar>
               <w:top w:w="50" w:type="dxa"/>
               <w:bottom w:w="50" w:type="dxa"/>
@@ -16151,28 +15065,6 @@
                 <w:sz w:val="16"/>
               </w:rPr>
               <w:t>4</w:t>
-            </w:r>
-          </w:p>
-        </w:tc>
-        <w:tc>
-          <w:tcPr>
-            <w:tcW w:type="dxa" w:w="827"/>
-            <w:tcMar>
-              <w:top w:w="50" w:type="dxa"/>
-              <w:bottom w:w="50" w:type="dxa"/>
-              <w:left w:w="90" w:type="dxa"/>
-              <w:right w:w="90" w:type="dxa"/>
-            </w:tcMar>
-          </w:tcPr>
-          <w:p>
-            <w:pPr>
-              <w:pStyle w:val="BDOITable"/>
-            </w:pPr>
-            <w:r>
-              <w:rPr>
-                <w:sz w:val="16"/>
-              </w:rPr>
-              <w:t>3</w:t>
             </w:r>
           </w:p>
         </w:tc>
@@ -16183,7 +15075,7 @@
         </w:trPr>
         <w:tc>
           <w:tcPr>
-            <w:tcW w:type="dxa" w:w="1188"/>
+            <w:tcW w:type="dxa" w:w="1182"/>
             <w:tcMar>
               <w:top w:w="50" w:type="dxa"/>
               <w:bottom w:w="50" w:type="dxa"/>
@@ -16206,7 +15098,7 @@
         </w:tc>
         <w:tc>
           <w:tcPr>
-            <w:tcW w:type="dxa" w:w="3307"/>
+            <w:tcW w:type="dxa" w:w="3804"/>
             <w:tcMar>
               <w:top w:w="50" w:type="dxa"/>
               <w:bottom w:w="50" w:type="dxa"/>
@@ -16229,7 +15121,7 @@
         </w:tc>
         <w:tc>
           <w:tcPr>
-            <w:tcW w:type="dxa" w:w="1653"/>
+            <w:tcW w:type="dxa" w:w="1953"/>
             <w:tcMar>
               <w:top w:w="50" w:type="dxa"/>
               <w:bottom w:w="50" w:type="dxa"/>
@@ -16252,7 +15144,7 @@
         </w:tc>
         <w:tc>
           <w:tcPr>
-            <w:tcW w:type="dxa" w:w="775"/>
+            <w:tcW w:type="dxa" w:w="771"/>
             <w:tcMar>
               <w:top w:w="50" w:type="dxa"/>
               <w:bottom w:w="50" w:type="dxa"/>
@@ -16275,7 +15167,7 @@
         </w:tc>
         <w:tc>
           <w:tcPr>
-            <w:tcW w:type="dxa" w:w="775"/>
+            <w:tcW w:type="dxa" w:w="771"/>
             <w:tcMar>
               <w:top w:w="50" w:type="dxa"/>
               <w:bottom w:w="50" w:type="dxa"/>
@@ -16298,7 +15190,7 @@
         </w:tc>
         <w:tc>
           <w:tcPr>
-            <w:tcW w:type="dxa" w:w="775"/>
+            <w:tcW w:type="dxa" w:w="771"/>
             <w:tcMar>
               <w:top w:w="50" w:type="dxa"/>
               <w:bottom w:w="50" w:type="dxa"/>
@@ -16321,7 +15213,7 @@
         </w:tc>
         <w:tc>
           <w:tcPr>
-            <w:tcW w:type="dxa" w:w="672"/>
+            <w:tcW w:type="dxa" w:w="720"/>
             <w:tcMar>
               <w:top w:w="50" w:type="dxa"/>
               <w:bottom w:w="50" w:type="dxa"/>
@@ -16339,29 +15231,6 @@
                 <w:sz w:val="16"/>
               </w:rPr>
               <w:t>8</w:t>
-            </w:r>
-          </w:p>
-        </w:tc>
-        <w:tc>
-          <w:tcPr>
-            <w:tcW w:type="dxa" w:w="827"/>
-            <w:tcMar>
-              <w:top w:w="50" w:type="dxa"/>
-              <w:bottom w:w="50" w:type="dxa"/>
-              <w:left w:w="90" w:type="dxa"/>
-              <w:right w:w="90" w:type="dxa"/>
-            </w:tcMar>
-            <w:shd w:val="clear" w:color="auto" w:fill="E5F5FF"/>
-          </w:tcPr>
-          <w:p>
-            <w:pPr>
-              <w:pStyle w:val="BDOITable"/>
-            </w:pPr>
-            <w:r>
-              <w:rPr>
-                <w:sz w:val="16"/>
-              </w:rPr>
-              <w:t>3</w:t>
             </w:r>
           </w:p>
         </w:tc>
@@ -16372,7 +15241,7 @@
         </w:trPr>
         <w:tc>
           <w:tcPr>
-            <w:tcW w:type="dxa" w:w="1188"/>
+            <w:tcW w:type="dxa" w:w="1182"/>
             <w:tcMar>
               <w:top w:w="50" w:type="dxa"/>
               <w:bottom w:w="50" w:type="dxa"/>
@@ -16394,7 +15263,7 @@
         </w:tc>
         <w:tc>
           <w:tcPr>
-            <w:tcW w:type="dxa" w:w="3307"/>
+            <w:tcW w:type="dxa" w:w="3804"/>
             <w:tcMar>
               <w:top w:w="50" w:type="dxa"/>
               <w:bottom w:w="50" w:type="dxa"/>
@@ -16416,7 +15285,7 @@
         </w:tc>
         <w:tc>
           <w:tcPr>
-            <w:tcW w:type="dxa" w:w="1653"/>
+            <w:tcW w:type="dxa" w:w="1953"/>
             <w:tcMar>
               <w:top w:w="50" w:type="dxa"/>
               <w:bottom w:w="50" w:type="dxa"/>
@@ -16438,7 +15307,7 @@
         </w:tc>
         <w:tc>
           <w:tcPr>
-            <w:tcW w:type="dxa" w:w="775"/>
+            <w:tcW w:type="dxa" w:w="771"/>
             <w:tcMar>
               <w:top w:w="50" w:type="dxa"/>
               <w:bottom w:w="50" w:type="dxa"/>
@@ -16460,7 +15329,7 @@
         </w:tc>
         <w:tc>
           <w:tcPr>
-            <w:tcW w:type="dxa" w:w="775"/>
+            <w:tcW w:type="dxa" w:w="771"/>
             <w:tcMar>
               <w:top w:w="50" w:type="dxa"/>
               <w:bottom w:w="50" w:type="dxa"/>
@@ -16482,7 +15351,7 @@
         </w:tc>
         <w:tc>
           <w:tcPr>
-            <w:tcW w:type="dxa" w:w="775"/>
+            <w:tcW w:type="dxa" w:w="771"/>
             <w:tcMar>
               <w:top w:w="50" w:type="dxa"/>
               <w:bottom w:w="50" w:type="dxa"/>
@@ -16504,7 +15373,7 @@
         </w:tc>
         <w:tc>
           <w:tcPr>
-            <w:tcW w:type="dxa" w:w="672"/>
+            <w:tcW w:type="dxa" w:w="720"/>
             <w:tcMar>
               <w:top w:w="50" w:type="dxa"/>
               <w:bottom w:w="50" w:type="dxa"/>
@@ -16521,28 +15390,6 @@
                 <w:sz w:val="16"/>
               </w:rPr>
               <w:t>4</w:t>
-            </w:r>
-          </w:p>
-        </w:tc>
-        <w:tc>
-          <w:tcPr>
-            <w:tcW w:type="dxa" w:w="827"/>
-            <w:tcMar>
-              <w:top w:w="50" w:type="dxa"/>
-              <w:bottom w:w="50" w:type="dxa"/>
-              <w:left w:w="90" w:type="dxa"/>
-              <w:right w:w="90" w:type="dxa"/>
-            </w:tcMar>
-          </w:tcPr>
-          <w:p>
-            <w:pPr>
-              <w:pStyle w:val="BDOITable"/>
-            </w:pPr>
-            <w:r>
-              <w:rPr>
-                <w:sz w:val="16"/>
-              </w:rPr>
-              <w:t>3</w:t>
             </w:r>
           </w:p>
         </w:tc>
@@ -16553,7 +15400,7 @@
         </w:trPr>
         <w:tc>
           <w:tcPr>
-            <w:tcW w:type="dxa" w:w="1188"/>
+            <w:tcW w:type="dxa" w:w="1182"/>
             <w:tcMar>
               <w:top w:w="50" w:type="dxa"/>
               <w:bottom w:w="50" w:type="dxa"/>
@@ -16576,7 +15423,7 @@
         </w:tc>
         <w:tc>
           <w:tcPr>
-            <w:tcW w:type="dxa" w:w="3307"/>
+            <w:tcW w:type="dxa" w:w="3804"/>
             <w:tcMar>
               <w:top w:w="50" w:type="dxa"/>
               <w:bottom w:w="50" w:type="dxa"/>
@@ -16599,7 +15446,7 @@
         </w:tc>
         <w:tc>
           <w:tcPr>
-            <w:tcW w:type="dxa" w:w="1653"/>
+            <w:tcW w:type="dxa" w:w="1953"/>
             <w:tcMar>
               <w:top w:w="50" w:type="dxa"/>
               <w:bottom w:w="50" w:type="dxa"/>
@@ -16622,7 +15469,7 @@
         </w:tc>
         <w:tc>
           <w:tcPr>
-            <w:tcW w:type="dxa" w:w="775"/>
+            <w:tcW w:type="dxa" w:w="771"/>
             <w:tcMar>
               <w:top w:w="50" w:type="dxa"/>
               <w:bottom w:w="50" w:type="dxa"/>
@@ -16645,7 +15492,7 @@
         </w:tc>
         <w:tc>
           <w:tcPr>
-            <w:tcW w:type="dxa" w:w="775"/>
+            <w:tcW w:type="dxa" w:w="771"/>
             <w:tcMar>
               <w:top w:w="50" w:type="dxa"/>
               <w:bottom w:w="50" w:type="dxa"/>
@@ -16668,7 +15515,7 @@
         </w:tc>
         <w:tc>
           <w:tcPr>
-            <w:tcW w:type="dxa" w:w="775"/>
+            <w:tcW w:type="dxa" w:w="771"/>
             <w:tcMar>
               <w:top w:w="50" w:type="dxa"/>
               <w:bottom w:w="50" w:type="dxa"/>
@@ -16691,7 +15538,7 @@
         </w:tc>
         <w:tc>
           <w:tcPr>
-            <w:tcW w:type="dxa" w:w="672"/>
+            <w:tcW w:type="dxa" w:w="720"/>
             <w:tcMar>
               <w:top w:w="50" w:type="dxa"/>
               <w:bottom w:w="50" w:type="dxa"/>
@@ -16709,29 +15556,6 @@
                 <w:sz w:val="16"/>
               </w:rPr>
               <w:t>6</w:t>
-            </w:r>
-          </w:p>
-        </w:tc>
-        <w:tc>
-          <w:tcPr>
-            <w:tcW w:type="dxa" w:w="827"/>
-            <w:tcMar>
-              <w:top w:w="50" w:type="dxa"/>
-              <w:bottom w:w="50" w:type="dxa"/>
-              <w:left w:w="90" w:type="dxa"/>
-              <w:right w:w="90" w:type="dxa"/>
-            </w:tcMar>
-            <w:shd w:val="clear" w:color="auto" w:fill="E5F5FF"/>
-          </w:tcPr>
-          <w:p>
-            <w:pPr>
-              <w:pStyle w:val="BDOITable"/>
-            </w:pPr>
-            <w:r>
-              <w:rPr>
-                <w:sz w:val="16"/>
-              </w:rPr>
-              <w:t>3</w:t>
             </w:r>
           </w:p>
         </w:tc>
@@ -16742,7 +15566,7 @@
         </w:trPr>
         <w:tc>
           <w:tcPr>
-            <w:tcW w:type="dxa" w:w="1188"/>
+            <w:tcW w:type="dxa" w:w="1182"/>
             <w:tcMar>
               <w:top w:w="50" w:type="dxa"/>
               <w:bottom w:w="50" w:type="dxa"/>
@@ -16764,7 +15588,7 @@
         </w:tc>
         <w:tc>
           <w:tcPr>
-            <w:tcW w:type="dxa" w:w="3307"/>
+            <w:tcW w:type="dxa" w:w="3804"/>
             <w:tcMar>
               <w:top w:w="50" w:type="dxa"/>
               <w:bottom w:w="50" w:type="dxa"/>
@@ -16786,7 +15610,7 @@
         </w:tc>
         <w:tc>
           <w:tcPr>
-            <w:tcW w:type="dxa" w:w="1653"/>
+            <w:tcW w:type="dxa" w:w="1953"/>
             <w:tcMar>
               <w:top w:w="50" w:type="dxa"/>
               <w:bottom w:w="50" w:type="dxa"/>
@@ -16808,7 +15632,7 @@
         </w:tc>
         <w:tc>
           <w:tcPr>
-            <w:tcW w:type="dxa" w:w="775"/>
+            <w:tcW w:type="dxa" w:w="771"/>
             <w:tcMar>
               <w:top w:w="50" w:type="dxa"/>
               <w:bottom w:w="50" w:type="dxa"/>
@@ -16830,7 +15654,7 @@
         </w:tc>
         <w:tc>
           <w:tcPr>
-            <w:tcW w:type="dxa" w:w="775"/>
+            <w:tcW w:type="dxa" w:w="771"/>
             <w:tcMar>
               <w:top w:w="50" w:type="dxa"/>
               <w:bottom w:w="50" w:type="dxa"/>
@@ -16852,7 +15676,7 @@
         </w:tc>
         <w:tc>
           <w:tcPr>
-            <w:tcW w:type="dxa" w:w="775"/>
+            <w:tcW w:type="dxa" w:w="771"/>
             <w:tcMar>
               <w:top w:w="50" w:type="dxa"/>
               <w:bottom w:w="50" w:type="dxa"/>
@@ -16874,7 +15698,7 @@
         </w:tc>
         <w:tc>
           <w:tcPr>
-            <w:tcW w:type="dxa" w:w="672"/>
+            <w:tcW w:type="dxa" w:w="720"/>
             <w:tcMar>
               <w:top w:w="50" w:type="dxa"/>
               <w:bottom w:w="50" w:type="dxa"/>
@@ -16891,28 +15715,6 @@
                 <w:sz w:val="16"/>
               </w:rPr>
               <w:t>5</w:t>
-            </w:r>
-          </w:p>
-        </w:tc>
-        <w:tc>
-          <w:tcPr>
-            <w:tcW w:type="dxa" w:w="827"/>
-            <w:tcMar>
-              <w:top w:w="50" w:type="dxa"/>
-              <w:bottom w:w="50" w:type="dxa"/>
-              <w:left w:w="90" w:type="dxa"/>
-              <w:right w:w="90" w:type="dxa"/>
-            </w:tcMar>
-          </w:tcPr>
-          <w:p>
-            <w:pPr>
-              <w:pStyle w:val="BDOITable"/>
-            </w:pPr>
-            <w:r>
-              <w:rPr>
-                <w:sz w:val="16"/>
-              </w:rPr>
-              <w:t>4</w:t>
             </w:r>
           </w:p>
         </w:tc>
@@ -16923,7 +15725,7 @@
         </w:trPr>
         <w:tc>
           <w:tcPr>
-            <w:tcW w:type="dxa" w:w="1188"/>
+            <w:tcW w:type="dxa" w:w="1182"/>
             <w:tcMar>
               <w:top w:w="50" w:type="dxa"/>
               <w:bottom w:w="50" w:type="dxa"/>
@@ -16946,7 +15748,7 @@
         </w:tc>
         <w:tc>
           <w:tcPr>
-            <w:tcW w:type="dxa" w:w="3307"/>
+            <w:tcW w:type="dxa" w:w="3804"/>
             <w:tcMar>
               <w:top w:w="50" w:type="dxa"/>
               <w:bottom w:w="50" w:type="dxa"/>
@@ -16969,7 +15771,7 @@
         </w:tc>
         <w:tc>
           <w:tcPr>
-            <w:tcW w:type="dxa" w:w="1653"/>
+            <w:tcW w:type="dxa" w:w="1953"/>
             <w:tcMar>
               <w:top w:w="50" w:type="dxa"/>
               <w:bottom w:w="50" w:type="dxa"/>
@@ -16992,7 +15794,7 @@
         </w:tc>
         <w:tc>
           <w:tcPr>
-            <w:tcW w:type="dxa" w:w="775"/>
+            <w:tcW w:type="dxa" w:w="771"/>
             <w:tcMar>
               <w:top w:w="50" w:type="dxa"/>
               <w:bottom w:w="50" w:type="dxa"/>
@@ -17015,7 +15817,7 @@
         </w:tc>
         <w:tc>
           <w:tcPr>
-            <w:tcW w:type="dxa" w:w="775"/>
+            <w:tcW w:type="dxa" w:w="771"/>
             <w:tcMar>
               <w:top w:w="50" w:type="dxa"/>
               <w:bottom w:w="50" w:type="dxa"/>
@@ -17038,7 +15840,7 @@
         </w:tc>
         <w:tc>
           <w:tcPr>
-            <w:tcW w:type="dxa" w:w="775"/>
+            <w:tcW w:type="dxa" w:w="771"/>
             <w:tcMar>
               <w:top w:w="50" w:type="dxa"/>
               <w:bottom w:w="50" w:type="dxa"/>
@@ -17061,7 +15863,7 @@
         </w:tc>
         <w:tc>
           <w:tcPr>
-            <w:tcW w:type="dxa" w:w="672"/>
+            <w:tcW w:type="dxa" w:w="720"/>
             <w:tcMar>
               <w:top w:w="50" w:type="dxa"/>
               <w:bottom w:w="50" w:type="dxa"/>
@@ -17079,29 +15881,6 @@
                 <w:sz w:val="16"/>
               </w:rPr>
               <w:t>4</w:t>
-            </w:r>
-          </w:p>
-        </w:tc>
-        <w:tc>
-          <w:tcPr>
-            <w:tcW w:type="dxa" w:w="827"/>
-            <w:tcMar>
-              <w:top w:w="50" w:type="dxa"/>
-              <w:bottom w:w="50" w:type="dxa"/>
-              <w:left w:w="90" w:type="dxa"/>
-              <w:right w:w="90" w:type="dxa"/>
-            </w:tcMar>
-            <w:shd w:val="clear" w:color="auto" w:fill="E5F5FF"/>
-          </w:tcPr>
-          <w:p>
-            <w:pPr>
-              <w:pStyle w:val="BDOITable"/>
-            </w:pPr>
-            <w:r>
-              <w:rPr>
-                <w:sz w:val="16"/>
-              </w:rPr>
-              <w:t>3</w:t>
             </w:r>
           </w:p>
         </w:tc>
@@ -17112,7 +15891,7 @@
         </w:trPr>
         <w:tc>
           <w:tcPr>
-            <w:tcW w:type="dxa" w:w="1188"/>
+            <w:tcW w:type="dxa" w:w="1182"/>
             <w:tcMar>
               <w:top w:w="50" w:type="dxa"/>
               <w:bottom w:w="50" w:type="dxa"/>
@@ -17134,7 +15913,7 @@
         </w:tc>
         <w:tc>
           <w:tcPr>
-            <w:tcW w:type="dxa" w:w="3307"/>
+            <w:tcW w:type="dxa" w:w="3804"/>
             <w:tcMar>
               <w:top w:w="50" w:type="dxa"/>
               <w:bottom w:w="50" w:type="dxa"/>
@@ -17156,7 +15935,7 @@
         </w:tc>
         <w:tc>
           <w:tcPr>
-            <w:tcW w:type="dxa" w:w="1653"/>
+            <w:tcW w:type="dxa" w:w="1953"/>
             <w:tcMar>
               <w:top w:w="50" w:type="dxa"/>
               <w:bottom w:w="50" w:type="dxa"/>
@@ -17178,7 +15957,7 @@
         </w:tc>
         <w:tc>
           <w:tcPr>
-            <w:tcW w:type="dxa" w:w="775"/>
+            <w:tcW w:type="dxa" w:w="771"/>
             <w:tcMar>
               <w:top w:w="50" w:type="dxa"/>
               <w:bottom w:w="50" w:type="dxa"/>
@@ -17200,7 +15979,7 @@
         </w:tc>
         <w:tc>
           <w:tcPr>
-            <w:tcW w:type="dxa" w:w="775"/>
+            <w:tcW w:type="dxa" w:w="771"/>
             <w:tcMar>
               <w:top w:w="50" w:type="dxa"/>
               <w:bottom w:w="50" w:type="dxa"/>
@@ -17222,7 +16001,7 @@
         </w:tc>
         <w:tc>
           <w:tcPr>
-            <w:tcW w:type="dxa" w:w="775"/>
+            <w:tcW w:type="dxa" w:w="771"/>
             <w:tcMar>
               <w:top w:w="50" w:type="dxa"/>
               <w:bottom w:w="50" w:type="dxa"/>
@@ -17244,7 +16023,7 @@
         </w:tc>
         <w:tc>
           <w:tcPr>
-            <w:tcW w:type="dxa" w:w="672"/>
+            <w:tcW w:type="dxa" w:w="720"/>
             <w:tcMar>
               <w:top w:w="50" w:type="dxa"/>
               <w:bottom w:w="50" w:type="dxa"/>
@@ -17261,28 +16040,6 @@
                 <w:sz w:val="16"/>
               </w:rPr>
               <w:t>5</w:t>
-            </w:r>
-          </w:p>
-        </w:tc>
-        <w:tc>
-          <w:tcPr>
-            <w:tcW w:type="dxa" w:w="827"/>
-            <w:tcMar>
-              <w:top w:w="50" w:type="dxa"/>
-              <w:bottom w:w="50" w:type="dxa"/>
-              <w:left w:w="90" w:type="dxa"/>
-              <w:right w:w="90" w:type="dxa"/>
-            </w:tcMar>
-          </w:tcPr>
-          <w:p>
-            <w:pPr>
-              <w:pStyle w:val="BDOITable"/>
-            </w:pPr>
-            <w:r>
-              <w:rPr>
-                <w:sz w:val="16"/>
-              </w:rPr>
-              <w:t>4</w:t>
             </w:r>
           </w:p>
         </w:tc>
@@ -17293,7 +16050,7 @@
         </w:trPr>
         <w:tc>
           <w:tcPr>
-            <w:tcW w:type="dxa" w:w="1188"/>
+            <w:tcW w:type="dxa" w:w="1182"/>
             <w:tcMar>
               <w:top w:w="50" w:type="dxa"/>
               <w:bottom w:w="50" w:type="dxa"/>
@@ -17316,7 +16073,7 @@
         </w:tc>
         <w:tc>
           <w:tcPr>
-            <w:tcW w:type="dxa" w:w="3307"/>
+            <w:tcW w:type="dxa" w:w="3804"/>
             <w:tcMar>
               <w:top w:w="50" w:type="dxa"/>
               <w:bottom w:w="50" w:type="dxa"/>
@@ -17339,7 +16096,7 @@
         </w:tc>
         <w:tc>
           <w:tcPr>
-            <w:tcW w:type="dxa" w:w="1653"/>
+            <w:tcW w:type="dxa" w:w="1953"/>
             <w:tcMar>
               <w:top w:w="50" w:type="dxa"/>
               <w:bottom w:w="50" w:type="dxa"/>
@@ -17362,7 +16119,7 @@
         </w:tc>
         <w:tc>
           <w:tcPr>
-            <w:tcW w:type="dxa" w:w="775"/>
+            <w:tcW w:type="dxa" w:w="771"/>
             <w:tcMar>
               <w:top w:w="50" w:type="dxa"/>
               <w:bottom w:w="50" w:type="dxa"/>
@@ -17385,7 +16142,7 @@
         </w:tc>
         <w:tc>
           <w:tcPr>
-            <w:tcW w:type="dxa" w:w="775"/>
+            <w:tcW w:type="dxa" w:w="771"/>
             <w:tcMar>
               <w:top w:w="50" w:type="dxa"/>
               <w:bottom w:w="50" w:type="dxa"/>
@@ -17408,7 +16165,7 @@
         </w:tc>
         <w:tc>
           <w:tcPr>
-            <w:tcW w:type="dxa" w:w="775"/>
+            <w:tcW w:type="dxa" w:w="771"/>
             <w:tcMar>
               <w:top w:w="50" w:type="dxa"/>
               <w:bottom w:w="50" w:type="dxa"/>
@@ -17431,7 +16188,7 @@
         </w:tc>
         <w:tc>
           <w:tcPr>
-            <w:tcW w:type="dxa" w:w="672"/>
+            <w:tcW w:type="dxa" w:w="720"/>
             <w:tcMar>
               <w:top w:w="50" w:type="dxa"/>
               <w:bottom w:w="50" w:type="dxa"/>
@@ -17449,29 +16206,6 @@
                 <w:sz w:val="16"/>
               </w:rPr>
               <w:t>13</w:t>
-            </w:r>
-          </w:p>
-        </w:tc>
-        <w:tc>
-          <w:tcPr>
-            <w:tcW w:type="dxa" w:w="827"/>
-            <w:tcMar>
-              <w:top w:w="50" w:type="dxa"/>
-              <w:bottom w:w="50" w:type="dxa"/>
-              <w:left w:w="90" w:type="dxa"/>
-              <w:right w:w="90" w:type="dxa"/>
-            </w:tcMar>
-            <w:shd w:val="clear" w:color="auto" w:fill="E5F5FF"/>
-          </w:tcPr>
-          <w:p>
-            <w:pPr>
-              <w:pStyle w:val="BDOITable"/>
-            </w:pPr>
-            <w:r>
-              <w:rPr>
-                <w:sz w:val="16"/>
-              </w:rPr>
-              <w:t>8</w:t>
             </w:r>
           </w:p>
         </w:tc>
@@ -17482,7 +16216,7 @@
         </w:trPr>
         <w:tc>
           <w:tcPr>
-            <w:tcW w:type="dxa" w:w="1188"/>
+            <w:tcW w:type="dxa" w:w="1182"/>
             <w:tcMar>
               <w:top w:w="50" w:type="dxa"/>
               <w:bottom w:w="50" w:type="dxa"/>
@@ -17504,7 +16238,7 @@
         </w:tc>
         <w:tc>
           <w:tcPr>
-            <w:tcW w:type="dxa" w:w="3307"/>
+            <w:tcW w:type="dxa" w:w="3804"/>
             <w:tcMar>
               <w:top w:w="50" w:type="dxa"/>
               <w:bottom w:w="50" w:type="dxa"/>
@@ -17526,7 +16260,7 @@
         </w:tc>
         <w:tc>
           <w:tcPr>
-            <w:tcW w:type="dxa" w:w="1653"/>
+            <w:tcW w:type="dxa" w:w="1953"/>
             <w:tcMar>
               <w:top w:w="50" w:type="dxa"/>
               <w:bottom w:w="50" w:type="dxa"/>
@@ -17548,7 +16282,7 @@
         </w:tc>
         <w:tc>
           <w:tcPr>
-            <w:tcW w:type="dxa" w:w="775"/>
+            <w:tcW w:type="dxa" w:w="771"/>
             <w:tcMar>
               <w:top w:w="50" w:type="dxa"/>
               <w:bottom w:w="50" w:type="dxa"/>
@@ -17570,7 +16304,7 @@
         </w:tc>
         <w:tc>
           <w:tcPr>
-            <w:tcW w:type="dxa" w:w="775"/>
+            <w:tcW w:type="dxa" w:w="771"/>
             <w:tcMar>
               <w:top w:w="50" w:type="dxa"/>
               <w:bottom w:w="50" w:type="dxa"/>
@@ -17592,7 +16326,7 @@
         </w:tc>
         <w:tc>
           <w:tcPr>
-            <w:tcW w:type="dxa" w:w="775"/>
+            <w:tcW w:type="dxa" w:w="771"/>
             <w:tcMar>
               <w:top w:w="50" w:type="dxa"/>
               <w:bottom w:w="50" w:type="dxa"/>
@@ -17614,29 +16348,7 @@
         </w:tc>
         <w:tc>
           <w:tcPr>
-            <w:tcW w:type="dxa" w:w="672"/>
-            <w:tcMar>
-              <w:top w:w="50" w:type="dxa"/>
-              <w:bottom w:w="50" w:type="dxa"/>
-              <w:left w:w="90" w:type="dxa"/>
-              <w:right w:w="90" w:type="dxa"/>
-            </w:tcMar>
-          </w:tcPr>
-          <w:p>
-            <w:pPr>
-              <w:pStyle w:val="BDOITable"/>
-            </w:pPr>
-            <w:r>
-              <w:rPr>
-                <w:sz w:val="16"/>
-              </w:rPr>
-              <w:t>4</w:t>
-            </w:r>
-          </w:p>
-        </w:tc>
-        <w:tc>
-          <w:tcPr>
-            <w:tcW w:type="dxa" w:w="827"/>
+            <w:tcW w:type="dxa" w:w="720"/>
             <w:tcMar>
               <w:top w:w="50" w:type="dxa"/>
               <w:bottom w:w="50" w:type="dxa"/>
@@ -29265,20 +27977,17 @@
     </w:p>
     <w:p>
       <w:pPr>
-        <w:pStyle w:val="Heading2"/>
+        <w:pStyle w:val="Heading1"/>
+        <w:pBdr>
+          <w:bottom w:val="single" w:sz="4" w:space="4" w:color="99C1E7"/>
+        </w:pBdr>
       </w:pPr>
       <w:bookmarkStart w:id="127" w:name="_Toc000127"/>
       <w:r>
         <w:rPr/>
-        <w:t>7.7 Automated tests referenced</w:t>
+        <w:t>8 Risks</w:t>
       </w:r>
       <w:bookmarkEnd w:id="127"/>
-    </w:p>
-    <w:p>
-      <w:r>
-        <w:rPr/>
-        <w:t>Cases with an automation reference are covered by these existing tests, which run in CI on every change:</w:t>
-      </w:r>
     </w:p>
     <w:p>
       <w:pPr>
@@ -29292,1408 +28001,6 @@
           <w:i w:val="0"/>
         </w:rPr>
         <w:t xml:space="preserve">Table 17: </w:t>
-      </w:r>
-      <w:r>
-        <w:rPr/>
-        <w:t>Automated tests referenced by the cases</w:t>
-      </w:r>
-    </w:p>
-    <w:tbl>
-      <w:tblPr>
-        <w:tblW w:type="dxa" w:w="9973"/>
-        <w:jc w:val="center"/>
-        <w:tblLook w:firstColumn="1" w:firstRow="1" w:lastColumn="0" w:lastRow="0" w:noHBand="0" w:noVBand="1" w:val="04A0"/>
-        <w:tblBorders>
-          <w:top w:val="single" w:sz="4" w:space="0" w:color="C2C2C1"/>
-          <w:left w:val="single" w:sz="4" w:space="0" w:color="C2C2C1"/>
-          <w:bottom w:val="single" w:sz="4" w:space="0" w:color="C2C2C1"/>
-          <w:right w:val="single" w:sz="4" w:space="0" w:color="C2C2C1"/>
-          <w:insideH w:val="single" w:sz="4" w:space="0" w:color="C2C2C1"/>
-          <w:insideV w:val="single" w:sz="4" w:space="0" w:color="C2C2C1"/>
-        </w:tblBorders>
-        <w:tblLayout w:type="fixed"/>
-      </w:tblPr>
-      <w:tblGrid>
-        <w:gridCol w:w="3936"/>
-        <w:gridCol w:w="1049"/>
-        <w:gridCol w:w="3936"/>
-        <w:gridCol w:w="1049"/>
-      </w:tblGrid>
-      <w:tr>
-        <w:trPr>
-          <w:tblHeader w:val="true"/>
-          <w:cantSplit w:val="true"/>
-        </w:trPr>
-        <w:tc>
-          <w:tcPr>
-            <w:tcW w:type="dxa" w:w="3936"/>
-            <w:shd w:val="clear" w:color="auto" w:fill="004EA8"/>
-            <w:tcMar>
-              <w:top w:w="50" w:type="dxa"/>
-              <w:bottom w:w="50" w:type="dxa"/>
-              <w:left w:w="90" w:type="dxa"/>
-              <w:right w:w="90" w:type="dxa"/>
-            </w:tcMar>
-            <w:vAlign w:val="center"/>
-          </w:tcPr>
-          <w:p>
-            <w:pPr>
-              <w:pStyle w:val="BDOITableHeader"/>
-            </w:pPr>
-            <w:r>
-              <w:rPr>
-                <w:b/>
-                <w:color w:val="FFFFFF"/>
-                <w:sz w:val="16"/>
-              </w:rPr>
-              <w:t>Test class</w:t>
-            </w:r>
-          </w:p>
-        </w:tc>
-        <w:tc>
-          <w:tcPr>
-            <w:tcW w:type="dxa" w:w="1050"/>
-            <w:shd w:val="clear" w:color="auto" w:fill="004EA8"/>
-            <w:tcMar>
-              <w:top w:w="50" w:type="dxa"/>
-              <w:bottom w:w="50" w:type="dxa"/>
-              <w:left w:w="90" w:type="dxa"/>
-              <w:right w:w="90" w:type="dxa"/>
-            </w:tcMar>
-            <w:vAlign w:val="center"/>
-          </w:tcPr>
-          <w:p>
-            <w:pPr>
-              <w:pStyle w:val="BDOITableHeader"/>
-            </w:pPr>
-            <w:r>
-              <w:rPr>
-                <w:b/>
-                <w:color w:val="FFFFFF"/>
-                <w:sz w:val="16"/>
-              </w:rPr>
-              <w:t>Cases</w:t>
-            </w:r>
-          </w:p>
-        </w:tc>
-        <w:tc>
-          <w:tcPr>
-            <w:tcW w:type="dxa" w:w="3936"/>
-            <w:shd w:val="clear" w:color="auto" w:fill="004EA8"/>
-            <w:tcMar>
-              <w:top w:w="50" w:type="dxa"/>
-              <w:bottom w:w="50" w:type="dxa"/>
-              <w:left w:w="90" w:type="dxa"/>
-              <w:right w:w="90" w:type="dxa"/>
-            </w:tcMar>
-            <w:vAlign w:val="center"/>
-          </w:tcPr>
-          <w:p>
-            <w:pPr>
-              <w:pStyle w:val="BDOITableHeader"/>
-            </w:pPr>
-            <w:r>
-              <w:rPr>
-                <w:b/>
-                <w:color w:val="FFFFFF"/>
-                <w:sz w:val="16"/>
-              </w:rPr>
-              <w:t>Test class</w:t>
-            </w:r>
-          </w:p>
-        </w:tc>
-        <w:tc>
-          <w:tcPr>
-            <w:tcW w:type="dxa" w:w="1050"/>
-            <w:shd w:val="clear" w:color="auto" w:fill="004EA8"/>
-            <w:tcMar>
-              <w:top w:w="50" w:type="dxa"/>
-              <w:bottom w:w="50" w:type="dxa"/>
-              <w:left w:w="90" w:type="dxa"/>
-              <w:right w:w="90" w:type="dxa"/>
-            </w:tcMar>
-            <w:vAlign w:val="center"/>
-          </w:tcPr>
-          <w:p>
-            <w:pPr>
-              <w:pStyle w:val="BDOITableHeader"/>
-            </w:pPr>
-            <w:r>
-              <w:rPr>
-                <w:b/>
-                <w:color w:val="FFFFFF"/>
-                <w:sz w:val="16"/>
-              </w:rPr>
-              <w:t>Cases</w:t>
-            </w:r>
-          </w:p>
-        </w:tc>
-      </w:tr>
-      <w:tr>
-        <w:trPr>
-          <w:cantSplit w:val="true"/>
-        </w:trPr>
-        <w:tc>
-          <w:tcPr>
-            <w:tcW w:type="dxa" w:w="3936"/>
-            <w:tcMar>
-              <w:top w:w="50" w:type="dxa"/>
-              <w:bottom w:w="50" w:type="dxa"/>
-              <w:left w:w="90" w:type="dxa"/>
-              <w:right w:w="90" w:type="dxa"/>
-            </w:tcMar>
-          </w:tcPr>
-          <w:p>
-            <w:pPr>
-              <w:pStyle w:val="BDOITable"/>
-            </w:pPr>
-            <w:r>
-              <w:rPr>
-                <w:sz w:val="16"/>
-              </w:rPr>
-              <w:t>PackageRequestProcessIT</w:t>
-            </w:r>
-          </w:p>
-        </w:tc>
-        <w:tc>
-          <w:tcPr>
-            <w:tcW w:type="dxa" w:w="1050"/>
-            <w:tcMar>
-              <w:top w:w="50" w:type="dxa"/>
-              <w:bottom w:w="50" w:type="dxa"/>
-              <w:left w:w="90" w:type="dxa"/>
-              <w:right w:w="90" w:type="dxa"/>
-            </w:tcMar>
-          </w:tcPr>
-          <w:p>
-            <w:pPr>
-              <w:pStyle w:val="BDOITable"/>
-            </w:pPr>
-            <w:r>
-              <w:rPr>
-                <w:sz w:val="16"/>
-              </w:rPr>
-              <w:t>49</w:t>
-            </w:r>
-          </w:p>
-        </w:tc>
-        <w:tc>
-          <w:tcPr>
-            <w:tcW w:type="dxa" w:w="3936"/>
-            <w:tcMar>
-              <w:top w:w="50" w:type="dxa"/>
-              <w:bottom w:w="50" w:type="dxa"/>
-              <w:left w:w="90" w:type="dxa"/>
-              <w:right w:w="90" w:type="dxa"/>
-            </w:tcMar>
-          </w:tcPr>
-          <w:p>
-            <w:pPr>
-              <w:pStyle w:val="BDOITable"/>
-            </w:pPr>
-            <w:r>
-              <w:rPr>
-                <w:sz w:val="16"/>
-              </w:rPr>
-              <w:t>ProductMaintenanceFoundationIT</w:t>
-            </w:r>
-          </w:p>
-        </w:tc>
-        <w:tc>
-          <w:tcPr>
-            <w:tcW w:type="dxa" w:w="1050"/>
-            <w:tcMar>
-              <w:top w:w="50" w:type="dxa"/>
-              <w:bottom w:w="50" w:type="dxa"/>
-              <w:left w:w="90" w:type="dxa"/>
-              <w:right w:w="90" w:type="dxa"/>
-            </w:tcMar>
-          </w:tcPr>
-          <w:p>
-            <w:pPr>
-              <w:pStyle w:val="BDOITable"/>
-            </w:pPr>
-            <w:r>
-              <w:rPr>
-                <w:sz w:val="16"/>
-              </w:rPr>
-              <w:t>3</w:t>
-            </w:r>
-          </w:p>
-        </w:tc>
-      </w:tr>
-      <w:tr>
-        <w:trPr>
-          <w:cantSplit w:val="true"/>
-        </w:trPr>
-        <w:tc>
-          <w:tcPr>
-            <w:tcW w:type="dxa" w:w="3936"/>
-            <w:tcMar>
-              <w:top w:w="50" w:type="dxa"/>
-              <w:bottom w:w="50" w:type="dxa"/>
-              <w:left w:w="90" w:type="dxa"/>
-              <w:right w:w="90" w:type="dxa"/>
-            </w:tcMar>
-            <w:shd w:val="clear" w:color="auto" w:fill="E5F5FF"/>
-          </w:tcPr>
-          <w:p>
-            <w:pPr>
-              <w:pStyle w:val="BDOITable"/>
-            </w:pPr>
-            <w:r>
-              <w:rPr>
-                <w:sz w:val="16"/>
-              </w:rPr>
-              <w:t>CatalogVersionIT</w:t>
-            </w:r>
-          </w:p>
-        </w:tc>
-        <w:tc>
-          <w:tcPr>
-            <w:tcW w:type="dxa" w:w="1050"/>
-            <w:tcMar>
-              <w:top w:w="50" w:type="dxa"/>
-              <w:bottom w:w="50" w:type="dxa"/>
-              <w:left w:w="90" w:type="dxa"/>
-              <w:right w:w="90" w:type="dxa"/>
-            </w:tcMar>
-            <w:shd w:val="clear" w:color="auto" w:fill="E5F5FF"/>
-          </w:tcPr>
-          <w:p>
-            <w:pPr>
-              <w:pStyle w:val="BDOITable"/>
-            </w:pPr>
-            <w:r>
-              <w:rPr>
-                <w:sz w:val="16"/>
-              </w:rPr>
-              <w:t>16</w:t>
-            </w:r>
-          </w:p>
-        </w:tc>
-        <w:tc>
-          <w:tcPr>
-            <w:tcW w:type="dxa" w:w="3936"/>
-            <w:tcMar>
-              <w:top w:w="50" w:type="dxa"/>
-              <w:bottom w:w="50" w:type="dxa"/>
-              <w:left w:w="90" w:type="dxa"/>
-              <w:right w:w="90" w:type="dxa"/>
-            </w:tcMar>
-            <w:shd w:val="clear" w:color="auto" w:fill="E5F5FF"/>
-          </w:tcPr>
-          <w:p>
-            <w:pPr>
-              <w:pStyle w:val="BDOITable"/>
-            </w:pPr>
-            <w:r>
-              <w:rPr>
-                <w:sz w:val="16"/>
-              </w:rPr>
-              <w:t>productMaintenanceForms.test.ts</w:t>
-            </w:r>
-          </w:p>
-        </w:tc>
-        <w:tc>
-          <w:tcPr>
-            <w:tcW w:type="dxa" w:w="1050"/>
-            <w:tcMar>
-              <w:top w:w="50" w:type="dxa"/>
-              <w:bottom w:w="50" w:type="dxa"/>
-              <w:left w:w="90" w:type="dxa"/>
-              <w:right w:w="90" w:type="dxa"/>
-            </w:tcMar>
-            <w:shd w:val="clear" w:color="auto" w:fill="E5F5FF"/>
-          </w:tcPr>
-          <w:p>
-            <w:pPr>
-              <w:pStyle w:val="BDOITable"/>
-            </w:pPr>
-            <w:r>
-              <w:rPr>
-                <w:sz w:val="16"/>
-              </w:rPr>
-              <w:t>3</w:t>
-            </w:r>
-          </w:p>
-        </w:tc>
-      </w:tr>
-      <w:tr>
-        <w:trPr>
-          <w:cantSplit w:val="true"/>
-        </w:trPr>
-        <w:tc>
-          <w:tcPr>
-            <w:tcW w:type="dxa" w:w="3936"/>
-            <w:tcMar>
-              <w:top w:w="50" w:type="dxa"/>
-              <w:bottom w:w="50" w:type="dxa"/>
-              <w:left w:w="90" w:type="dxa"/>
-              <w:right w:w="90" w:type="dxa"/>
-            </w:tcMar>
-          </w:tcPr>
-          <w:p>
-            <w:pPr>
-              <w:pStyle w:val="BDOITable"/>
-            </w:pPr>
-            <w:r>
-              <w:rPr>
-                <w:sz w:val="16"/>
-              </w:rPr>
-              <w:t>ProductMaintenanceApiIT</w:t>
-            </w:r>
-          </w:p>
-        </w:tc>
-        <w:tc>
-          <w:tcPr>
-            <w:tcW w:type="dxa" w:w="1050"/>
-            <w:tcMar>
-              <w:top w:w="50" w:type="dxa"/>
-              <w:bottom w:w="50" w:type="dxa"/>
-              <w:left w:w="90" w:type="dxa"/>
-              <w:right w:w="90" w:type="dxa"/>
-            </w:tcMar>
-          </w:tcPr>
-          <w:p>
-            <w:pPr>
-              <w:pStyle w:val="BDOITable"/>
-            </w:pPr>
-            <w:r>
-              <w:rPr>
-                <w:sz w:val="16"/>
-              </w:rPr>
-              <w:t>15</w:t>
-            </w:r>
-          </w:p>
-        </w:tc>
-        <w:tc>
-          <w:tcPr>
-            <w:tcW w:type="dxa" w:w="3936"/>
-            <w:tcMar>
-              <w:top w:w="50" w:type="dxa"/>
-              <w:bottom w:w="50" w:type="dxa"/>
-              <w:left w:w="90" w:type="dxa"/>
-              <w:right w:w="90" w:type="dxa"/>
-            </w:tcMar>
-          </w:tcPr>
-          <w:p>
-            <w:pPr>
-              <w:pStyle w:val="BDOITable"/>
-            </w:pPr>
-            <w:r>
-              <w:rPr>
-                <w:sz w:val="16"/>
-              </w:rPr>
-              <w:t>AccessRequestIT</w:t>
-            </w:r>
-          </w:p>
-        </w:tc>
-        <w:tc>
-          <w:tcPr>
-            <w:tcW w:type="dxa" w:w="1050"/>
-            <w:tcMar>
-              <w:top w:w="50" w:type="dxa"/>
-              <w:bottom w:w="50" w:type="dxa"/>
-              <w:left w:w="90" w:type="dxa"/>
-              <w:right w:w="90" w:type="dxa"/>
-            </w:tcMar>
-          </w:tcPr>
-          <w:p>
-            <w:pPr>
-              <w:pStyle w:val="BDOITable"/>
-            </w:pPr>
-            <w:r>
-              <w:rPr>
-                <w:sz w:val="16"/>
-              </w:rPr>
-              <w:t>2</w:t>
-            </w:r>
-          </w:p>
-        </w:tc>
-      </w:tr>
-      <w:tr>
-        <w:trPr>
-          <w:cantSplit w:val="true"/>
-        </w:trPr>
-        <w:tc>
-          <w:tcPr>
-            <w:tcW w:type="dxa" w:w="3936"/>
-            <w:tcMar>
-              <w:top w:w="50" w:type="dxa"/>
-              <w:bottom w:w="50" w:type="dxa"/>
-              <w:left w:w="90" w:type="dxa"/>
-              <w:right w:w="90" w:type="dxa"/>
-            </w:tcMar>
-            <w:shd w:val="clear" w:color="auto" w:fill="E5F5FF"/>
-          </w:tcPr>
-          <w:p>
-            <w:pPr>
-              <w:pStyle w:val="BDOITable"/>
-            </w:pPr>
-            <w:r>
-              <w:rPr>
-                <w:sz w:val="16"/>
-              </w:rPr>
-              <w:t>CatalogProductMaintenanceApiIT</w:t>
-            </w:r>
-          </w:p>
-        </w:tc>
-        <w:tc>
-          <w:tcPr>
-            <w:tcW w:type="dxa" w:w="1050"/>
-            <w:tcMar>
-              <w:top w:w="50" w:type="dxa"/>
-              <w:bottom w:w="50" w:type="dxa"/>
-              <w:left w:w="90" w:type="dxa"/>
-              <w:right w:w="90" w:type="dxa"/>
-            </w:tcMar>
-            <w:shd w:val="clear" w:color="auto" w:fill="E5F5FF"/>
-          </w:tcPr>
-          <w:p>
-            <w:pPr>
-              <w:pStyle w:val="BDOITable"/>
-            </w:pPr>
-            <w:r>
-              <w:rPr>
-                <w:sz w:val="16"/>
-              </w:rPr>
-              <w:t>12</w:t>
-            </w:r>
-          </w:p>
-        </w:tc>
-        <w:tc>
-          <w:tcPr>
-            <w:tcW w:type="dxa" w:w="3936"/>
-            <w:tcMar>
-              <w:top w:w="50" w:type="dxa"/>
-              <w:bottom w:w="50" w:type="dxa"/>
-              <w:left w:w="90" w:type="dxa"/>
-              <w:right w:w="90" w:type="dxa"/>
-            </w:tcMar>
-            <w:shd w:val="clear" w:color="auto" w:fill="E5F5FF"/>
-          </w:tcPr>
-          <w:p>
-            <w:pPr>
-              <w:pStyle w:val="BDOITable"/>
-            </w:pPr>
-            <w:r>
-              <w:rPr>
-                <w:sz w:val="16"/>
-              </w:rPr>
-              <w:t>ApiSmokeIT</w:t>
-            </w:r>
-          </w:p>
-        </w:tc>
-        <w:tc>
-          <w:tcPr>
-            <w:tcW w:type="dxa" w:w="1050"/>
-            <w:tcMar>
-              <w:top w:w="50" w:type="dxa"/>
-              <w:bottom w:w="50" w:type="dxa"/>
-              <w:left w:w="90" w:type="dxa"/>
-              <w:right w:w="90" w:type="dxa"/>
-            </w:tcMar>
-            <w:shd w:val="clear" w:color="auto" w:fill="E5F5FF"/>
-          </w:tcPr>
-          <w:p>
-            <w:pPr>
-              <w:pStyle w:val="BDOITable"/>
-            </w:pPr>
-            <w:r>
-              <w:rPr>
-                <w:sz w:val="16"/>
-              </w:rPr>
-              <w:t>2</w:t>
-            </w:r>
-          </w:p>
-        </w:tc>
-      </w:tr>
-      <w:tr>
-        <w:trPr>
-          <w:cantSplit w:val="true"/>
-        </w:trPr>
-        <w:tc>
-          <w:tcPr>
-            <w:tcW w:type="dxa" w:w="3936"/>
-            <w:tcMar>
-              <w:top w:w="50" w:type="dxa"/>
-              <w:bottom w:w="50" w:type="dxa"/>
-              <w:left w:w="90" w:type="dxa"/>
-              <w:right w:w="90" w:type="dxa"/>
-            </w:tcMar>
-          </w:tcPr>
-          <w:p>
-            <w:pPr>
-              <w:pStyle w:val="BDOITable"/>
-            </w:pPr>
-            <w:r>
-              <w:rPr>
-                <w:sz w:val="16"/>
-              </w:rPr>
-              <w:t>RatingSchemeIT</w:t>
-            </w:r>
-          </w:p>
-        </w:tc>
-        <w:tc>
-          <w:tcPr>
-            <w:tcW w:type="dxa" w:w="1050"/>
-            <w:tcMar>
-              <w:top w:w="50" w:type="dxa"/>
-              <w:bottom w:w="50" w:type="dxa"/>
-              <w:left w:w="90" w:type="dxa"/>
-              <w:right w:w="90" w:type="dxa"/>
-            </w:tcMar>
-          </w:tcPr>
-          <w:p>
-            <w:pPr>
-              <w:pStyle w:val="BDOITable"/>
-            </w:pPr>
-            <w:r>
-              <w:rPr>
-                <w:sz w:val="16"/>
-              </w:rPr>
-              <w:t>11</w:t>
-            </w:r>
-          </w:p>
-        </w:tc>
-        <w:tc>
-          <w:tcPr>
-            <w:tcW w:type="dxa" w:w="3936"/>
-            <w:tcMar>
-              <w:top w:w="50" w:type="dxa"/>
-              <w:bottom w:w="50" w:type="dxa"/>
-              <w:left w:w="90" w:type="dxa"/>
-              <w:right w:w="90" w:type="dxa"/>
-            </w:tcMar>
-          </w:tcPr>
-          <w:p>
-            <w:pPr>
-              <w:pStyle w:val="BDOITable"/>
-            </w:pPr>
-            <w:r>
-              <w:rPr>
-                <w:sz w:val="16"/>
-              </w:rPr>
-              <w:t>LoginLockoutTest</w:t>
-            </w:r>
-          </w:p>
-        </w:tc>
-        <w:tc>
-          <w:tcPr>
-            <w:tcW w:type="dxa" w:w="1050"/>
-            <w:tcMar>
-              <w:top w:w="50" w:type="dxa"/>
-              <w:bottom w:w="50" w:type="dxa"/>
-              <w:left w:w="90" w:type="dxa"/>
-              <w:right w:w="90" w:type="dxa"/>
-            </w:tcMar>
-          </w:tcPr>
-          <w:p>
-            <w:pPr>
-              <w:pStyle w:val="BDOITable"/>
-            </w:pPr>
-            <w:r>
-              <w:rPr>
-                <w:sz w:val="16"/>
-              </w:rPr>
-              <w:t>2</w:t>
-            </w:r>
-          </w:p>
-        </w:tc>
-      </w:tr>
-      <w:tr>
-        <w:trPr>
-          <w:cantSplit w:val="true"/>
-        </w:trPr>
-        <w:tc>
-          <w:tcPr>
-            <w:tcW w:type="dxa" w:w="3936"/>
-            <w:tcMar>
-              <w:top w:w="50" w:type="dxa"/>
-              <w:bottom w:w="50" w:type="dxa"/>
-              <w:left w:w="90" w:type="dxa"/>
-              <w:right w:w="90" w:type="dxa"/>
-            </w:tcMar>
-            <w:shd w:val="clear" w:color="auto" w:fill="E5F5FF"/>
-          </w:tcPr>
-          <w:p>
-            <w:pPr>
-              <w:pStyle w:val="BDOITable"/>
-            </w:pPr>
-            <w:r>
-              <w:rPr>
-                <w:sz w:val="16"/>
-              </w:rPr>
-              <w:t>IncentiveCriteriaIT</w:t>
-            </w:r>
-          </w:p>
-        </w:tc>
-        <w:tc>
-          <w:tcPr>
-            <w:tcW w:type="dxa" w:w="1050"/>
-            <w:tcMar>
-              <w:top w:w="50" w:type="dxa"/>
-              <w:bottom w:w="50" w:type="dxa"/>
-              <w:left w:w="90" w:type="dxa"/>
-              <w:right w:w="90" w:type="dxa"/>
-            </w:tcMar>
-            <w:shd w:val="clear" w:color="auto" w:fill="E5F5FF"/>
-          </w:tcPr>
-          <w:p>
-            <w:pPr>
-              <w:pStyle w:val="BDOITable"/>
-            </w:pPr>
-            <w:r>
-              <w:rPr>
-                <w:sz w:val="16"/>
-              </w:rPr>
-              <w:t>9</w:t>
-            </w:r>
-          </w:p>
-        </w:tc>
-        <w:tc>
-          <w:tcPr>
-            <w:tcW w:type="dxa" w:w="3936"/>
-            <w:tcMar>
-              <w:top w:w="50" w:type="dxa"/>
-              <w:bottom w:w="50" w:type="dxa"/>
-              <w:left w:w="90" w:type="dxa"/>
-              <w:right w:w="90" w:type="dxa"/>
-            </w:tcMar>
-            <w:shd w:val="clear" w:color="auto" w:fill="E5F5FF"/>
-          </w:tcPr>
-          <w:p>
-            <w:pPr>
-              <w:pStyle w:val="BDOITable"/>
-            </w:pPr>
-            <w:r>
-              <w:rPr>
-                <w:sz w:val="16"/>
-              </w:rPr>
-              <w:t>AuditTrailImmutabilityIT</w:t>
-            </w:r>
-          </w:p>
-        </w:tc>
-        <w:tc>
-          <w:tcPr>
-            <w:tcW w:type="dxa" w:w="1050"/>
-            <w:tcMar>
-              <w:top w:w="50" w:type="dxa"/>
-              <w:bottom w:w="50" w:type="dxa"/>
-              <w:left w:w="90" w:type="dxa"/>
-              <w:right w:w="90" w:type="dxa"/>
-            </w:tcMar>
-            <w:shd w:val="clear" w:color="auto" w:fill="E5F5FF"/>
-          </w:tcPr>
-          <w:p>
-            <w:pPr>
-              <w:pStyle w:val="BDOITable"/>
-            </w:pPr>
-            <w:r>
-              <w:rPr>
-                <w:sz w:val="16"/>
-              </w:rPr>
-              <w:t>1</w:t>
-            </w:r>
-          </w:p>
-        </w:tc>
-      </w:tr>
-      <w:tr>
-        <w:trPr>
-          <w:cantSplit w:val="true"/>
-        </w:trPr>
-        <w:tc>
-          <w:tcPr>
-            <w:tcW w:type="dxa" w:w="3936"/>
-            <w:tcMar>
-              <w:top w:w="50" w:type="dxa"/>
-              <w:bottom w:w="50" w:type="dxa"/>
-              <w:left w:w="90" w:type="dxa"/>
-              <w:right w:w="90" w:type="dxa"/>
-            </w:tcMar>
-          </w:tcPr>
-          <w:p>
-            <w:pPr>
-              <w:pStyle w:val="BDOITable"/>
-            </w:pPr>
-            <w:r>
-              <w:rPr>
-                <w:sz w:val="16"/>
-              </w:rPr>
-              <w:t>packageRequest.test.ts</w:t>
-            </w:r>
-          </w:p>
-        </w:tc>
-        <w:tc>
-          <w:tcPr>
-            <w:tcW w:type="dxa" w:w="1050"/>
-            <w:tcMar>
-              <w:top w:w="50" w:type="dxa"/>
-              <w:bottom w:w="50" w:type="dxa"/>
-              <w:left w:w="90" w:type="dxa"/>
-              <w:right w:w="90" w:type="dxa"/>
-            </w:tcMar>
-          </w:tcPr>
-          <w:p>
-            <w:pPr>
-              <w:pStyle w:val="BDOITable"/>
-            </w:pPr>
-            <w:r>
-              <w:rPr>
-                <w:sz w:val="16"/>
-              </w:rPr>
-              <w:t>7</w:t>
-            </w:r>
-          </w:p>
-        </w:tc>
-        <w:tc>
-          <w:tcPr>
-            <w:tcW w:type="dxa" w:w="3936"/>
-            <w:tcMar>
-              <w:top w:w="50" w:type="dxa"/>
-              <w:bottom w:w="50" w:type="dxa"/>
-              <w:left w:w="90" w:type="dxa"/>
-              <w:right w:w="90" w:type="dxa"/>
-            </w:tcMar>
-          </w:tcPr>
-          <w:p>
-            <w:pPr>
-              <w:pStyle w:val="BDOITable"/>
-            </w:pPr>
-            <w:r>
-              <w:rPr>
-                <w:sz w:val="16"/>
-              </w:rPr>
-              <w:t>DocTemplateServiceIT</w:t>
-            </w:r>
-          </w:p>
-        </w:tc>
-        <w:tc>
-          <w:tcPr>
-            <w:tcW w:type="dxa" w:w="1050"/>
-            <w:tcMar>
-              <w:top w:w="50" w:type="dxa"/>
-              <w:bottom w:w="50" w:type="dxa"/>
-              <w:left w:w="90" w:type="dxa"/>
-              <w:right w:w="90" w:type="dxa"/>
-            </w:tcMar>
-          </w:tcPr>
-          <w:p>
-            <w:pPr>
-              <w:pStyle w:val="BDOITable"/>
-            </w:pPr>
-            <w:r>
-              <w:rPr>
-                <w:sz w:val="16"/>
-              </w:rPr>
-              <w:t>1</w:t>
-            </w:r>
-          </w:p>
-        </w:tc>
-      </w:tr>
-      <w:tr>
-        <w:trPr>
-          <w:cantSplit w:val="true"/>
-        </w:trPr>
-        <w:tc>
-          <w:tcPr>
-            <w:tcW w:type="dxa" w:w="3936"/>
-            <w:tcMar>
-              <w:top w:w="50" w:type="dxa"/>
-              <w:bottom w:w="50" w:type="dxa"/>
-              <w:left w:w="90" w:type="dxa"/>
-              <w:right w:w="90" w:type="dxa"/>
-            </w:tcMar>
-            <w:shd w:val="clear" w:color="auto" w:fill="E5F5FF"/>
-          </w:tcPr>
-          <w:p>
-            <w:pPr>
-              <w:pStyle w:val="BDOITable"/>
-            </w:pPr>
-            <w:r>
-              <w:rPr>
-                <w:sz w:val="16"/>
-              </w:rPr>
-              <w:t>PackageExpiryIT</w:t>
-            </w:r>
-          </w:p>
-        </w:tc>
-        <w:tc>
-          <w:tcPr>
-            <w:tcW w:type="dxa" w:w="1050"/>
-            <w:tcMar>
-              <w:top w:w="50" w:type="dxa"/>
-              <w:bottom w:w="50" w:type="dxa"/>
-              <w:left w:w="90" w:type="dxa"/>
-              <w:right w:w="90" w:type="dxa"/>
-            </w:tcMar>
-            <w:shd w:val="clear" w:color="auto" w:fill="E5F5FF"/>
-          </w:tcPr>
-          <w:p>
-            <w:pPr>
-              <w:pStyle w:val="BDOITable"/>
-            </w:pPr>
-            <w:r>
-              <w:rPr>
-                <w:sz w:val="16"/>
-              </w:rPr>
-              <w:t>6</w:t>
-            </w:r>
-          </w:p>
-        </w:tc>
-        <w:tc>
-          <w:tcPr>
-            <w:tcW w:type="dxa" w:w="3936"/>
-            <w:tcMar>
-              <w:top w:w="50" w:type="dxa"/>
-              <w:bottom w:w="50" w:type="dxa"/>
-              <w:left w:w="90" w:type="dxa"/>
-              <w:right w:w="90" w:type="dxa"/>
-            </w:tcMar>
-            <w:shd w:val="clear" w:color="auto" w:fill="E5F5FF"/>
-          </w:tcPr>
-          <w:p>
-            <w:pPr>
-              <w:pStyle w:val="BDOITable"/>
-            </w:pPr>
-            <w:r>
-              <w:rPr>
-                <w:sz w:val="16"/>
-              </w:rPr>
-              <w:t>LogoutIT</w:t>
-            </w:r>
-          </w:p>
-        </w:tc>
-        <w:tc>
-          <w:tcPr>
-            <w:tcW w:type="dxa" w:w="1050"/>
-            <w:tcMar>
-              <w:top w:w="50" w:type="dxa"/>
-              <w:bottom w:w="50" w:type="dxa"/>
-              <w:left w:w="90" w:type="dxa"/>
-              <w:right w:w="90" w:type="dxa"/>
-            </w:tcMar>
-            <w:shd w:val="clear" w:color="auto" w:fill="E5F5FF"/>
-          </w:tcPr>
-          <w:p>
-            <w:pPr>
-              <w:pStyle w:val="BDOITable"/>
-            </w:pPr>
-            <w:r>
-              <w:rPr>
-                <w:sz w:val="16"/>
-              </w:rPr>
-              <w:t>1</w:t>
-            </w:r>
-          </w:p>
-        </w:tc>
-      </w:tr>
-      <w:tr>
-        <w:trPr>
-          <w:cantSplit w:val="true"/>
-        </w:trPr>
-        <w:tc>
-          <w:tcPr>
-            <w:tcW w:type="dxa" w:w="3936"/>
-            <w:tcMar>
-              <w:top w:w="50" w:type="dxa"/>
-              <w:bottom w:w="50" w:type="dxa"/>
-              <w:left w:w="90" w:type="dxa"/>
-              <w:right w:w="90" w:type="dxa"/>
-            </w:tcMar>
-          </w:tcPr>
-          <w:p>
-            <w:pPr>
-              <w:pStyle w:val="BDOITable"/>
-            </w:pPr>
-            <w:r>
-              <w:rPr>
-                <w:sz w:val="16"/>
-              </w:rPr>
-              <w:t>CatalogIT</w:t>
-            </w:r>
-          </w:p>
-        </w:tc>
-        <w:tc>
-          <w:tcPr>
-            <w:tcW w:type="dxa" w:w="1050"/>
-            <w:tcMar>
-              <w:top w:w="50" w:type="dxa"/>
-              <w:bottom w:w="50" w:type="dxa"/>
-              <w:left w:w="90" w:type="dxa"/>
-              <w:right w:w="90" w:type="dxa"/>
-            </w:tcMar>
-          </w:tcPr>
-          <w:p>
-            <w:pPr>
-              <w:pStyle w:val="BDOITable"/>
-            </w:pPr>
-            <w:r>
-              <w:rPr>
-                <w:sz w:val="16"/>
-              </w:rPr>
-              <w:t>5</w:t>
-            </w:r>
-          </w:p>
-        </w:tc>
-        <w:tc>
-          <w:tcPr>
-            <w:tcW w:type="dxa" w:w="3936"/>
-            <w:tcMar>
-              <w:top w:w="50" w:type="dxa"/>
-              <w:bottom w:w="50" w:type="dxa"/>
-              <w:left w:w="90" w:type="dxa"/>
-              <w:right w:w="90" w:type="dxa"/>
-            </w:tcMar>
-          </w:tcPr>
-          <w:p>
-            <w:pPr>
-              <w:pStyle w:val="BDOITable"/>
-            </w:pPr>
-            <w:r>
-              <w:rPr>
-                <w:sz w:val="16"/>
-              </w:rPr>
-              <w:t>NbReportApiIT</w:t>
-            </w:r>
-          </w:p>
-        </w:tc>
-        <w:tc>
-          <w:tcPr>
-            <w:tcW w:type="dxa" w:w="1050"/>
-            <w:tcMar>
-              <w:top w:w="50" w:type="dxa"/>
-              <w:bottom w:w="50" w:type="dxa"/>
-              <w:left w:w="90" w:type="dxa"/>
-              <w:right w:w="90" w:type="dxa"/>
-            </w:tcMar>
-          </w:tcPr>
-          <w:p>
-            <w:pPr>
-              <w:pStyle w:val="BDOITable"/>
-            </w:pPr>
-            <w:r>
-              <w:rPr>
-                <w:sz w:val="16"/>
-              </w:rPr>
-              <w:t>1</w:t>
-            </w:r>
-          </w:p>
-        </w:tc>
-      </w:tr>
-      <w:tr>
-        <w:trPr>
-          <w:cantSplit w:val="true"/>
-        </w:trPr>
-        <w:tc>
-          <w:tcPr>
-            <w:tcW w:type="dxa" w:w="3936"/>
-            <w:tcMar>
-              <w:top w:w="50" w:type="dxa"/>
-              <w:bottom w:w="50" w:type="dxa"/>
-              <w:left w:w="90" w:type="dxa"/>
-              <w:right w:w="90" w:type="dxa"/>
-            </w:tcMar>
-            <w:shd w:val="clear" w:color="auto" w:fill="E5F5FF"/>
-          </w:tcPr>
-          <w:p>
-            <w:pPr>
-              <w:pStyle w:val="BDOITable"/>
-            </w:pPr>
-            <w:r>
-              <w:rPr>
-                <w:sz w:val="16"/>
-              </w:rPr>
-              <w:t>PackageLogicTest</w:t>
-            </w:r>
-          </w:p>
-        </w:tc>
-        <w:tc>
-          <w:tcPr>
-            <w:tcW w:type="dxa" w:w="1050"/>
-            <w:tcMar>
-              <w:top w:w="50" w:type="dxa"/>
-              <w:bottom w:w="50" w:type="dxa"/>
-              <w:left w:w="90" w:type="dxa"/>
-              <w:right w:w="90" w:type="dxa"/>
-            </w:tcMar>
-            <w:shd w:val="clear" w:color="auto" w:fill="E5F5FF"/>
-          </w:tcPr>
-          <w:p>
-            <w:pPr>
-              <w:pStyle w:val="BDOITable"/>
-            </w:pPr>
-            <w:r>
-              <w:rPr>
-                <w:sz w:val="16"/>
-              </w:rPr>
-              <w:t>5</w:t>
-            </w:r>
-          </w:p>
-        </w:tc>
-        <w:tc>
-          <w:tcPr>
-            <w:tcW w:type="dxa" w:w="3936"/>
-            <w:tcMar>
-              <w:top w:w="50" w:type="dxa"/>
-              <w:bottom w:w="50" w:type="dxa"/>
-              <w:left w:w="90" w:type="dxa"/>
-              <w:right w:w="90" w:type="dxa"/>
-            </w:tcMar>
-            <w:shd w:val="clear" w:color="auto" w:fill="E5F5FF"/>
-          </w:tcPr>
-          <w:p>
-            <w:pPr>
-              <w:pStyle w:val="BDOITable"/>
-            </w:pPr>
-            <w:r>
-              <w:rPr>
-                <w:sz w:val="16"/>
-              </w:rPr>
-              <w:t>OperationsFoundationApiIT</w:t>
-            </w:r>
-          </w:p>
-        </w:tc>
-        <w:tc>
-          <w:tcPr>
-            <w:tcW w:type="dxa" w:w="1050"/>
-            <w:tcMar>
-              <w:top w:w="50" w:type="dxa"/>
-              <w:bottom w:w="50" w:type="dxa"/>
-              <w:left w:w="90" w:type="dxa"/>
-              <w:right w:w="90" w:type="dxa"/>
-            </w:tcMar>
-            <w:shd w:val="clear" w:color="auto" w:fill="E5F5FF"/>
-          </w:tcPr>
-          <w:p>
-            <w:pPr>
-              <w:pStyle w:val="BDOITable"/>
-            </w:pPr>
-            <w:r>
-              <w:rPr>
-                <w:sz w:val="16"/>
-              </w:rPr>
-              <w:t>1</w:t>
-            </w:r>
-          </w:p>
-        </w:tc>
-      </w:tr>
-      <w:tr>
-        <w:trPr>
-          <w:cantSplit w:val="true"/>
-        </w:trPr>
-        <w:tc>
-          <w:tcPr>
-            <w:tcW w:type="dxa" w:w="3936"/>
-            <w:tcMar>
-              <w:top w:w="50" w:type="dxa"/>
-              <w:bottom w:w="50" w:type="dxa"/>
-              <w:left w:w="90" w:type="dxa"/>
-              <w:right w:w="90" w:type="dxa"/>
-            </w:tcMar>
-          </w:tcPr>
-          <w:p>
-            <w:pPr>
-              <w:pStyle w:val="BDOITable"/>
-            </w:pPr>
-            <w:r>
-              <w:rPr>
-                <w:sz w:val="16"/>
-              </w:rPr>
-              <w:t>RolePermissionRequestIT</w:t>
-            </w:r>
-          </w:p>
-        </w:tc>
-        <w:tc>
-          <w:tcPr>
-            <w:tcW w:type="dxa" w:w="1050"/>
-            <w:tcMar>
-              <w:top w:w="50" w:type="dxa"/>
-              <w:bottom w:w="50" w:type="dxa"/>
-              <w:left w:w="90" w:type="dxa"/>
-              <w:right w:w="90" w:type="dxa"/>
-            </w:tcMar>
-          </w:tcPr>
-          <w:p>
-            <w:pPr>
-              <w:pStyle w:val="BDOITable"/>
-            </w:pPr>
-            <w:r>
-              <w:rPr>
-                <w:sz w:val="16"/>
-              </w:rPr>
-              <w:t>5</w:t>
-            </w:r>
-          </w:p>
-        </w:tc>
-        <w:tc>
-          <w:tcPr>
-            <w:tcW w:type="dxa" w:w="3936"/>
-            <w:tcMar>
-              <w:top w:w="50" w:type="dxa"/>
-              <w:bottom w:w="50" w:type="dxa"/>
-              <w:left w:w="90" w:type="dxa"/>
-              <w:right w:w="90" w:type="dxa"/>
-            </w:tcMar>
-          </w:tcPr>
-          <w:p>
-            <w:pPr>
-              <w:pStyle w:val="BDOITable"/>
-            </w:pPr>
-            <w:r>
-              <w:rPr>
-                <w:sz w:val="16"/>
-              </w:rPr>
-              <w:t>ReportParametersTest</w:t>
-            </w:r>
-          </w:p>
-        </w:tc>
-        <w:tc>
-          <w:tcPr>
-            <w:tcW w:type="dxa" w:w="1050"/>
-            <w:tcMar>
-              <w:top w:w="50" w:type="dxa"/>
-              <w:bottom w:w="50" w:type="dxa"/>
-              <w:left w:w="90" w:type="dxa"/>
-              <w:right w:w="90" w:type="dxa"/>
-            </w:tcMar>
-          </w:tcPr>
-          <w:p>
-            <w:pPr>
-              <w:pStyle w:val="BDOITable"/>
-            </w:pPr>
-            <w:r>
-              <w:rPr>
-                <w:sz w:val="16"/>
-              </w:rPr>
-              <w:t>1</w:t>
-            </w:r>
-          </w:p>
-        </w:tc>
-      </w:tr>
-      <w:tr>
-        <w:trPr>
-          <w:cantSplit w:val="true"/>
-        </w:trPr>
-        <w:tc>
-          <w:tcPr>
-            <w:tcW w:type="dxa" w:w="3936"/>
-            <w:tcMar>
-              <w:top w:w="50" w:type="dxa"/>
-              <w:bottom w:w="50" w:type="dxa"/>
-              <w:left w:w="90" w:type="dxa"/>
-              <w:right w:w="90" w:type="dxa"/>
-            </w:tcMar>
-            <w:shd w:val="clear" w:color="auto" w:fill="E5F5FF"/>
-          </w:tcPr>
-          <w:p>
-            <w:pPr>
-              <w:pStyle w:val="BDOITable"/>
-            </w:pPr>
-            <w:r>
-              <w:rPr>
-                <w:sz w:val="16"/>
-              </w:rPr>
-              <w:t>WorkflowServiceIT</w:t>
-            </w:r>
-          </w:p>
-        </w:tc>
-        <w:tc>
-          <w:tcPr>
-            <w:tcW w:type="dxa" w:w="1050"/>
-            <w:tcMar>
-              <w:top w:w="50" w:type="dxa"/>
-              <w:bottom w:w="50" w:type="dxa"/>
-              <w:left w:w="90" w:type="dxa"/>
-              <w:right w:w="90" w:type="dxa"/>
-            </w:tcMar>
-            <w:shd w:val="clear" w:color="auto" w:fill="E5F5FF"/>
-          </w:tcPr>
-          <w:p>
-            <w:pPr>
-              <w:pStyle w:val="BDOITable"/>
-            </w:pPr>
-            <w:r>
-              <w:rPr>
-                <w:sz w:val="16"/>
-              </w:rPr>
-              <w:t>4</w:t>
-            </w:r>
-          </w:p>
-        </w:tc>
-        <w:tc>
-          <w:tcPr>
-            <w:tcW w:type="dxa" w:w="3936"/>
-            <w:tcMar>
-              <w:top w:w="50" w:type="dxa"/>
-              <w:bottom w:w="50" w:type="dxa"/>
-              <w:left w:w="90" w:type="dxa"/>
-              <w:right w:w="90" w:type="dxa"/>
-            </w:tcMar>
-            <w:shd w:val="clear" w:color="auto" w:fill="E5F5FF"/>
-          </w:tcPr>
-          <w:p>
-            <w:pPr>
-              <w:pStyle w:val="BDOITable"/>
-            </w:pPr>
-            <w:r>
-              <w:rPr>
-                <w:sz w:val="16"/>
-              </w:rPr>
-              <w:t>UserAdminApiIT</w:t>
-            </w:r>
-          </w:p>
-        </w:tc>
-        <w:tc>
-          <w:tcPr>
-            <w:tcW w:type="dxa" w:w="1050"/>
-            <w:tcMar>
-              <w:top w:w="50" w:type="dxa"/>
-              <w:bottom w:w="50" w:type="dxa"/>
-              <w:left w:w="90" w:type="dxa"/>
-              <w:right w:w="90" w:type="dxa"/>
-            </w:tcMar>
-            <w:shd w:val="clear" w:color="auto" w:fill="E5F5FF"/>
-          </w:tcPr>
-          <w:p>
-            <w:pPr>
-              <w:pStyle w:val="BDOITable"/>
-            </w:pPr>
-            <w:r>
-              <w:rPr>
-                <w:sz w:val="16"/>
-              </w:rPr>
-              <w:t>1</w:t>
-            </w:r>
-          </w:p>
-        </w:tc>
-      </w:tr>
-      <w:tr>
-        <w:trPr>
-          <w:cantSplit w:val="true"/>
-        </w:trPr>
-        <w:tc>
-          <w:tcPr>
-            <w:tcW w:type="dxa" w:w="3936"/>
-            <w:tcMar>
-              <w:top w:w="50" w:type="dxa"/>
-              <w:bottom w:w="50" w:type="dxa"/>
-              <w:left w:w="90" w:type="dxa"/>
-              <w:right w:w="90" w:type="dxa"/>
-            </w:tcMar>
-          </w:tcPr>
-          <w:p>
-            <w:pPr>
-              <w:pStyle w:val="BDOITable"/>
-            </w:pPr>
-            <w:r>
-              <w:rPr>
-                <w:sz w:val="16"/>
-              </w:rPr>
-              <w:t>MessagingIT</w:t>
-            </w:r>
-          </w:p>
-        </w:tc>
-        <w:tc>
-          <w:tcPr>
-            <w:tcW w:type="dxa" w:w="1050"/>
-            <w:tcMar>
-              <w:top w:w="50" w:type="dxa"/>
-              <w:bottom w:w="50" w:type="dxa"/>
-              <w:left w:w="90" w:type="dxa"/>
-              <w:right w:w="90" w:type="dxa"/>
-            </w:tcMar>
-          </w:tcPr>
-          <w:p>
-            <w:pPr>
-              <w:pStyle w:val="BDOITable"/>
-            </w:pPr>
-            <w:r>
-              <w:rPr>
-                <w:sz w:val="16"/>
-              </w:rPr>
-              <w:t>3</w:t>
-            </w:r>
-          </w:p>
-        </w:tc>
-        <w:tc>
-          <w:tcPr>
-            <w:tcW w:type="dxa" w:w="3936"/>
-            <w:tcMar>
-              <w:top w:w="50" w:type="dxa"/>
-              <w:bottom w:w="50" w:type="dxa"/>
-              <w:left w:w="90" w:type="dxa"/>
-              <w:right w:w="90" w:type="dxa"/>
-            </w:tcMar>
-          </w:tcPr>
-          <w:p>
-            <w:pPr>
-              <w:pStyle w:val="BDOITable"/>
-            </w:pPr>
-            <w:r>
-              <w:rPr>
-                <w:sz w:val="16"/>
-              </w:rPr>
-              <w:t>accessRequest.test.ts</w:t>
-            </w:r>
-          </w:p>
-        </w:tc>
-        <w:tc>
-          <w:tcPr>
-            <w:tcW w:type="dxa" w:w="1050"/>
-            <w:tcMar>
-              <w:top w:w="50" w:type="dxa"/>
-              <w:bottom w:w="50" w:type="dxa"/>
-              <w:left w:w="90" w:type="dxa"/>
-              <w:right w:w="90" w:type="dxa"/>
-            </w:tcMar>
-          </w:tcPr>
-          <w:p>
-            <w:pPr>
-              <w:pStyle w:val="BDOITable"/>
-            </w:pPr>
-            <w:r>
-              <w:rPr>
-                <w:sz w:val="16"/>
-              </w:rPr>
-              <w:t>1</w:t>
-            </w:r>
-          </w:p>
-        </w:tc>
-      </w:tr>
-    </w:tbl>
-    <w:p>
-      <w:pPr>
-        <w:pStyle w:val="BDOISpacer"/>
-      </w:pPr>
-    </w:p>
-    <w:p>
-      <w:pPr>
-        <w:pStyle w:val="Heading1"/>
-        <w:pBdr>
-          <w:bottom w:val="single" w:sz="4" w:space="4" w:color="99C1E7"/>
-        </w:pBdr>
-      </w:pPr>
-      <w:bookmarkStart w:id="128" w:name="_Toc000128"/>
-      <w:r>
-        <w:rPr/>
-        <w:t>8 Risks</w:t>
-      </w:r>
-      <w:bookmarkEnd w:id="128"/>
-    </w:p>
-    <w:p>
-      <w:pPr>
-        <w:pStyle w:val="Caption"/>
-        <w:keepNext/>
-        <w:spacing w:after="60"/>
-      </w:pPr>
-      <w:r>
-        <w:rPr>
-          <w:b/>
-          <w:i w:val="0"/>
-        </w:rPr>
-        <w:t xml:space="preserve">Table 18: </w:t>
       </w:r>
       <w:r>
         <w:rPr/>
@@ -30870,7 +28177,7 @@
               <w:rPr>
                 <w:sz w:val="18"/>
               </w:rPr>
-              <w:t>The values are configuration; the affected cases name the parameter or list, and are re-run after the change without a new build</w:t>
+              <w:t>The values are configuration; the affected cases name the parameter or list, and are re-run after the change without a change to the system</w:t>
             </w:r>
           </w:p>
         </w:tc>
@@ -31306,941 +28613,6 @@
                 <w:sz w:val="18"/>
               </w:rPr>
               <w:t>Agree named testers per department and dates in the UAT plan (deliverable 30) before UAT starts</w:t>
-            </w:r>
-          </w:p>
-        </w:tc>
-      </w:tr>
-    </w:tbl>
-    <w:p>
-      <w:pPr>
-        <w:pStyle w:val="BDOISpacer"/>
-      </w:pPr>
-    </w:p>
-    <w:p>
-      <w:pPr>
-        <w:pStyle w:val="Heading1"/>
-        <w:pBdr>
-          <w:bottom w:val="single" w:sz="4" w:space="4" w:color="99C1E7"/>
-        </w:pBdr>
-      </w:pPr>
-      <w:bookmarkStart w:id="129" w:name="_Toc000129"/>
-      <w:r>
-        <w:rPr/>
-        <w:t>9 FRS findings</w:t>
-      </w:r>
-      <w:bookmarkEnd w:id="129"/>
-    </w:p>
-    <w:p>
-      <w:r>
-        <w:rPr/>
-        <w:t>Writing the cases showed the points below, where the FRS is ambiguous, cannot be tested as written, or differs from the build. The cases use the built behaviour; the FRS owner decides the correction for FRS v1.1.</w:t>
-      </w:r>
-    </w:p>
-    <w:p>
-      <w:pPr>
-        <w:pStyle w:val="Caption"/>
-        <w:keepNext/>
-        <w:spacing w:after="60"/>
-      </w:pPr>
-      <w:r>
-        <w:rPr>
-          <w:b/>
-          <w:i w:val="0"/>
-        </w:rPr>
-        <w:t xml:space="preserve">Table 19: </w:t>
-      </w:r>
-      <w:r>
-        <w:rPr/>
-        <w:t>FRS findings for the FRS owner</w:t>
-      </w:r>
-    </w:p>
-    <w:tbl>
-      <w:tblPr>
-        <w:tblW w:type="dxa" w:w="9973"/>
-        <w:jc w:val="center"/>
-        <w:tblLook w:firstColumn="1" w:firstRow="1" w:lastColumn="0" w:lastRow="0" w:noHBand="0" w:noVBand="1" w:val="04A0"/>
-        <w:tblBorders>
-          <w:top w:val="single" w:sz="4" w:space="0" w:color="C2C2C1"/>
-          <w:left w:val="single" w:sz="4" w:space="0" w:color="C2C2C1"/>
-          <w:bottom w:val="single" w:sz="4" w:space="0" w:color="C2C2C1"/>
-          <w:right w:val="single" w:sz="4" w:space="0" w:color="C2C2C1"/>
-          <w:insideH w:val="single" w:sz="4" w:space="0" w:color="C2C2C1"/>
-          <w:insideV w:val="single" w:sz="4" w:space="0" w:color="C2C2C1"/>
-        </w:tblBorders>
-        <w:tblLayout w:type="fixed"/>
-      </w:tblPr>
-      <w:tblGrid>
-        <w:gridCol w:w="1055"/>
-        <w:gridCol w:w="1290"/>
-        <w:gridCol w:w="4223"/>
-        <w:gridCol w:w="3402"/>
-      </w:tblGrid>
-      <w:tr>
-        <w:trPr>
-          <w:tblHeader w:val="true"/>
-          <w:cantSplit w:val="true"/>
-        </w:trPr>
-        <w:tc>
-          <w:tcPr>
-            <w:tcW w:type="dxa" w:w="1056"/>
-            <w:shd w:val="clear" w:color="auto" w:fill="004EA8"/>
-            <w:tcMar>
-              <w:top w:w="50" w:type="dxa"/>
-              <w:bottom w:w="50" w:type="dxa"/>
-              <w:left w:w="90" w:type="dxa"/>
-              <w:right w:w="90" w:type="dxa"/>
-            </w:tcMar>
-            <w:vAlign w:val="center"/>
-          </w:tcPr>
-          <w:p>
-            <w:pPr>
-              <w:pStyle w:val="BDOITableHeader"/>
-            </w:pPr>
-            <w:r>
-              <w:rPr>
-                <w:b/>
-                <w:color w:val="FFFFFF"/>
-                <w:sz w:val="17"/>
-              </w:rPr>
-              <w:t>ID</w:t>
-            </w:r>
-          </w:p>
-        </w:tc>
-        <w:tc>
-          <w:tcPr>
-            <w:tcW w:type="dxa" w:w="1290"/>
-            <w:shd w:val="clear" w:color="auto" w:fill="004EA8"/>
-            <w:tcMar>
-              <w:top w:w="50" w:type="dxa"/>
-              <w:bottom w:w="50" w:type="dxa"/>
-              <w:left w:w="90" w:type="dxa"/>
-              <w:right w:w="90" w:type="dxa"/>
-            </w:tcMar>
-            <w:vAlign w:val="center"/>
-          </w:tcPr>
-          <w:p>
-            <w:pPr>
-              <w:pStyle w:val="BDOITableHeader"/>
-            </w:pPr>
-            <w:r>
-              <w:rPr>
-                <w:b/>
-                <w:color w:val="FFFFFF"/>
-                <w:sz w:val="17"/>
-              </w:rPr>
-              <w:t>FR</w:t>
-            </w:r>
-          </w:p>
-        </w:tc>
-        <w:tc>
-          <w:tcPr>
-            <w:tcW w:type="dxa" w:w="4223"/>
-            <w:shd w:val="clear" w:color="auto" w:fill="004EA8"/>
-            <w:tcMar>
-              <w:top w:w="50" w:type="dxa"/>
-              <w:bottom w:w="50" w:type="dxa"/>
-              <w:left w:w="90" w:type="dxa"/>
-              <w:right w:w="90" w:type="dxa"/>
-            </w:tcMar>
-            <w:vAlign w:val="center"/>
-          </w:tcPr>
-          <w:p>
-            <w:pPr>
-              <w:pStyle w:val="BDOITableHeader"/>
-            </w:pPr>
-            <w:r>
-              <w:rPr>
-                <w:b/>
-                <w:color w:val="FFFFFF"/>
-                <w:sz w:val="17"/>
-              </w:rPr>
-              <w:t>Finding</w:t>
-            </w:r>
-          </w:p>
-        </w:tc>
-        <w:tc>
-          <w:tcPr>
-            <w:tcW w:type="dxa" w:w="3402"/>
-            <w:shd w:val="clear" w:color="auto" w:fill="004EA8"/>
-            <w:tcMar>
-              <w:top w:w="50" w:type="dxa"/>
-              <w:bottom w:w="50" w:type="dxa"/>
-              <w:left w:w="90" w:type="dxa"/>
-              <w:right w:w="90" w:type="dxa"/>
-            </w:tcMar>
-            <w:vAlign w:val="center"/>
-          </w:tcPr>
-          <w:p>
-            <w:pPr>
-              <w:pStyle w:val="BDOITableHeader"/>
-            </w:pPr>
-            <w:r>
-              <w:rPr>
-                <w:b/>
-                <w:color w:val="FFFFFF"/>
-                <w:sz w:val="17"/>
-              </w:rPr>
-              <w:t>Proposed resolution</w:t>
-            </w:r>
-          </w:p>
-        </w:tc>
-      </w:tr>
-      <w:tr>
-        <w:trPr>
-          <w:cantSplit w:val="true"/>
-        </w:trPr>
-        <w:tc>
-          <w:tcPr>
-            <w:tcW w:type="dxa" w:w="1056"/>
-            <w:tcMar>
-              <w:top w:w="50" w:type="dxa"/>
-              <w:bottom w:w="50" w:type="dxa"/>
-              <w:left w:w="90" w:type="dxa"/>
-              <w:right w:w="90" w:type="dxa"/>
-            </w:tcMar>
-          </w:tcPr>
-          <w:p>
-            <w:pPr>
-              <w:pStyle w:val="BDOITable"/>
-            </w:pPr>
-            <w:r>
-              <w:rPr>
-                <w:sz w:val="17"/>
-              </w:rPr>
-              <w:t>TF-PM-01</w:t>
-            </w:r>
-          </w:p>
-        </w:tc>
-        <w:tc>
-          <w:tcPr>
-            <w:tcW w:type="dxa" w:w="1290"/>
-            <w:tcMar>
-              <w:top w:w="50" w:type="dxa"/>
-              <w:bottom w:w="50" w:type="dxa"/>
-              <w:left w:w="90" w:type="dxa"/>
-              <w:right w:w="90" w:type="dxa"/>
-            </w:tcMar>
-          </w:tcPr>
-          <w:p>
-            <w:pPr>
-              <w:pStyle w:val="BDOITable"/>
-            </w:pPr>
-            <w:r>
-              <w:rPr>
-                <w:sz w:val="17"/>
-              </w:rPr>
-              <w:t>FR-PM-002</w:t>
-            </w:r>
-          </w:p>
-        </w:tc>
-        <w:tc>
-          <w:tcPr>
-            <w:tcW w:type="dxa" w:w="4223"/>
-            <w:tcMar>
-              <w:top w:w="50" w:type="dxa"/>
-              <w:bottom w:w="50" w:type="dxa"/>
-              <w:left w:w="90" w:type="dxa"/>
-              <w:right w:w="90" w:type="dxa"/>
-            </w:tcMar>
-          </w:tcPr>
-          <w:p>
-            <w:pPr>
-              <w:pStyle w:val="BDOITable"/>
-            </w:pPr>
-            <w:r>
-              <w:rPr>
-                <w:sz w:val="17"/>
-              </w:rPr>
-              <w:t>The FRS gives the no-access text as "You do not have access to this page". The built screen shows "You do not have access to this screen. Contact your administrator if you need it." (frontend/src/auth/RequireAuth.tsx).</w:t>
-            </w:r>
-          </w:p>
-        </w:tc>
-        <w:tc>
-          <w:tcPr>
-            <w:tcW w:type="dxa" w:w="3402"/>
-            <w:tcMar>
-              <w:top w:w="50" w:type="dxa"/>
-              <w:bottom w:w="50" w:type="dxa"/>
-              <w:left w:w="90" w:type="dxa"/>
-              <w:right w:w="90" w:type="dxa"/>
-            </w:tcMar>
-          </w:tcPr>
-          <w:p>
-            <w:pPr>
-              <w:pStyle w:val="BDOITable"/>
-            </w:pPr>
-            <w:r>
-              <w:rPr>
-                <w:sz w:val="17"/>
-              </w:rPr>
-              <w:t>Change the FRS text to the built wording in v1.1; the cases use the built wording.</w:t>
-            </w:r>
-          </w:p>
-        </w:tc>
-      </w:tr>
-      <w:tr>
-        <w:trPr>
-          <w:cantSplit w:val="true"/>
-        </w:trPr>
-        <w:tc>
-          <w:tcPr>
-            <w:tcW w:type="dxa" w:w="1056"/>
-            <w:tcMar>
-              <w:top w:w="50" w:type="dxa"/>
-              <w:bottom w:w="50" w:type="dxa"/>
-              <w:left w:w="90" w:type="dxa"/>
-              <w:right w:w="90" w:type="dxa"/>
-            </w:tcMar>
-            <w:shd w:val="clear" w:color="auto" w:fill="E5F5FF"/>
-          </w:tcPr>
-          <w:p>
-            <w:pPr>
-              <w:pStyle w:val="BDOITable"/>
-            </w:pPr>
-            <w:r>
-              <w:rPr>
-                <w:sz w:val="17"/>
-              </w:rPr>
-              <w:t>TF-PM-02</w:t>
-            </w:r>
-          </w:p>
-        </w:tc>
-        <w:tc>
-          <w:tcPr>
-            <w:tcW w:type="dxa" w:w="1290"/>
-            <w:tcMar>
-              <w:top w:w="50" w:type="dxa"/>
-              <w:bottom w:w="50" w:type="dxa"/>
-              <w:left w:w="90" w:type="dxa"/>
-              <w:right w:w="90" w:type="dxa"/>
-            </w:tcMar>
-            <w:shd w:val="clear" w:color="auto" w:fill="E5F5FF"/>
-          </w:tcPr>
-          <w:p>
-            <w:pPr>
-              <w:pStyle w:val="BDOITable"/>
-            </w:pPr>
-            <w:r>
-              <w:rPr>
-                <w:sz w:val="17"/>
-              </w:rPr>
-              <w:t>FR-PM-034</w:t>
-            </w:r>
-          </w:p>
-        </w:tc>
-        <w:tc>
-          <w:tcPr>
-            <w:tcW w:type="dxa" w:w="4223"/>
-            <w:tcMar>
-              <w:top w:w="50" w:type="dxa"/>
-              <w:bottom w:w="50" w:type="dxa"/>
-              <w:left w:w="90" w:type="dxa"/>
-              <w:right w:w="90" w:type="dxa"/>
-            </w:tcMar>
-            <w:shd w:val="clear" w:color="auto" w:fill="E5F5FF"/>
-          </w:tcPr>
-          <w:p>
-            <w:pPr>
-              <w:pStyle w:val="BDOITable"/>
-            </w:pPr>
-            <w:r>
-              <w:rPr>
-                <w:sz w:val="17"/>
-              </w:rPr>
-              <w:t>The FRS validation "Compile with no response - There are no responses to compare" has no code and no such message in BIBS. The build refuses the compilation before the QS of the round is sent with COMPARATIVE_NO_TERMS ("Send the quotation slip of round n first"); a sent round with only Pending responses compiles a master of Pending rows.</w:t>
-            </w:r>
-          </w:p>
-        </w:tc>
-        <w:tc>
-          <w:tcPr>
-            <w:tcW w:type="dxa" w:w="3402"/>
-            <w:tcMar>
-              <w:top w:w="50" w:type="dxa"/>
-              <w:bottom w:w="50" w:type="dxa"/>
-              <w:left w:w="90" w:type="dxa"/>
-              <w:right w:w="90" w:type="dxa"/>
-            </w:tcMar>
-            <w:shd w:val="clear" w:color="auto" w:fill="E5F5FF"/>
-          </w:tcPr>
-          <w:p>
-            <w:pPr>
-              <w:pStyle w:val="BDOITable"/>
-            </w:pPr>
-            <w:r>
-              <w:rPr>
-                <w:sz w:val="17"/>
-              </w:rPr>
-              <w:t>State in the FRS which case is refused (QS not sent) and whether a master of Pending rows is acceptable; the cases test COMPARATIVE_NO_TERMS.</w:t>
-            </w:r>
-          </w:p>
-        </w:tc>
-      </w:tr>
-      <w:tr>
-        <w:trPr>
-          <w:cantSplit w:val="true"/>
-        </w:trPr>
-        <w:tc>
-          <w:tcPr>
-            <w:tcW w:type="dxa" w:w="1056"/>
-            <w:tcMar>
-              <w:top w:w="50" w:type="dxa"/>
-              <w:bottom w:w="50" w:type="dxa"/>
-              <w:left w:w="90" w:type="dxa"/>
-              <w:right w:w="90" w:type="dxa"/>
-            </w:tcMar>
-          </w:tcPr>
-          <w:p>
-            <w:pPr>
-              <w:pStyle w:val="BDOITable"/>
-            </w:pPr>
-            <w:r>
-              <w:rPr>
-                <w:sz w:val="17"/>
-              </w:rPr>
-              <w:t>TF-PM-03</w:t>
-            </w:r>
-          </w:p>
-        </w:tc>
-        <w:tc>
-          <w:tcPr>
-            <w:tcW w:type="dxa" w:w="1290"/>
-            <w:tcMar>
-              <w:top w:w="50" w:type="dxa"/>
-              <w:bottom w:w="50" w:type="dxa"/>
-              <w:left w:w="90" w:type="dxa"/>
-              <w:right w:w="90" w:type="dxa"/>
-            </w:tcMar>
-          </w:tcPr>
-          <w:p>
-            <w:pPr>
-              <w:pStyle w:val="BDOITable"/>
-            </w:pPr>
-            <w:r>
-              <w:rPr>
-                <w:sz w:val="17"/>
-              </w:rPr>
-              <w:t>FR-PM-035</w:t>
-            </w:r>
-          </w:p>
-        </w:tc>
-        <w:tc>
-          <w:tcPr>
-            <w:tcW w:type="dxa" w:w="4223"/>
-            <w:tcMar>
-              <w:top w:w="50" w:type="dxa"/>
-              <w:bottom w:w="50" w:type="dxa"/>
-              <w:left w:w="90" w:type="dxa"/>
-              <w:right w:w="90" w:type="dxa"/>
-            </w:tcMar>
-          </w:tcPr>
-          <w:p>
-            <w:pPr>
-              <w:pStyle w:val="BDOITable"/>
-            </w:pPr>
-            <w:r>
-              <w:rPr>
-                <w:sz w:val="17"/>
-              </w:rPr>
-              <w:t>The FRS asks for "Select at least one field and one insurer". The build checks the insurer (COMPARATIVE_NO_INSURER) and the title; an empty field selection is not refused with its own message.</w:t>
-            </w:r>
-          </w:p>
-        </w:tc>
-        <w:tc>
-          <w:tcPr>
-            <w:tcW w:type="dxa" w:w="3402"/>
-            <w:tcMar>
-              <w:top w:w="50" w:type="dxa"/>
-              <w:bottom w:w="50" w:type="dxa"/>
-              <w:left w:w="90" w:type="dxa"/>
-              <w:right w:w="90" w:type="dxa"/>
-            </w:tcMar>
-          </w:tcPr>
-          <w:p>
-            <w:pPr>
-              <w:pStyle w:val="BDOITable"/>
-            </w:pPr>
-            <w:r>
-              <w:rPr>
-                <w:sz w:val="17"/>
-              </w:rPr>
-              <w:t>Confirm whether an empty field list is refused; if so add the check and its message to the FRS; until then only the insurer and title checks are tested.</w:t>
-            </w:r>
-          </w:p>
-        </w:tc>
-      </w:tr>
-      <w:tr>
-        <w:trPr>
-          <w:cantSplit w:val="true"/>
-        </w:trPr>
-        <w:tc>
-          <w:tcPr>
-            <w:tcW w:type="dxa" w:w="1056"/>
-            <w:tcMar>
-              <w:top w:w="50" w:type="dxa"/>
-              <w:bottom w:w="50" w:type="dxa"/>
-              <w:left w:w="90" w:type="dxa"/>
-              <w:right w:w="90" w:type="dxa"/>
-            </w:tcMar>
-            <w:shd w:val="clear" w:color="auto" w:fill="E5F5FF"/>
-          </w:tcPr>
-          <w:p>
-            <w:pPr>
-              <w:pStyle w:val="BDOITable"/>
-            </w:pPr>
-            <w:r>
-              <w:rPr>
-                <w:sz w:val="17"/>
-              </w:rPr>
-              <w:t>TF-PM-04</w:t>
-            </w:r>
-          </w:p>
-        </w:tc>
-        <w:tc>
-          <w:tcPr>
-            <w:tcW w:type="dxa" w:w="1290"/>
-            <w:tcMar>
-              <w:top w:w="50" w:type="dxa"/>
-              <w:bottom w:w="50" w:type="dxa"/>
-              <w:left w:w="90" w:type="dxa"/>
-              <w:right w:w="90" w:type="dxa"/>
-            </w:tcMar>
-            <w:shd w:val="clear" w:color="auto" w:fill="E5F5FF"/>
-          </w:tcPr>
-          <w:p>
-            <w:pPr>
-              <w:pStyle w:val="BDOITable"/>
-            </w:pPr>
-            <w:r>
-              <w:rPr>
-                <w:sz w:val="17"/>
-              </w:rPr>
-              <w:t>FR-PM-071</w:t>
-            </w:r>
-          </w:p>
-        </w:tc>
-        <w:tc>
-          <w:tcPr>
-            <w:tcW w:type="dxa" w:w="4223"/>
-            <w:tcMar>
-              <w:top w:w="50" w:type="dxa"/>
-              <w:bottom w:w="50" w:type="dxa"/>
-              <w:left w:w="90" w:type="dxa"/>
-              <w:right w:w="90" w:type="dxa"/>
-            </w:tcMar>
-            <w:shd w:val="clear" w:color="auto" w:fill="E5F5FF"/>
-          </w:tcPr>
-          <w:p>
-            <w:pPr>
-              <w:pStyle w:val="BDOITable"/>
-            </w:pPr>
-            <w:r>
-              <w:rPr>
-                <w:sz w:val="17"/>
-              </w:rPr>
-              <w:t>The message "Enter a whole number of days" in the FRS has no match in the code; the report engine validates parameter types with its own messages (ReportParametersTest).</w:t>
-            </w:r>
-          </w:p>
-        </w:tc>
-        <w:tc>
-          <w:tcPr>
-            <w:tcW w:type="dxa" w:w="3402"/>
-            <w:tcMar>
-              <w:top w:w="50" w:type="dxa"/>
-              <w:bottom w:w="50" w:type="dxa"/>
-              <w:left w:w="90" w:type="dxa"/>
-              <w:right w:w="90" w:type="dxa"/>
-            </w:tcMar>
-            <w:shd w:val="clear" w:color="auto" w:fill="E5F5FF"/>
-          </w:tcPr>
-          <w:p>
-            <w:pPr>
-              <w:pStyle w:val="BDOITable"/>
-            </w:pPr>
-            <w:r>
-              <w:rPr>
-                <w:sz w:val="17"/>
-              </w:rPr>
-              <w:t>Quote the report engine's parameter message in the FRS; TC-PM-071.3-02 records the actual text at first run.</w:t>
-            </w:r>
-          </w:p>
-        </w:tc>
-      </w:tr>
-      <w:tr>
-        <w:trPr>
-          <w:cantSplit w:val="true"/>
-        </w:trPr>
-        <w:tc>
-          <w:tcPr>
-            <w:tcW w:type="dxa" w:w="1056"/>
-            <w:tcMar>
-              <w:top w:w="50" w:type="dxa"/>
-              <w:bottom w:w="50" w:type="dxa"/>
-              <w:left w:w="90" w:type="dxa"/>
-              <w:right w:w="90" w:type="dxa"/>
-            </w:tcMar>
-          </w:tcPr>
-          <w:p>
-            <w:pPr>
-              <w:pStyle w:val="BDOITable"/>
-            </w:pPr>
-            <w:r>
-              <w:rPr>
-                <w:sz w:val="17"/>
-              </w:rPr>
-              <w:t>TF-PM-05</w:t>
-            </w:r>
-          </w:p>
-        </w:tc>
-        <w:tc>
-          <w:tcPr>
-            <w:tcW w:type="dxa" w:w="1290"/>
-            <w:tcMar>
-              <w:top w:w="50" w:type="dxa"/>
-              <w:bottom w:w="50" w:type="dxa"/>
-              <w:left w:w="90" w:type="dxa"/>
-              <w:right w:w="90" w:type="dxa"/>
-            </w:tcMar>
-          </w:tcPr>
-          <w:p>
-            <w:pPr>
-              <w:pStyle w:val="BDOITable"/>
-            </w:pPr>
-            <w:r>
-              <w:rPr>
-                <w:sz w:val="17"/>
-              </w:rPr>
-              <w:t>FR-PM-073</w:t>
-            </w:r>
-          </w:p>
-        </w:tc>
-        <w:tc>
-          <w:tcPr>
-            <w:tcW w:type="dxa" w:w="4223"/>
-            <w:tcMar>
-              <w:top w:w="50" w:type="dxa"/>
-              <w:bottom w:w="50" w:type="dxa"/>
-              <w:left w:w="90" w:type="dxa"/>
-              <w:right w:w="90" w:type="dxa"/>
-            </w:tcMar>
-          </w:tcPr>
-          <w:p>
-            <w:pPr>
-              <w:pStyle w:val="BDOITable"/>
-            </w:pPr>
-            <w:r>
-              <w:rPr>
-                <w:sz w:val="17"/>
-              </w:rPr>
-              <w:t>The FRS gives "The action &lt;action&gt; is not allowed in stage &lt;stage&gt;" without a code. The build returns WORKFLOW_TRANSITION_NOT_ALLOWED with "'&lt;action&gt;' is not allowed while &lt;reference&gt; is in stage &lt;stage name&gt;".</w:t>
-            </w:r>
-          </w:p>
-        </w:tc>
-        <w:tc>
-          <w:tcPr>
-            <w:tcW w:type="dxa" w:w="3402"/>
-            <w:tcMar>
-              <w:top w:w="50" w:type="dxa"/>
-              <w:bottom w:w="50" w:type="dxa"/>
-              <w:left w:w="90" w:type="dxa"/>
-              <w:right w:w="90" w:type="dxa"/>
-            </w:tcMar>
-          </w:tcPr>
-          <w:p>
-            <w:pPr>
-              <w:pStyle w:val="BDOITable"/>
-            </w:pPr>
-            <w:r>
-              <w:rPr>
-                <w:sz w:val="17"/>
-              </w:rPr>
-              <w:t>Add the code and the built wording to the FRS.</w:t>
-            </w:r>
-          </w:p>
-        </w:tc>
-      </w:tr>
-      <w:tr>
-        <w:trPr>
-          <w:cantSplit w:val="true"/>
-        </w:trPr>
-        <w:tc>
-          <w:tcPr>
-            <w:tcW w:type="dxa" w:w="1056"/>
-            <w:tcMar>
-              <w:top w:w="50" w:type="dxa"/>
-              <w:bottom w:w="50" w:type="dxa"/>
-              <w:left w:w="90" w:type="dxa"/>
-              <w:right w:w="90" w:type="dxa"/>
-            </w:tcMar>
-            <w:shd w:val="clear" w:color="auto" w:fill="E5F5FF"/>
-          </w:tcPr>
-          <w:p>
-            <w:pPr>
-              <w:pStyle w:val="BDOITable"/>
-            </w:pPr>
-            <w:r>
-              <w:rPr>
-                <w:sz w:val="17"/>
-              </w:rPr>
-              <w:t>TF-PM-06</w:t>
-            </w:r>
-          </w:p>
-        </w:tc>
-        <w:tc>
-          <w:tcPr>
-            <w:tcW w:type="dxa" w:w="1290"/>
-            <w:tcMar>
-              <w:top w:w="50" w:type="dxa"/>
-              <w:bottom w:w="50" w:type="dxa"/>
-              <w:left w:w="90" w:type="dxa"/>
-              <w:right w:w="90" w:type="dxa"/>
-            </w:tcMar>
-            <w:shd w:val="clear" w:color="auto" w:fill="E5F5FF"/>
-          </w:tcPr>
-          <w:p>
-            <w:pPr>
-              <w:pStyle w:val="BDOITable"/>
-            </w:pPr>
-            <w:r>
-              <w:rPr>
-                <w:sz w:val="17"/>
-              </w:rPr>
-              <w:t>FR-PM-012</w:t>
-            </w:r>
-          </w:p>
-        </w:tc>
-        <w:tc>
-          <w:tcPr>
-            <w:tcW w:type="dxa" w:w="4223"/>
-            <w:tcMar>
-              <w:top w:w="50" w:type="dxa"/>
-              <w:bottom w:w="50" w:type="dxa"/>
-              <w:left w:w="90" w:type="dxa"/>
-              <w:right w:w="90" w:type="dxa"/>
-            </w:tcMar>
-            <w:shd w:val="clear" w:color="auto" w:fill="E5F5FF"/>
-          </w:tcPr>
-          <w:p>
-            <w:pPr>
-              <w:pStyle w:val="BDOITable"/>
-            </w:pPr>
-            <w:r>
-              <w:rPr>
-                <w:sz w:val="17"/>
-              </w:rPr>
-              <w:t>Acceptance criterion 3 ("The field list per line is set up by MBS as each package is set up (content Q02)") depends on BDOI content that is not yet given, so it cannot be tested as written. The unsafe-pattern message "The pattern is not a valid expression" differs from the build ("The risk-code pattern is not a valid regular expression", CODE_PATTERN_INVALID, for line patterns).</w:t>
-            </w:r>
-          </w:p>
-        </w:tc>
-        <w:tc>
-          <w:tcPr>
-            <w:tcW w:type="dxa" w:w="3402"/>
-            <w:tcMar>
-              <w:top w:w="50" w:type="dxa"/>
-              <w:bottom w:w="50" w:type="dxa"/>
-              <w:left w:w="90" w:type="dxa"/>
-              <w:right w:w="90" w:type="dxa"/>
-            </w:tcMar>
-            <w:shd w:val="clear" w:color="auto" w:fill="E5F5FF"/>
-          </w:tcPr>
-          <w:p>
-            <w:pPr>
-              <w:pStyle w:val="BDOITable"/>
-            </w:pPr>
-            <w:r>
-              <w:rPr>
-                <w:sz w:val="17"/>
-              </w:rPr>
-              <w:t>Replace criterion 3 with a testable statement (MBS adds a field rule for a line without IT) and align the pattern message with the build.</w:t>
-            </w:r>
-          </w:p>
-        </w:tc>
-      </w:tr>
-      <w:tr>
-        <w:trPr>
-          <w:cantSplit w:val="true"/>
-        </w:trPr>
-        <w:tc>
-          <w:tcPr>
-            <w:tcW w:type="dxa" w:w="1056"/>
-            <w:tcMar>
-              <w:top w:w="50" w:type="dxa"/>
-              <w:bottom w:w="50" w:type="dxa"/>
-              <w:left w:w="90" w:type="dxa"/>
-              <w:right w:w="90" w:type="dxa"/>
-            </w:tcMar>
-          </w:tcPr>
-          <w:p>
-            <w:pPr>
-              <w:pStyle w:val="BDOITable"/>
-            </w:pPr>
-            <w:r>
-              <w:rPr>
-                <w:sz w:val="17"/>
-              </w:rPr>
-              <w:t>TF-PM-07</w:t>
-            </w:r>
-          </w:p>
-        </w:tc>
-        <w:tc>
-          <w:tcPr>
-            <w:tcW w:type="dxa" w:w="1290"/>
-            <w:tcMar>
-              <w:top w:w="50" w:type="dxa"/>
-              <w:bottom w:w="50" w:type="dxa"/>
-              <w:left w:w="90" w:type="dxa"/>
-              <w:right w:w="90" w:type="dxa"/>
-            </w:tcMar>
-          </w:tcPr>
-          <w:p>
-            <w:pPr>
-              <w:pStyle w:val="BDOITable"/>
-            </w:pPr>
-            <w:r>
-              <w:rPr>
-                <w:sz w:val="17"/>
-              </w:rPr>
-              <w:t>FR-PM-001</w:t>
-            </w:r>
-          </w:p>
-        </w:tc>
-        <w:tc>
-          <w:tcPr>
-            <w:tcW w:type="dxa" w:w="4223"/>
-            <w:tcMar>
-              <w:top w:w="50" w:type="dxa"/>
-              <w:bottom w:w="50" w:type="dxa"/>
-              <w:left w:w="90" w:type="dxa"/>
-              <w:right w:w="90" w:type="dxa"/>
-            </w:tcMar>
-          </w:tcPr>
-          <w:p>
-            <w:pPr>
-              <w:pStyle w:val="BDOITable"/>
-            </w:pPr>
-            <w:r>
-              <w:rPr>
-                <w:sz w:val="17"/>
-              </w:rPr>
-              <w:t>The FRS messages "Invalid user ID or password" and "Your account is locked. Contact the System Administrator" differ from the build ("Invalid user name or password", "Account is locked. Contact your administrator.", code AUTHENTICATION_FAILED). The threshold is given only as "configured"; the build reads LOGIN_MAX_FAILED_ATTEMPTS (3 as delivered). The log-in endpoint also rate-limits (LOGIN_RATE_LIMITED, HTTP 429), which the FRS does not mention.</w:t>
-            </w:r>
-          </w:p>
-        </w:tc>
-        <w:tc>
-          <w:tcPr>
-            <w:tcW w:type="dxa" w:w="3402"/>
-            <w:tcMar>
-              <w:top w:w="50" w:type="dxa"/>
-              <w:bottom w:w="50" w:type="dxa"/>
-              <w:left w:w="90" w:type="dxa"/>
-              <w:right w:w="90" w:type="dxa"/>
-            </w:tcMar>
-          </w:tcPr>
-          <w:p>
-            <w:pPr>
-              <w:pStyle w:val="BDOITable"/>
-            </w:pPr>
-            <w:r>
-              <w:rPr>
-                <w:sz w:val="17"/>
-              </w:rPr>
-              <w:t>Quote the built messages and code, name the parameter and its value, and add the rate limit to FR-PM-001.</w:t>
-            </w:r>
-          </w:p>
-        </w:tc>
-      </w:tr>
-      <w:tr>
-        <w:trPr>
-          <w:cantSplit w:val="true"/>
-        </w:trPr>
-        <w:tc>
-          <w:tcPr>
-            <w:tcW w:type="dxa" w:w="1056"/>
-            <w:tcMar>
-              <w:top w:w="50" w:type="dxa"/>
-              <w:bottom w:w="50" w:type="dxa"/>
-              <w:left w:w="90" w:type="dxa"/>
-              <w:right w:w="90" w:type="dxa"/>
-            </w:tcMar>
-            <w:shd w:val="clear" w:color="auto" w:fill="E5F5FF"/>
-          </w:tcPr>
-          <w:p>
-            <w:pPr>
-              <w:pStyle w:val="BDOITable"/>
-            </w:pPr>
-            <w:r>
-              <w:rPr>
-                <w:sz w:val="17"/>
-              </w:rPr>
-              <w:t>TF-PM-08</w:t>
-            </w:r>
-          </w:p>
-        </w:tc>
-        <w:tc>
-          <w:tcPr>
-            <w:tcW w:type="dxa" w:w="1290"/>
-            <w:tcMar>
-              <w:top w:w="50" w:type="dxa"/>
-              <w:bottom w:w="50" w:type="dxa"/>
-              <w:left w:w="90" w:type="dxa"/>
-              <w:right w:w="90" w:type="dxa"/>
-            </w:tcMar>
-            <w:shd w:val="clear" w:color="auto" w:fill="E5F5FF"/>
-          </w:tcPr>
-          <w:p>
-            <w:pPr>
-              <w:pStyle w:val="BDOITable"/>
-            </w:pPr>
-            <w:r>
-              <w:rPr>
-                <w:sz w:val="17"/>
-              </w:rPr>
-              <w:t>FR-PM-021</w:t>
-            </w:r>
-          </w:p>
-        </w:tc>
-        <w:tc>
-          <w:tcPr>
-            <w:tcW w:type="dxa" w:w="4223"/>
-            <w:tcMar>
-              <w:top w:w="50" w:type="dxa"/>
-              <w:bottom w:w="50" w:type="dxa"/>
-              <w:left w:w="90" w:type="dxa"/>
-              <w:right w:w="90" w:type="dxa"/>
-            </w:tcMar>
-            <w:shd w:val="clear" w:color="auto" w:fill="E5F5FF"/>
-          </w:tcPr>
-          <w:p>
-            <w:pPr>
-              <w:pStyle w:val="BDOITable"/>
-            </w:pPr>
-            <w:r>
-              <w:rPr>
-                <w:sz w:val="17"/>
-              </w:rPr>
-              <w:t>Button labels in the FRS are in title case ("Approve and Send to TSU", "Sign Off and Send to MBS"); the screens use the workflow labels in sentence case ("Approve and send to TSU", "Sign off and send to MBS").</w:t>
-            </w:r>
-          </w:p>
-        </w:tc>
-        <w:tc>
-          <w:tcPr>
-            <w:tcW w:type="dxa" w:w="3402"/>
-            <w:tcMar>
-              <w:top w:w="50" w:type="dxa"/>
-              <w:bottom w:w="50" w:type="dxa"/>
-              <w:left w:w="90" w:type="dxa"/>
-              <w:right w:w="90" w:type="dxa"/>
-            </w:tcMar>
-            <w:shd w:val="clear" w:color="auto" w:fill="E5F5FF"/>
-          </w:tcPr>
-          <w:p>
-            <w:pPr>
-              <w:pStyle w:val="BDOITable"/>
-            </w:pPr>
-            <w:r>
-              <w:rPr>
-                <w:sz w:val="17"/>
-              </w:rPr>
-              <w:t>Use the screen labels in FRS v1.1 so testers and users read the same words.</w:t>
             </w:r>
           </w:p>
         </w:tc>
@@ -32266,12 +28638,12 @@
           <w:bottom w:val="single" w:sz="4" w:space="4" w:color="99C1E7"/>
         </w:pBdr>
       </w:pPr>
-      <w:bookmarkStart w:id="130" w:name="_Toc000130"/>
+      <w:bookmarkStart w:id="128" w:name="_Toc000128"/>
       <w:r>
         <w:rPr/>
-        <w:t>10 Sign-off</w:t>
+        <w:t>9 Sign-off</w:t>
       </w:r>
-      <w:bookmarkEnd w:id="130"/>
+      <w:bookmarkEnd w:id="128"/>
     </w:p>
     <w:p>
       <w:r>

--- a/docs/deliverables/out/Drop-0_Setup_and_Data_Migration/BRD-03_Product_Maintenance/05_BIBS_TestPlan_BRD-03_Product_Maintenance_Summary_v2.0.docx
+++ b/docs/deliverables/out/Drop-0_Setup_and_Data_Migration/BRD-03_Product_Maintenance/05_BIBS_TestPlan_BRD-03_Product_Maintenance_Summary_v2.0.docx
@@ -4106,7 +4106,7 @@
               <w:rPr>
                 <w:sz w:val="18"/>
               </w:rPr>
-              <w:t>Screens, buttons and API calls are open only to the roles that hold the permission; four-eyes rules</w:t>
+              <w:t>Screens, buttons and system functions are open only to the roles that hold the permission; four-eyes rules</w:t>
             </w:r>
           </w:p>
         </w:tc>
@@ -28467,7 +28467,7 @@
               <w:rPr>
                 <w:sz w:val="18"/>
               </w:rPr>
-              <w:t>The test lead moves stage-entry times and end dates in the test database, as the preconditions describe</w:t>
+              <w:t>The test lead moves stage-entry times and end dates in the test environment, as the preconditions describe</w:t>
             </w:r>
           </w:p>
         </w:tc>

--- a/docs/deliverables/out/Drop-0_Setup_and_Data_Migration/BRD-03_Product_Maintenance/05_BIBS_TestPlan_BRD-03_Product_Maintenance_Summary_v2.0.docx
+++ b/docs/deliverables/out/Drop-0_Setup_and_Data_Migration/BRD-03_Product_Maintenance/05_BIBS_TestPlan_BRD-03_Product_Maintenance_Summary_v2.0.docx
@@ -18,7 +18,7 @@
               <a:graphicData uri="http://schemas.openxmlformats.org/drawingml/2006/picture">
                 <pic:pic>
                   <pic:nvPicPr>
-                    <pic:cNvPr id="0" name="bdo-insure.png"/>
+                    <pic:cNvPr id="0" name="client-logo.png"/>
                     <pic:cNvPicPr/>
                   </pic:nvPicPr>
                   <pic:blipFill>
@@ -29618,7 +29618,7 @@
             <a:graphicData uri="http://schemas.openxmlformats.org/drawingml/2006/picture">
               <pic:pic>
                 <pic:nvPicPr>
-                  <pic:cNvPr id="0" name="bdo-insure.png"/>
+                  <pic:cNvPr id="0" name="client-logo.png"/>
                   <pic:cNvPicPr/>
                 </pic:nvPicPr>
                 <pic:blipFill>
